--- a/output/Test_Master_Magazine_Newsletter.docx
+++ b/output/Test_Master_Magazine_Newsletter.docx
@@ -42,21 +42,21 @@
     <w:p>
       <w:pPr>
         <w:pageBreakBefore w:val="0"/>
+        <w:pBdr>
+          <w:top w:val="single" w:sz="36" w:space="6" w:color="1F4E78"/>
+          <w:bottom w:val="single" w:sz="12" w:space="4" w:color="1F4E78"/>
+        </w:pBdr>
         <w:tabs>
           <w:tab w:pos="9029" w:val="right"/>
         </w:tabs>
         <w:spacing w:after="320"/>
-        <w:pBdr>
-          <w:top w:val="single" w:sz="36" w:space="6" w:color="1F4E78"/>
-          <w:bottom w:val="single" w:sz="12" w:space="4" w:color="1F4E78"/>
-        </w:pBdr>
       </w:pPr>
       <w:r>
         <w:rPr>
           <w:b/>
           <w:color w:val="1F4E78"/>
+          <w:spacing w:val="30"/>
           <w:sz w:val="17"/>
-          <w:spacing w:val="30"/>
         </w:rPr>
         <w:t>IT CHRONICLES · RESEARCH &amp; INNOVATION</w:t>
       </w:r>
@@ -70,373 +70,1723 @@
         <w:t>VOL. 1 · ISSUE 1</w:t>
       </w:r>
     </w:p>
+    <w:tbl>
+      <w:tblPr>
+        <w:tblW w:type="auto" w:w="0"/>
+        <w:jc w:val="left"/>
+        <w:tblLayout w:type="fixed"/>
+        <w:tblLook w:firstColumn="1" w:firstRow="1" w:lastColumn="0" w:lastRow="0" w:noHBand="0" w:noVBand="1" w:val="04A0"/>
+      </w:tblPr>
+      <w:tblGrid>
+        <w:gridCol w:w="752"/>
+        <w:gridCol w:w="752"/>
+        <w:gridCol w:w="752"/>
+        <w:gridCol w:w="752"/>
+        <w:gridCol w:w="752"/>
+        <w:gridCol w:w="752"/>
+        <w:gridCol w:w="752"/>
+        <w:gridCol w:w="752"/>
+        <w:gridCol w:w="752"/>
+        <w:gridCol w:w="752"/>
+        <w:gridCol w:w="752"/>
+        <w:gridCol w:w="752"/>
+      </w:tblGrid>
+      <w:tr>
+        <w:trPr>
+          <w:trHeight w:val="420" w:hRule="atLeast"/>
+        </w:trPr>
+        <w:tc>
+          <w:tcPr>
+            <w:tcW w:type="dxa" w:w="9024"/>
+            <w:gridSpan w:val="12"/>
+            <w:tcMar>
+              <w:top w:w="20" w:type="dxa"/>
+              <w:left w:w="60" w:type="dxa"/>
+              <w:bottom w:w="20" w:type="dxa"/>
+              <w:right w:w="60" w:type="dxa"/>
+            </w:tcMar>
+            <w:vAlign w:val="top"/>
+          </w:tcPr>
+          <w:p>
+            <w:pPr>
+              <w:spacing w:after="0"/>
+              <w:jc w:val="left"/>
+            </w:pPr>
+            <w:r>
+              <w:rPr>
+                <w:b/>
+                <w:i w:val="0"/>
+                <w:color w:val="FFFFFF"/>
+                <w:sz w:val="16"/>
+                <w:shd w:val="clear" w:color="auto" w:fill="C65911"/>
+              </w:rPr>
+              <w:t xml:space="preserve">  HTTPS://DOI.ORG/10.1109/TA.2026.001  </w:t>
+            </w:r>
+          </w:p>
+        </w:tc>
+      </w:tr>
+      <w:tr>
+        <w:trPr>
+          <w:trHeight w:val="420" w:hRule="atLeast"/>
+        </w:trPr>
+        <w:tc>
+          <w:tcPr>
+            <w:tcW w:type="dxa" w:w="9024"/>
+            <w:gridSpan w:val="12"/>
+            <w:vMerge w:val="restart"/>
+            <w:tcMar>
+              <w:top w:w="20" w:type="dxa"/>
+              <w:left w:w="60" w:type="dxa"/>
+              <w:bottom w:w="20" w:type="dxa"/>
+              <w:right w:w="60" w:type="dxa"/>
+            </w:tcMar>
+            <w:vAlign w:val="top"/>
+          </w:tcPr>
+          <w:p>
+            <w:pPr>
+              <w:spacing w:line="288" w:lineRule="auto" w:after="0"/>
+              <w:jc w:val="left"/>
+            </w:pPr>
+            <w:r>
+              <w:rPr>
+                <w:b/>
+                <w:i w:val="0"/>
+                <w:color w:val="1F4E78"/>
+                <w:sz w:val="32"/>
+              </w:rPr>
+              <w:t>Advanced Quantum AI for Document Automation</w:t>
+            </w:r>
+          </w:p>
+        </w:tc>
+      </w:tr>
+      <w:tr>
+        <w:trPr>
+          <w:trHeight w:val="420" w:hRule="atLeast"/>
+        </w:trPr>
+        <w:tc>
+          <w:tcPr>
+            <w:tcW w:type="dxa" w:w="9024"/>
+            <w:gridSpan w:val="12"/>
+            <w:vMerge/>
+          </w:tcPr>
+          <w:p/>
+        </w:tc>
+      </w:tr>
+      <w:tr>
+        <w:trPr>
+          <w:trHeight w:val="420" w:hRule="atLeast"/>
+        </w:trPr>
+        <w:tc>
+          <w:tcPr>
+            <w:tcW w:type="dxa" w:w="9024"/>
+            <w:gridSpan w:val="12"/>
+            <w:vMerge/>
+          </w:tcPr>
+          <w:p/>
+        </w:tc>
+      </w:tr>
+      <w:tr>
+        <w:trPr>
+          <w:trHeight w:val="420" w:hRule="atLeast"/>
+        </w:trPr>
+        <w:tc>
+          <w:tcPr>
+            <w:tcW w:type="dxa" w:w="9024"/>
+            <w:gridSpan w:val="12"/>
+            <w:tcMar>
+              <w:top w:w="20" w:type="dxa"/>
+              <w:left w:w="60" w:type="dxa"/>
+              <w:bottom w:w="20" w:type="dxa"/>
+              <w:right w:w="60" w:type="dxa"/>
+            </w:tcMar>
+            <w:vAlign w:val="top"/>
+          </w:tcPr>
+          <w:p>
+            <w:pPr>
+              <w:spacing w:after="0"/>
+              <w:jc w:val="left"/>
+            </w:pPr>
+            <w:r>
+              <w:rPr>
+                <w:b/>
+                <w:i w:val="0"/>
+                <w:color w:val="0F2B48"/>
+                <w:sz w:val="24"/>
+              </w:rPr>
+              <w:t>By Dr. John Smith, Dr. Alice Johnson</w:t>
+            </w:r>
+          </w:p>
+        </w:tc>
+      </w:tr>
+      <w:tr>
+        <w:trPr>
+          <w:trHeight w:val="420" w:hRule="atLeast"/>
+        </w:trPr>
+        <w:tc>
+          <w:tcPr>
+            <w:tcW w:type="dxa" w:w="9024"/>
+            <w:gridSpan w:val="12"/>
+            <w:tcMar>
+              <w:top w:w="20" w:type="dxa"/>
+              <w:left w:w="60" w:type="dxa"/>
+              <w:bottom w:w="20" w:type="dxa"/>
+              <w:right w:w="60" w:type="dxa"/>
+            </w:tcMar>
+            <w:vAlign w:val="top"/>
+          </w:tcPr>
+          <w:p>
+            <w:pPr>
+              <w:spacing w:after="0"/>
+              <w:jc w:val="left"/>
+            </w:pPr>
+            <w:r>
+              <w:rPr>
+                <w:b w:val="0"/>
+                <w:i w:val="0"/>
+                <w:color w:val="64748B"/>
+                <w:sz w:val="20"/>
+              </w:rPr>
+              <w:t>IEEE Transactions on Automation · October 2026</w:t>
+            </w:r>
+          </w:p>
+        </w:tc>
+      </w:tr>
+      <w:tr>
+        <w:trPr>
+          <w:trHeight w:val="420" w:hRule="atLeast"/>
+        </w:trPr>
+        <w:tc>
+          <w:tcPr>
+            <w:tcW w:type="dxa" w:w="9024"/>
+            <w:gridSpan w:val="12"/>
+            <w:vMerge w:val="restart"/>
+            <w:tcMar>
+              <w:top w:w="20" w:type="dxa"/>
+              <w:left w:w="60" w:type="dxa"/>
+              <w:bottom w:w="20" w:type="dxa"/>
+              <w:right w:w="60" w:type="dxa"/>
+            </w:tcMar>
+            <w:vAlign w:val="top"/>
+          </w:tcPr>
+          <w:p>
+            <w:pPr>
+              <w:spacing w:after="0"/>
+            </w:pPr>
+          </w:p>
+        </w:tc>
+      </w:tr>
+      <w:tr>
+        <w:trPr>
+          <w:trHeight w:val="420" w:hRule="atLeast"/>
+        </w:trPr>
+        <w:tc>
+          <w:tcPr>
+            <w:tcW w:type="dxa" w:w="9024"/>
+            <w:gridSpan w:val="12"/>
+            <w:vMerge/>
+          </w:tcPr>
+          <w:p/>
+        </w:tc>
+      </w:tr>
+      <w:tr>
+        <w:trPr>
+          <w:trHeight w:val="420" w:hRule="atLeast"/>
+        </w:trPr>
+        <w:tc>
+          <w:tcPr>
+            <w:tcW w:type="dxa" w:w="9024"/>
+            <w:gridSpan w:val="12"/>
+            <w:vMerge/>
+          </w:tcPr>
+          <w:p/>
+        </w:tc>
+      </w:tr>
+      <w:tr>
+        <w:trPr>
+          <w:trHeight w:val="420" w:hRule="atLeast"/>
+        </w:trPr>
+        <w:tc>
+          <w:tcPr>
+            <w:tcW w:type="dxa" w:w="9024"/>
+            <w:gridSpan w:val="12"/>
+            <w:vMerge/>
+          </w:tcPr>
+          <w:p/>
+        </w:tc>
+      </w:tr>
+      <w:tr>
+        <w:trPr>
+          <w:trHeight w:val="420" w:hRule="atLeast"/>
+        </w:trPr>
+        <w:tc>
+          <w:tcPr>
+            <w:tcW w:type="dxa" w:w="9024"/>
+            <w:gridSpan w:val="12"/>
+            <w:vMerge/>
+          </w:tcPr>
+          <w:p/>
+        </w:tc>
+      </w:tr>
+      <w:tr>
+        <w:trPr>
+          <w:trHeight w:val="420" w:hRule="atLeast"/>
+        </w:trPr>
+        <w:tc>
+          <w:tcPr>
+            <w:tcW w:type="dxa" w:w="9024"/>
+            <w:gridSpan w:val="12"/>
+            <w:vMerge/>
+          </w:tcPr>
+          <w:p/>
+        </w:tc>
+      </w:tr>
+      <w:tr>
+        <w:trPr>
+          <w:trHeight w:val="420" w:hRule="atLeast"/>
+        </w:trPr>
+        <w:tc>
+          <w:tcPr>
+            <w:tcW w:type="dxa" w:w="9024"/>
+            <w:gridSpan w:val="12"/>
+            <w:vMerge/>
+          </w:tcPr>
+          <w:p/>
+        </w:tc>
+      </w:tr>
+      <w:tr>
+        <w:trPr>
+          <w:trHeight w:val="420" w:hRule="atLeast"/>
+        </w:trPr>
+        <w:tc>
+          <w:tcPr>
+            <w:tcW w:type="dxa" w:w="9024"/>
+            <w:gridSpan w:val="12"/>
+            <w:vMerge/>
+          </w:tcPr>
+          <w:p/>
+        </w:tc>
+      </w:tr>
+      <w:tr>
+        <w:trPr>
+          <w:trHeight w:val="420" w:hRule="atLeast"/>
+        </w:trPr>
+        <w:tc>
+          <w:tcPr>
+            <w:tcW w:type="dxa" w:w="9024"/>
+            <w:gridSpan w:val="12"/>
+            <w:vMerge/>
+          </w:tcPr>
+          <w:p/>
+        </w:tc>
+      </w:tr>
+      <w:tr>
+        <w:trPr>
+          <w:trHeight w:val="420" w:hRule="atLeast"/>
+        </w:trPr>
+        <w:tc>
+          <w:tcPr>
+            <w:tcW w:type="dxa" w:w="9024"/>
+            <w:gridSpan w:val="12"/>
+            <w:vMerge/>
+          </w:tcPr>
+          <w:p/>
+        </w:tc>
+      </w:tr>
+      <w:tr>
+        <w:trPr>
+          <w:trHeight w:val="420" w:hRule="atLeast"/>
+        </w:trPr>
+        <w:tc>
+          <w:tcPr>
+            <w:tcW w:type="dxa" w:w="9024"/>
+            <w:gridSpan w:val="12"/>
+            <w:vMerge/>
+          </w:tcPr>
+          <w:p/>
+        </w:tc>
+      </w:tr>
+      <w:tr>
+        <w:trPr>
+          <w:trHeight w:val="420" w:hRule="atLeast"/>
+        </w:trPr>
+        <w:tc>
+          <w:tcPr>
+            <w:tcW w:type="dxa" w:w="9024"/>
+            <w:gridSpan w:val="12"/>
+            <w:vMerge/>
+          </w:tcPr>
+          <w:p/>
+        </w:tc>
+      </w:tr>
+      <w:tr>
+        <w:trPr>
+          <w:trHeight w:val="420" w:hRule="atLeast"/>
+        </w:trPr>
+        <w:tc>
+          <w:tcPr>
+            <w:tcW w:type="dxa" w:w="9024"/>
+            <w:gridSpan w:val="12"/>
+            <w:vMerge/>
+          </w:tcPr>
+          <w:p/>
+        </w:tc>
+      </w:tr>
+      <w:tr>
+        <w:trPr>
+          <w:trHeight w:val="420" w:hRule="atLeast"/>
+        </w:trPr>
+        <w:tc>
+          <w:tcPr>
+            <w:tcW w:type="dxa" w:w="9024"/>
+            <w:gridSpan w:val="12"/>
+            <w:vMerge/>
+          </w:tcPr>
+          <w:p/>
+        </w:tc>
+      </w:tr>
+      <w:tr>
+        <w:trPr>
+          <w:trHeight w:val="420" w:hRule="atLeast"/>
+        </w:trPr>
+        <w:tc>
+          <w:tcPr>
+            <w:tcW w:type="dxa" w:w="9024"/>
+            <w:gridSpan w:val="12"/>
+            <w:vMerge/>
+          </w:tcPr>
+          <w:p/>
+        </w:tc>
+      </w:tr>
+      <w:tr>
+        <w:trPr>
+          <w:trHeight w:val="420" w:hRule="atLeast"/>
+        </w:trPr>
+        <w:tc>
+          <w:tcPr>
+            <w:tcW w:type="dxa" w:w="9024"/>
+            <w:gridSpan w:val="12"/>
+            <w:vMerge/>
+          </w:tcPr>
+          <w:p/>
+        </w:tc>
+      </w:tr>
+      <w:tr>
+        <w:trPr>
+          <w:trHeight w:val="420" w:hRule="atLeast"/>
+        </w:trPr>
+        <w:tc>
+          <w:tcPr>
+            <w:tcW w:type="dxa" w:w="9024"/>
+            <w:gridSpan w:val="12"/>
+            <w:vMerge w:val="restart"/>
+            <w:tcMar>
+              <w:top w:w="20" w:type="dxa"/>
+              <w:left w:w="60" w:type="dxa"/>
+              <w:bottom w:w="20" w:type="dxa"/>
+              <w:right w:w="60" w:type="dxa"/>
+            </w:tcMar>
+            <w:vAlign w:val="top"/>
+          </w:tcPr>
+          <w:p>
+            <w:pPr>
+              <w:spacing w:line="360" w:lineRule="auto" w:after="0"/>
+              <w:jc w:val="left"/>
+            </w:pPr>
+            <w:r>
+              <w:rPr>
+                <w:b w:val="0"/>
+                <w:i w:val="0"/>
+                <w:color w:val="334155"/>
+                <w:sz w:val="22"/>
+              </w:rPr>
+              <w:t>This paper presents a novel quantum architecture for normalizing dynamic newsletter components.</w:t>
+            </w:r>
+          </w:p>
+        </w:tc>
+      </w:tr>
+      <w:tr>
+        <w:trPr>
+          <w:trHeight w:val="420" w:hRule="atLeast"/>
+        </w:trPr>
+        <w:tc>
+          <w:tcPr>
+            <w:tcW w:type="dxa" w:w="9024"/>
+            <w:gridSpan w:val="12"/>
+            <w:vMerge/>
+          </w:tcPr>
+          <w:p/>
+        </w:tc>
+      </w:tr>
+      <w:tr>
+        <w:trPr>
+          <w:trHeight w:val="420" w:hRule="atLeast"/>
+        </w:trPr>
+        <w:tc>
+          <w:tcPr>
+            <w:tcW w:type="dxa" w:w="9024"/>
+            <w:gridSpan w:val="12"/>
+            <w:vMerge/>
+          </w:tcPr>
+          <w:p/>
+        </w:tc>
+      </w:tr>
+      <w:tr>
+        <w:trPr>
+          <w:trHeight w:val="420" w:hRule="atLeast"/>
+        </w:trPr>
+        <w:tc>
+          <w:tcPr>
+            <w:tcW w:type="dxa" w:w="9024"/>
+            <w:gridSpan w:val="12"/>
+            <w:vMerge/>
+          </w:tcPr>
+          <w:p/>
+        </w:tc>
+      </w:tr>
+      <w:tr>
+        <w:trPr>
+          <w:trHeight w:val="420" w:hRule="atLeast"/>
+        </w:trPr>
+        <w:tc>
+          <w:tcPr>
+            <w:tcW w:type="dxa" w:w="9024"/>
+            <w:gridSpan w:val="12"/>
+            <w:vMerge/>
+          </w:tcPr>
+          <w:p/>
+        </w:tc>
+      </w:tr>
+      <w:tr>
+        <w:trPr>
+          <w:trHeight w:val="420" w:hRule="atLeast"/>
+        </w:trPr>
+        <w:tc>
+          <w:tcPr>
+            <w:tcW w:type="dxa" w:w="9024"/>
+            <w:gridSpan w:val="12"/>
+            <w:vMerge/>
+          </w:tcPr>
+          <w:p/>
+        </w:tc>
+      </w:tr>
+      <w:tr>
+        <w:trPr>
+          <w:trHeight w:val="420" w:hRule="atLeast"/>
+        </w:trPr>
+        <w:tc>
+          <w:tcPr>
+            <w:tcW w:type="dxa" w:w="9024"/>
+            <w:gridSpan w:val="12"/>
+            <w:vMerge w:val="restart"/>
+            <w:tcMar>
+              <w:top w:w="20" w:type="dxa"/>
+              <w:left w:w="60" w:type="dxa"/>
+              <w:bottom w:w="20" w:type="dxa"/>
+              <w:right w:w="60" w:type="dxa"/>
+            </w:tcMar>
+            <w:vAlign w:val="top"/>
+          </w:tcPr>
+          <w:p>
+            <w:pPr>
+              <w:spacing w:after="0"/>
+              <w:jc w:val="left"/>
+            </w:pPr>
+            <w:hyperlink r:id="rId9">
+              <w:r>
+                <w:rPr>
+                  <w:b/>
+                  <w:color w:val="FFFFFF"/>
+                  <w:sz w:val="19"/>
+                  <w:shd w:val="clear" w:color="auto" w:fill="1F4E78"/>
+                </w:rPr>
+                <w:t xml:space="preserve">   🏆 View Certificate &amp; Project Demo   </w:t>
+              </w:r>
+            </w:hyperlink>
+          </w:p>
+        </w:tc>
+      </w:tr>
+      <w:tr>
+        <w:trPr>
+          <w:trHeight w:val="420" w:hRule="atLeast"/>
+        </w:trPr>
+        <w:tc>
+          <w:tcPr>
+            <w:tcW w:type="dxa" w:w="9024"/>
+            <w:gridSpan w:val="12"/>
+            <w:vMerge/>
+          </w:tcPr>
+          <w:p/>
+        </w:tc>
+      </w:tr>
+    </w:tbl>
     <w:p>
       <w:pPr>
-        <w:spacing w:after="120"/>
-      </w:pPr>
-      <w:r>
-        <w:rPr>
-          <w:b/>
-          <w:i w:val="0"/>
-          <w:color w:val="FFFFFF"/>
-          <w:sz w:val="16"/>
-          <w:shd w:val="clear" w:color="auto" w:fill="C65911"/>
-        </w:rPr>
-        <w:t xml:space="preserve">  HTTPS://DOI.ORG/10.1109/TA.2026.001  </w:t>
-      </w:r>
-    </w:p>
-    <w:p>
-      <w:pPr>
-        <w:spacing w:after="100" w:line="288" w:lineRule="auto"/>
-        <w:jc w:val="left"/>
-      </w:pPr>
-      <w:r>
-        <w:rPr>
-          <w:b/>
-          <w:i w:val="0"/>
-          <w:color w:val="1F4E78"/>
-          <w:sz w:val="32"/>
-        </w:rPr>
-        <w:t>Advanced Quantum AI for Document Automation</w:t>
-      </w:r>
-    </w:p>
-    <w:p>
-      <w:pPr>
-        <w:spacing w:after="100"/>
-      </w:pPr>
-      <w:r>
-        <w:rPr>
-          <w:b/>
-          <w:i w:val="0"/>
-          <w:color w:val="0F2B48"/>
-          <w:sz w:val="24"/>
-        </w:rPr>
-        <w:t>By Dr. John Smith, Dr. Alice Johnson</w:t>
-      </w:r>
-    </w:p>
-    <w:p>
-      <w:pPr>
-        <w:spacing w:after="120"/>
-      </w:pPr>
-      <w:r>
-        <w:rPr>
-          <w:b w:val="0"/>
-          <w:i w:val="0"/>
-          <w:color w:val="64748B"/>
-          <w:sz w:val="20"/>
-        </w:rPr>
-        <w:t>IEEE Transactions on Automation · October 2026</w:t>
-      </w:r>
-    </w:p>
-    <w:p>
-      <w:pPr>
-        <w:spacing w:after="160" w:line="384" w:lineRule="auto"/>
-        <w:jc w:val="left"/>
-      </w:pPr>
-      <w:r>
-        <w:rPr>
-          <w:b w:val="0"/>
-          <w:i w:val="0"/>
-          <w:color w:val="334155"/>
-          <w:sz w:val="22"/>
-        </w:rPr>
-        <w:t>This paper presents a novel quantum architecture for normalizing dynamic newsletter components.</w:t>
-      </w:r>
-    </w:p>
-    <w:p>
-      <w:pPr>
-        <w:spacing w:after="160"/>
-      </w:pPr>
-      <w:hyperlink r:id="rId9">
-        <w:r>
-          <w:rPr>
-            <w:b/>
-            <w:color w:val="FFFFFF"/>
-            <w:sz w:val="19"/>
-            <w:shd w:val="clear" w:color="auto" w:fill="1F4E78"/>
-          </w:rPr>
-          <w:t xml:space="preserve">   🏆 View Certificate &amp; Project Demo   </w:t>
-        </w:r>
-      </w:hyperlink>
-    </w:p>
-    <w:p>
-      <w:pPr>
-        <w:spacing w:before="200" w:after="200"/>
         <w:pBdr>
           <w:bottom w:val="single" w:sz="6" w:space="1" w:color="D9DEE4"/>
         </w:pBdr>
+        <w:spacing w:before="200" w:after="200"/>
       </w:pPr>
     </w:p>
+    <w:tbl>
+      <w:tblPr>
+        <w:tblW w:type="auto" w:w="0"/>
+        <w:jc w:val="left"/>
+        <w:tblLayout w:type="fixed"/>
+        <w:tblLook w:firstColumn="1" w:firstRow="1" w:lastColumn="0" w:lastRow="0" w:noHBand="0" w:noVBand="1" w:val="04A0"/>
+      </w:tblPr>
+      <w:tblGrid>
+        <w:gridCol w:w="752"/>
+        <w:gridCol w:w="752"/>
+        <w:gridCol w:w="752"/>
+        <w:gridCol w:w="752"/>
+        <w:gridCol w:w="752"/>
+        <w:gridCol w:w="752"/>
+        <w:gridCol w:w="752"/>
+        <w:gridCol w:w="752"/>
+        <w:gridCol w:w="752"/>
+        <w:gridCol w:w="752"/>
+        <w:gridCol w:w="752"/>
+        <w:gridCol w:w="752"/>
+      </w:tblGrid>
+      <w:tr>
+        <w:trPr>
+          <w:trHeight w:val="420" w:hRule="atLeast"/>
+        </w:trPr>
+        <w:tc>
+          <w:tcPr>
+            <w:tcW w:type="dxa" w:w="9024"/>
+            <w:gridSpan w:val="12"/>
+            <w:vMerge w:val="restart"/>
+            <w:tcMar>
+              <w:top w:w="20" w:type="dxa"/>
+              <w:left w:w="60" w:type="dxa"/>
+              <w:bottom w:w="20" w:type="dxa"/>
+              <w:right w:w="60" w:type="dxa"/>
+            </w:tcMar>
+            <w:vAlign w:val="top"/>
+          </w:tcPr>
+          <w:p>
+            <w:pPr>
+              <w:spacing w:line="288" w:lineRule="auto" w:after="0"/>
+              <w:jc w:val="left"/>
+            </w:pPr>
+            <w:r>
+              <w:rPr>
+                <w:b/>
+                <w:i w:val="0"/>
+                <w:color w:val="1F4E78"/>
+                <w:sz w:val="32"/>
+              </w:rPr>
+              <w:t>Test - 1</w:t>
+            </w:r>
+          </w:p>
+        </w:tc>
+      </w:tr>
+      <w:tr>
+        <w:trPr>
+          <w:trHeight w:val="420" w:hRule="atLeast"/>
+        </w:trPr>
+        <w:tc>
+          <w:tcPr>
+            <w:tcW w:type="dxa" w:w="9024"/>
+            <w:gridSpan w:val="12"/>
+            <w:vMerge/>
+          </w:tcPr>
+          <w:p/>
+        </w:tc>
+      </w:tr>
+      <w:tr>
+        <w:trPr>
+          <w:trHeight w:val="420" w:hRule="atLeast"/>
+        </w:trPr>
+        <w:tc>
+          <w:tcPr>
+            <w:tcW w:type="dxa" w:w="9024"/>
+            <w:gridSpan w:val="12"/>
+            <w:vMerge/>
+          </w:tcPr>
+          <w:p/>
+        </w:tc>
+      </w:tr>
+      <w:tr>
+        <w:trPr>
+          <w:trHeight w:val="420" w:hRule="atLeast"/>
+        </w:trPr>
+        <w:tc>
+          <w:tcPr>
+            <w:tcW w:type="dxa" w:w="9024"/>
+            <w:gridSpan w:val="12"/>
+            <w:tcMar>
+              <w:top w:w="20" w:type="dxa"/>
+              <w:left w:w="60" w:type="dxa"/>
+              <w:bottom w:w="20" w:type="dxa"/>
+              <w:right w:w="60" w:type="dxa"/>
+            </w:tcMar>
+            <w:vAlign w:val="top"/>
+          </w:tcPr>
+          <w:p>
+            <w:pPr>
+              <w:spacing w:after="0"/>
+              <w:jc w:val="left"/>
+            </w:pPr>
+            <w:r>
+              <w:rPr>
+                <w:b/>
+                <w:i w:val="0"/>
+                <w:color w:val="0F2B48"/>
+                <w:sz w:val="24"/>
+              </w:rPr>
+              <w:t>By Mahadhevan, Mahadhevan</w:t>
+            </w:r>
+          </w:p>
+        </w:tc>
+      </w:tr>
+      <w:tr>
+        <w:trPr>
+          <w:trHeight w:val="420" w:hRule="atLeast"/>
+        </w:trPr>
+        <w:tc>
+          <w:tcPr>
+            <w:tcW w:type="dxa" w:w="9024"/>
+            <w:gridSpan w:val="12"/>
+            <w:tcMar>
+              <w:top w:w="20" w:type="dxa"/>
+              <w:left w:w="60" w:type="dxa"/>
+              <w:bottom w:w="20" w:type="dxa"/>
+              <w:right w:w="60" w:type="dxa"/>
+            </w:tcMar>
+            <w:vAlign w:val="top"/>
+          </w:tcPr>
+          <w:p>
+            <w:pPr>
+              <w:spacing w:after="0"/>
+              <w:jc w:val="left"/>
+            </w:pPr>
+            <w:r>
+              <w:rPr>
+                <w:b w:val="0"/>
+                <w:i w:val="0"/>
+                <w:color w:val="64748B"/>
+                <w:sz w:val="20"/>
+              </w:rPr>
+              <w:t>Q1 journal · February 2026</w:t>
+            </w:r>
+          </w:p>
+        </w:tc>
+      </w:tr>
+      <w:tr>
+        <w:trPr>
+          <w:trHeight w:val="420" w:hRule="atLeast"/>
+        </w:trPr>
+        <w:tc>
+          <w:tcPr>
+            <w:tcW w:type="dxa" w:w="9024"/>
+            <w:gridSpan w:val="12"/>
+            <w:vMerge w:val="restart"/>
+            <w:tcMar>
+              <w:top w:w="20" w:type="dxa"/>
+              <w:left w:w="60" w:type="dxa"/>
+              <w:bottom w:w="20" w:type="dxa"/>
+              <w:right w:w="60" w:type="dxa"/>
+            </w:tcMar>
+            <w:vAlign w:val="top"/>
+          </w:tcPr>
+          <w:p>
+            <w:pPr>
+              <w:spacing w:line="360" w:lineRule="auto" w:after="0"/>
+              <w:jc w:val="left"/>
+            </w:pPr>
+            <w:r>
+              <w:rPr>
+                <w:b w:val="0"/>
+                <w:i w:val="0"/>
+                <w:color w:val="334155"/>
+                <w:sz w:val="22"/>
+              </w:rPr>
+              <w:t>Nothing</w:t>
+            </w:r>
+          </w:p>
+        </w:tc>
+      </w:tr>
+      <w:tr>
+        <w:trPr>
+          <w:trHeight w:val="420" w:hRule="atLeast"/>
+        </w:trPr>
+        <w:tc>
+          <w:tcPr>
+            <w:tcW w:type="dxa" w:w="9024"/>
+            <w:gridSpan w:val="12"/>
+            <w:vMerge/>
+          </w:tcPr>
+          <w:p/>
+        </w:tc>
+      </w:tr>
+      <w:tr>
+        <w:trPr>
+          <w:trHeight w:val="420" w:hRule="atLeast"/>
+        </w:trPr>
+        <w:tc>
+          <w:tcPr>
+            <w:tcW w:type="dxa" w:w="9024"/>
+            <w:gridSpan w:val="12"/>
+            <w:vMerge/>
+          </w:tcPr>
+          <w:p/>
+        </w:tc>
+      </w:tr>
+      <w:tr>
+        <w:trPr>
+          <w:trHeight w:val="420" w:hRule="atLeast"/>
+        </w:trPr>
+        <w:tc>
+          <w:tcPr>
+            <w:tcW w:type="dxa" w:w="9024"/>
+            <w:gridSpan w:val="12"/>
+            <w:vMerge/>
+          </w:tcPr>
+          <w:p/>
+        </w:tc>
+      </w:tr>
+      <w:tr>
+        <w:trPr>
+          <w:trHeight w:val="420" w:hRule="atLeast"/>
+        </w:trPr>
+        <w:tc>
+          <w:tcPr>
+            <w:tcW w:type="dxa" w:w="9024"/>
+            <w:gridSpan w:val="12"/>
+            <w:vMerge/>
+          </w:tcPr>
+          <w:p/>
+        </w:tc>
+      </w:tr>
+      <w:tr>
+        <w:trPr>
+          <w:trHeight w:val="420" w:hRule="atLeast"/>
+        </w:trPr>
+        <w:tc>
+          <w:tcPr>
+            <w:tcW w:type="dxa" w:w="9024"/>
+            <w:gridSpan w:val="12"/>
+            <w:vMerge/>
+          </w:tcPr>
+          <w:p/>
+        </w:tc>
+      </w:tr>
+    </w:tbl>
     <w:p>
       <w:pPr>
-        <w:spacing w:after="100" w:line="288" w:lineRule="auto"/>
-        <w:jc w:val="left"/>
-      </w:pPr>
-      <w:r>
-        <w:rPr>
-          <w:b/>
-          <w:i w:val="0"/>
-          <w:color w:val="1F4E78"/>
-          <w:sz w:val="32"/>
-        </w:rPr>
-        <w:t>Test - 1</w:t>
-      </w:r>
-    </w:p>
-    <w:p>
-      <w:pPr>
-        <w:spacing w:after="100"/>
-      </w:pPr>
-      <w:r>
-        <w:rPr>
-          <w:b/>
-          <w:i w:val="0"/>
-          <w:color w:val="0F2B48"/>
-          <w:sz w:val="24"/>
-        </w:rPr>
-        <w:t>By Mahadhevan, Mahadhevan</w:t>
-      </w:r>
-    </w:p>
-    <w:p>
-      <w:pPr>
-        <w:spacing w:after="120"/>
-      </w:pPr>
-      <w:r>
-        <w:rPr>
-          <w:b w:val="0"/>
-          <w:i w:val="0"/>
-          <w:color w:val="64748B"/>
-          <w:sz w:val="20"/>
-        </w:rPr>
-        <w:t>Q1 journal · February 2026</w:t>
-      </w:r>
-    </w:p>
-    <w:p>
-      <w:pPr>
-        <w:spacing w:after="160" w:line="384" w:lineRule="auto"/>
-        <w:jc w:val="left"/>
-      </w:pPr>
-      <w:r>
-        <w:rPr>
-          <w:b w:val="0"/>
-          <w:i w:val="0"/>
-          <w:color w:val="334155"/>
-          <w:sz w:val="22"/>
-        </w:rPr>
-        <w:t>Nothing</w:t>
-      </w:r>
-    </w:p>
-    <w:p>
-      <w:pPr>
-        <w:spacing w:before="200" w:after="200"/>
         <w:pBdr>
           <w:bottom w:val="single" w:sz="6" w:space="1" w:color="D9DEE4"/>
         </w:pBdr>
+        <w:spacing w:before="200" w:after="200"/>
       </w:pPr>
     </w:p>
+    <w:tbl>
+      <w:tblPr>
+        <w:tblW w:type="auto" w:w="0"/>
+        <w:jc w:val="left"/>
+        <w:tblLayout w:type="fixed"/>
+        <w:tblLook w:firstColumn="1" w:firstRow="1" w:lastColumn="0" w:lastRow="0" w:noHBand="0" w:noVBand="1" w:val="04A0"/>
+      </w:tblPr>
+      <w:tblGrid>
+        <w:gridCol w:w="752"/>
+        <w:gridCol w:w="752"/>
+        <w:gridCol w:w="752"/>
+        <w:gridCol w:w="752"/>
+        <w:gridCol w:w="752"/>
+        <w:gridCol w:w="752"/>
+        <w:gridCol w:w="752"/>
+        <w:gridCol w:w="752"/>
+        <w:gridCol w:w="752"/>
+        <w:gridCol w:w="752"/>
+        <w:gridCol w:w="752"/>
+        <w:gridCol w:w="752"/>
+      </w:tblGrid>
+      <w:tr>
+        <w:trPr>
+          <w:trHeight w:val="420" w:hRule="atLeast"/>
+        </w:trPr>
+        <w:tc>
+          <w:tcPr>
+            <w:tcW w:type="dxa" w:w="9024"/>
+            <w:gridSpan w:val="12"/>
+            <w:tcMar>
+              <w:top w:w="20" w:type="dxa"/>
+              <w:left w:w="60" w:type="dxa"/>
+              <w:bottom w:w="20" w:type="dxa"/>
+              <w:right w:w="60" w:type="dxa"/>
+            </w:tcMar>
+            <w:vAlign w:val="top"/>
+          </w:tcPr>
+          <w:p>
+            <w:pPr>
+              <w:spacing w:after="0"/>
+              <w:jc w:val="left"/>
+            </w:pPr>
+            <w:r>
+              <w:rPr>
+                <w:b/>
+                <w:i w:val="0"/>
+                <w:color w:val="FFFFFF"/>
+                <w:sz w:val="16"/>
+                <w:shd w:val="clear" w:color="auto" w:fill="C65911"/>
+              </w:rPr>
+              <w:t xml:space="preserve">  HTTPS://DOI.ORG/10.1109/TNNLS.2026.109283  </w:t>
+            </w:r>
+          </w:p>
+        </w:tc>
+      </w:tr>
+      <w:tr>
+        <w:trPr>
+          <w:trHeight w:val="420" w:hRule="atLeast"/>
+        </w:trPr>
+        <w:tc>
+          <w:tcPr>
+            <w:tcW w:type="dxa" w:w="9024"/>
+            <w:gridSpan w:val="12"/>
+            <w:vMerge w:val="restart"/>
+            <w:tcMar>
+              <w:top w:w="20" w:type="dxa"/>
+              <w:left w:w="60" w:type="dxa"/>
+              <w:bottom w:w="20" w:type="dxa"/>
+              <w:right w:w="60" w:type="dxa"/>
+            </w:tcMar>
+            <w:vAlign w:val="top"/>
+          </w:tcPr>
+          <w:p>
+            <w:pPr>
+              <w:spacing w:line="288" w:lineRule="auto" w:after="0"/>
+              <w:jc w:val="left"/>
+            </w:pPr>
+            <w:r>
+              <w:rPr>
+                <w:b/>
+                <w:i w:val="0"/>
+                <w:color w:val="1F4E78"/>
+                <w:sz w:val="32"/>
+              </w:rPr>
+              <w:t>Distributed Deep Learning Models for Natural Language Generation</w:t>
+            </w:r>
+          </w:p>
+        </w:tc>
+      </w:tr>
+      <w:tr>
+        <w:trPr>
+          <w:trHeight w:val="420" w:hRule="atLeast"/>
+        </w:trPr>
+        <w:tc>
+          <w:tcPr>
+            <w:tcW w:type="dxa" w:w="9024"/>
+            <w:gridSpan w:val="12"/>
+            <w:vMerge/>
+          </w:tcPr>
+          <w:p/>
+        </w:tc>
+      </w:tr>
+      <w:tr>
+        <w:trPr>
+          <w:trHeight w:val="420" w:hRule="atLeast"/>
+        </w:trPr>
+        <w:tc>
+          <w:tcPr>
+            <w:tcW w:type="dxa" w:w="9024"/>
+            <w:gridSpan w:val="12"/>
+            <w:vMerge/>
+          </w:tcPr>
+          <w:p/>
+        </w:tc>
+      </w:tr>
+      <w:tr>
+        <w:trPr>
+          <w:trHeight w:val="420" w:hRule="atLeast"/>
+        </w:trPr>
+        <w:tc>
+          <w:tcPr>
+            <w:tcW w:type="dxa" w:w="9024"/>
+            <w:gridSpan w:val="12"/>
+            <w:tcMar>
+              <w:top w:w="20" w:type="dxa"/>
+              <w:left w:w="60" w:type="dxa"/>
+              <w:bottom w:w="20" w:type="dxa"/>
+              <w:right w:w="60" w:type="dxa"/>
+            </w:tcMar>
+            <w:vAlign w:val="top"/>
+          </w:tcPr>
+          <w:p>
+            <w:pPr>
+              <w:spacing w:after="0"/>
+              <w:jc w:val="left"/>
+            </w:pPr>
+            <w:r>
+              <w:rPr>
+                <w:b/>
+                <w:i w:val="0"/>
+                <w:color w:val="0F2B48"/>
+                <w:sz w:val="24"/>
+              </w:rPr>
+              <w:t>By Dr. John Smith, Dr. Sarah Jenkins</w:t>
+            </w:r>
+          </w:p>
+        </w:tc>
+      </w:tr>
+      <w:tr>
+        <w:trPr>
+          <w:trHeight w:val="420" w:hRule="atLeast"/>
+        </w:trPr>
+        <w:tc>
+          <w:tcPr>
+            <w:tcW w:type="dxa" w:w="9024"/>
+            <w:gridSpan w:val="12"/>
+            <w:tcMar>
+              <w:top w:w="20" w:type="dxa"/>
+              <w:left w:w="60" w:type="dxa"/>
+              <w:bottom w:w="20" w:type="dxa"/>
+              <w:right w:w="60" w:type="dxa"/>
+            </w:tcMar>
+            <w:vAlign w:val="top"/>
+          </w:tcPr>
+          <w:p>
+            <w:pPr>
+              <w:spacing w:after="0"/>
+              <w:jc w:val="left"/>
+            </w:pPr>
+            <w:r>
+              <w:rPr>
+                <w:b w:val="0"/>
+                <w:i w:val="0"/>
+                <w:color w:val="64748B"/>
+                <w:sz w:val="20"/>
+              </w:rPr>
+              <w:t>IEEE Transactions on Neural Networks · September 2026</w:t>
+            </w:r>
+          </w:p>
+        </w:tc>
+      </w:tr>
+      <w:tr>
+        <w:trPr>
+          <w:trHeight w:val="420" w:hRule="atLeast"/>
+        </w:trPr>
+        <w:tc>
+          <w:tcPr>
+            <w:tcW w:type="dxa" w:w="9024"/>
+            <w:gridSpan w:val="12"/>
+            <w:vMerge w:val="restart"/>
+            <w:tcMar>
+              <w:top w:w="20" w:type="dxa"/>
+              <w:left w:w="60" w:type="dxa"/>
+              <w:bottom w:w="20" w:type="dxa"/>
+              <w:right w:w="60" w:type="dxa"/>
+            </w:tcMar>
+            <w:vAlign w:val="top"/>
+          </w:tcPr>
+          <w:p>
+            <w:pPr>
+              <w:spacing w:after="0"/>
+            </w:pPr>
+          </w:p>
+        </w:tc>
+      </w:tr>
+      <w:tr>
+        <w:trPr>
+          <w:trHeight w:val="420" w:hRule="atLeast"/>
+        </w:trPr>
+        <w:tc>
+          <w:tcPr>
+            <w:tcW w:type="dxa" w:w="9024"/>
+            <w:gridSpan w:val="12"/>
+            <w:vMerge/>
+          </w:tcPr>
+          <w:p/>
+        </w:tc>
+      </w:tr>
+      <w:tr>
+        <w:trPr>
+          <w:trHeight w:val="420" w:hRule="atLeast"/>
+        </w:trPr>
+        <w:tc>
+          <w:tcPr>
+            <w:tcW w:type="dxa" w:w="9024"/>
+            <w:gridSpan w:val="12"/>
+            <w:vMerge/>
+          </w:tcPr>
+          <w:p/>
+        </w:tc>
+      </w:tr>
+      <w:tr>
+        <w:trPr>
+          <w:trHeight w:val="420" w:hRule="atLeast"/>
+        </w:trPr>
+        <w:tc>
+          <w:tcPr>
+            <w:tcW w:type="dxa" w:w="9024"/>
+            <w:gridSpan w:val="12"/>
+            <w:vMerge/>
+          </w:tcPr>
+          <w:p/>
+        </w:tc>
+      </w:tr>
+      <w:tr>
+        <w:trPr>
+          <w:trHeight w:val="420" w:hRule="atLeast"/>
+        </w:trPr>
+        <w:tc>
+          <w:tcPr>
+            <w:tcW w:type="dxa" w:w="9024"/>
+            <w:gridSpan w:val="12"/>
+            <w:vMerge/>
+          </w:tcPr>
+          <w:p/>
+        </w:tc>
+      </w:tr>
+      <w:tr>
+        <w:trPr>
+          <w:trHeight w:val="420" w:hRule="atLeast"/>
+        </w:trPr>
+        <w:tc>
+          <w:tcPr>
+            <w:tcW w:type="dxa" w:w="9024"/>
+            <w:gridSpan w:val="12"/>
+            <w:vMerge/>
+          </w:tcPr>
+          <w:p/>
+        </w:tc>
+      </w:tr>
+      <w:tr>
+        <w:trPr>
+          <w:trHeight w:val="420" w:hRule="atLeast"/>
+        </w:trPr>
+        <w:tc>
+          <w:tcPr>
+            <w:tcW w:type="dxa" w:w="9024"/>
+            <w:gridSpan w:val="12"/>
+            <w:vMerge/>
+          </w:tcPr>
+          <w:p/>
+        </w:tc>
+      </w:tr>
+      <w:tr>
+        <w:trPr>
+          <w:trHeight w:val="420" w:hRule="atLeast"/>
+        </w:trPr>
+        <w:tc>
+          <w:tcPr>
+            <w:tcW w:type="dxa" w:w="9024"/>
+            <w:gridSpan w:val="12"/>
+            <w:vMerge/>
+          </w:tcPr>
+          <w:p/>
+        </w:tc>
+      </w:tr>
+      <w:tr>
+        <w:trPr>
+          <w:trHeight w:val="420" w:hRule="atLeast"/>
+        </w:trPr>
+        <w:tc>
+          <w:tcPr>
+            <w:tcW w:type="dxa" w:w="9024"/>
+            <w:gridSpan w:val="12"/>
+            <w:vMerge/>
+          </w:tcPr>
+          <w:p/>
+        </w:tc>
+      </w:tr>
+      <w:tr>
+        <w:trPr>
+          <w:trHeight w:val="420" w:hRule="atLeast"/>
+        </w:trPr>
+        <w:tc>
+          <w:tcPr>
+            <w:tcW w:type="dxa" w:w="9024"/>
+            <w:gridSpan w:val="12"/>
+            <w:vMerge/>
+          </w:tcPr>
+          <w:p/>
+        </w:tc>
+      </w:tr>
+      <w:tr>
+        <w:trPr>
+          <w:trHeight w:val="420" w:hRule="atLeast"/>
+        </w:trPr>
+        <w:tc>
+          <w:tcPr>
+            <w:tcW w:type="dxa" w:w="9024"/>
+            <w:gridSpan w:val="12"/>
+            <w:vMerge/>
+          </w:tcPr>
+          <w:p/>
+        </w:tc>
+      </w:tr>
+      <w:tr>
+        <w:trPr>
+          <w:trHeight w:val="420" w:hRule="atLeast"/>
+        </w:trPr>
+        <w:tc>
+          <w:tcPr>
+            <w:tcW w:type="dxa" w:w="9024"/>
+            <w:gridSpan w:val="12"/>
+            <w:vMerge/>
+          </w:tcPr>
+          <w:p/>
+        </w:tc>
+      </w:tr>
+      <w:tr>
+        <w:trPr>
+          <w:trHeight w:val="420" w:hRule="atLeast"/>
+        </w:trPr>
+        <w:tc>
+          <w:tcPr>
+            <w:tcW w:type="dxa" w:w="9024"/>
+            <w:gridSpan w:val="12"/>
+            <w:vMerge/>
+          </w:tcPr>
+          <w:p/>
+        </w:tc>
+      </w:tr>
+      <w:tr>
+        <w:trPr>
+          <w:trHeight w:val="420" w:hRule="atLeast"/>
+        </w:trPr>
+        <w:tc>
+          <w:tcPr>
+            <w:tcW w:type="dxa" w:w="9024"/>
+            <w:gridSpan w:val="12"/>
+            <w:vMerge/>
+          </w:tcPr>
+          <w:p/>
+        </w:tc>
+      </w:tr>
+      <w:tr>
+        <w:trPr>
+          <w:trHeight w:val="420" w:hRule="atLeast"/>
+        </w:trPr>
+        <w:tc>
+          <w:tcPr>
+            <w:tcW w:type="dxa" w:w="9024"/>
+            <w:gridSpan w:val="12"/>
+            <w:vMerge/>
+          </w:tcPr>
+          <w:p/>
+        </w:tc>
+      </w:tr>
+      <w:tr>
+        <w:trPr>
+          <w:trHeight w:val="420" w:hRule="atLeast"/>
+        </w:trPr>
+        <w:tc>
+          <w:tcPr>
+            <w:tcW w:type="dxa" w:w="9024"/>
+            <w:gridSpan w:val="12"/>
+            <w:vMerge/>
+          </w:tcPr>
+          <w:p/>
+        </w:tc>
+      </w:tr>
+      <w:tr>
+        <w:trPr>
+          <w:trHeight w:val="420" w:hRule="atLeast"/>
+        </w:trPr>
+        <w:tc>
+          <w:tcPr>
+            <w:tcW w:type="dxa" w:w="9024"/>
+            <w:gridSpan w:val="12"/>
+            <w:vMerge w:val="restart"/>
+            <w:tcMar>
+              <w:top w:w="20" w:type="dxa"/>
+              <w:left w:w="60" w:type="dxa"/>
+              <w:bottom w:w="20" w:type="dxa"/>
+              <w:right w:w="60" w:type="dxa"/>
+            </w:tcMar>
+            <w:vAlign w:val="top"/>
+          </w:tcPr>
+          <w:p>
+            <w:pPr>
+              <w:spacing w:line="360" w:lineRule="auto" w:after="0"/>
+              <w:jc w:val="left"/>
+            </w:pPr>
+            <w:r>
+              <w:rPr>
+                <w:b w:val="0"/>
+                <w:i w:val="0"/>
+                <w:color w:val="334155"/>
+                <w:sz w:val="22"/>
+              </w:rPr>
+              <w:t>Presents a novel gradient compression algorithm for multi-node deep learning clusters reducing inter-node communication latency by 45%.</w:t>
+            </w:r>
+          </w:p>
+        </w:tc>
+      </w:tr>
+      <w:tr>
+        <w:trPr>
+          <w:trHeight w:val="420" w:hRule="atLeast"/>
+        </w:trPr>
+        <w:tc>
+          <w:tcPr>
+            <w:tcW w:type="dxa" w:w="9024"/>
+            <w:gridSpan w:val="12"/>
+            <w:vMerge/>
+          </w:tcPr>
+          <w:p/>
+        </w:tc>
+      </w:tr>
+      <w:tr>
+        <w:trPr>
+          <w:trHeight w:val="420" w:hRule="atLeast"/>
+        </w:trPr>
+        <w:tc>
+          <w:tcPr>
+            <w:tcW w:type="dxa" w:w="9024"/>
+            <w:gridSpan w:val="12"/>
+            <w:vMerge/>
+          </w:tcPr>
+          <w:p/>
+        </w:tc>
+      </w:tr>
+      <w:tr>
+        <w:trPr>
+          <w:trHeight w:val="420" w:hRule="atLeast"/>
+        </w:trPr>
+        <w:tc>
+          <w:tcPr>
+            <w:tcW w:type="dxa" w:w="9024"/>
+            <w:gridSpan w:val="12"/>
+            <w:vMerge/>
+          </w:tcPr>
+          <w:p/>
+        </w:tc>
+      </w:tr>
+      <w:tr>
+        <w:trPr>
+          <w:trHeight w:val="420" w:hRule="atLeast"/>
+        </w:trPr>
+        <w:tc>
+          <w:tcPr>
+            <w:tcW w:type="dxa" w:w="9024"/>
+            <w:gridSpan w:val="12"/>
+            <w:vMerge/>
+          </w:tcPr>
+          <w:p/>
+        </w:tc>
+      </w:tr>
+      <w:tr>
+        <w:trPr>
+          <w:trHeight w:val="420" w:hRule="atLeast"/>
+        </w:trPr>
+        <w:tc>
+          <w:tcPr>
+            <w:tcW w:type="dxa" w:w="9024"/>
+            <w:gridSpan w:val="12"/>
+            <w:vMerge/>
+          </w:tcPr>
+          <w:p/>
+        </w:tc>
+      </w:tr>
+      <w:tr>
+        <w:trPr>
+          <w:trHeight w:val="420" w:hRule="atLeast"/>
+        </w:trPr>
+        <w:tc>
+          <w:tcPr>
+            <w:tcW w:type="dxa" w:w="9024"/>
+            <w:gridSpan w:val="12"/>
+            <w:vMerge w:val="restart"/>
+            <w:tcMar>
+              <w:top w:w="20" w:type="dxa"/>
+              <w:left w:w="60" w:type="dxa"/>
+              <w:bottom w:w="20" w:type="dxa"/>
+              <w:right w:w="60" w:type="dxa"/>
+            </w:tcMar>
+            <w:vAlign w:val="top"/>
+          </w:tcPr>
+          <w:p>
+            <w:pPr>
+              <w:spacing w:after="0"/>
+              <w:jc w:val="left"/>
+            </w:pPr>
+            <w:hyperlink r:id="rId10">
+              <w:r>
+                <w:rPr>
+                  <w:b/>
+                  <w:color w:val="FFFFFF"/>
+                  <w:sz w:val="19"/>
+                  <w:shd w:val="clear" w:color="auto" w:fill="1F4E78"/>
+                </w:rPr>
+                <w:t xml:space="preserve">   🏆 View Certificate &amp; Project Demo   </w:t>
+              </w:r>
+            </w:hyperlink>
+          </w:p>
+        </w:tc>
+      </w:tr>
+      <w:tr>
+        <w:trPr>
+          <w:trHeight w:val="420" w:hRule="atLeast"/>
+        </w:trPr>
+        <w:tc>
+          <w:tcPr>
+            <w:tcW w:type="dxa" w:w="9024"/>
+            <w:gridSpan w:val="12"/>
+            <w:vMerge/>
+          </w:tcPr>
+          <w:p/>
+        </w:tc>
+      </w:tr>
+    </w:tbl>
     <w:p>
       <w:pPr>
-        <w:spacing w:after="120"/>
-      </w:pPr>
-      <w:r>
-        <w:rPr>
-          <w:b/>
-          <w:i w:val="0"/>
-          <w:color w:val="FFFFFF"/>
-          <w:sz w:val="16"/>
-          <w:shd w:val="clear" w:color="auto" w:fill="C65911"/>
-        </w:rPr>
-        <w:t xml:space="preserve">  HTTPS://DOI.ORG/10.1109/TNNLS.2026.109283  </w:t>
-      </w:r>
-    </w:p>
-    <w:p>
-      <w:pPr>
-        <w:spacing w:after="100" w:line="288" w:lineRule="auto"/>
-        <w:jc w:val="left"/>
-      </w:pPr>
-      <w:r>
-        <w:rPr>
-          <w:b/>
-          <w:i w:val="0"/>
-          <w:color w:val="1F4E78"/>
-          <w:sz w:val="32"/>
-        </w:rPr>
-        <w:t>Distributed Deep Learning Models for Natural Language Generation</w:t>
-      </w:r>
-    </w:p>
-    <w:p>
-      <w:pPr>
-        <w:spacing w:after="100"/>
-      </w:pPr>
-      <w:r>
-        <w:rPr>
-          <w:b/>
-          <w:i w:val="0"/>
-          <w:color w:val="0F2B48"/>
-          <w:sz w:val="24"/>
-        </w:rPr>
-        <w:t>By Dr. John Smith, Dr. Sarah Jenkins</w:t>
-      </w:r>
-    </w:p>
-    <w:p>
-      <w:pPr>
-        <w:spacing w:after="120"/>
-      </w:pPr>
-      <w:r>
-        <w:rPr>
-          <w:b w:val="0"/>
-          <w:i w:val="0"/>
-          <w:color w:val="64748B"/>
-          <w:sz w:val="20"/>
-        </w:rPr>
-        <w:t>IEEE Transactions on Neural Networks · September 2026</w:t>
-      </w:r>
-    </w:p>
-    <w:p>
-      <w:pPr>
-        <w:spacing w:after="160" w:line="384" w:lineRule="auto"/>
-        <w:jc w:val="left"/>
-      </w:pPr>
-      <w:r>
-        <w:rPr>
-          <w:b w:val="0"/>
-          <w:i w:val="0"/>
-          <w:color w:val="334155"/>
-          <w:sz w:val="22"/>
-        </w:rPr>
-        <w:t>Presents a novel gradient compression algorithm for multi-node deep learning clusters reducing inter-node communication latency by 45%.</w:t>
-      </w:r>
-    </w:p>
-    <w:p>
-      <w:pPr>
-        <w:spacing w:after="160"/>
-      </w:pPr>
-      <w:hyperlink r:id="rId10">
-        <w:r>
-          <w:rPr>
-            <w:b/>
-            <w:color w:val="FFFFFF"/>
-            <w:sz w:val="19"/>
-            <w:shd w:val="clear" w:color="auto" w:fill="1F4E78"/>
-          </w:rPr>
-          <w:t xml:space="preserve">   🏆 View Certificate &amp; Project Demo   </w:t>
-        </w:r>
-      </w:hyperlink>
-    </w:p>
-    <w:p>
-      <w:pPr>
-        <w:spacing w:before="200" w:after="200"/>
         <w:pBdr>
           <w:bottom w:val="single" w:sz="6" w:space="1" w:color="D9DEE4"/>
         </w:pBdr>
+        <w:spacing w:before="200" w:after="200"/>
       </w:pPr>
     </w:p>
-    <w:p>
-      <w:pPr>
-        <w:spacing w:after="120"/>
-      </w:pPr>
-      <w:r>
-        <w:rPr>
-          <w:b/>
-          <w:i w:val="0"/>
-          <w:color w:val="FFFFFF"/>
-          <w:sz w:val="16"/>
-          <w:shd w:val="clear" w:color="auto" w:fill="C65911"/>
-        </w:rPr>
-        <w:t xml:space="preserve">  GRANT AMOUNT: $75,000  </w:t>
-      </w:r>
-    </w:p>
-    <w:p>
-      <w:pPr>
-        <w:spacing w:after="100" w:line="288" w:lineRule="auto"/>
+    <w:tbl>
+      <w:tblPr>
+        <w:tblW w:type="auto" w:w="0"/>
         <w:jc w:val="left"/>
-      </w:pPr>
-      <w:r>
-        <w:rPr>
-          <w:b/>
-          <w:i w:val="0"/>
-          <w:color w:val="1F4E78"/>
-          <w:sz w:val="32"/>
-        </w:rPr>
-        <w:t>AI-Powered Smart Grid Monitoring &amp; Anomaly Detection System</w:t>
-      </w:r>
-    </w:p>
-    <w:p>
-      <w:pPr>
-        <w:spacing w:after="100"/>
-      </w:pPr>
-      <w:r>
-        <w:rPr>
-          <w:b/>
-          <w:i w:val="0"/>
-          <w:color w:val="0F2B48"/>
-          <w:sz w:val="24"/>
-        </w:rPr>
-        <w:t>By Dr. S. Kulkarni (PI), Prof. R. Varma (Co-PI)</w:t>
-      </w:r>
-    </w:p>
-    <w:p>
-      <w:pPr>
-        <w:spacing w:after="120"/>
-      </w:pPr>
-      <w:r>
-        <w:rPr>
-          <w:b w:val="0"/>
-          <w:i w:val="0"/>
-          <w:color w:val="64748B"/>
-          <w:sz w:val="20"/>
-        </w:rPr>
-        <w:t>Department of Science &amp; Technology (DST) · October 2026</w:t>
-      </w:r>
-    </w:p>
-    <w:p>
-      <w:pPr>
-        <w:spacing w:after="160" w:line="384" w:lineRule="auto"/>
-        <w:jc w:val="left"/>
-      </w:pPr>
-      <w:r>
-        <w:rPr>
-          <w:b w:val="0"/>
-          <w:i w:val="0"/>
-          <w:color w:val="334155"/>
-          <w:sz w:val="22"/>
-        </w:rPr>
-        <w:t>Sanctioned 3-year research project focused on deploying IoT sensors and edge computing models to detect electrical network grid faults in real time.</w:t>
-      </w:r>
-    </w:p>
-    <w:p>
-      <w:pPr>
-        <w:spacing w:after="160"/>
-      </w:pPr>
-      <w:hyperlink r:id="rId11">
-        <w:r>
-          <w:rPr>
-            <w:b/>
-            <w:color w:val="FFFFFF"/>
-            <w:sz w:val="19"/>
-            <w:shd w:val="clear" w:color="auto" w:fill="1F4E78"/>
-          </w:rPr>
-          <w:t xml:space="preserve">   🏆 View Certificate &amp; Project Demo   </w:t>
-        </w:r>
-      </w:hyperlink>
-    </w:p>
+        <w:tblLayout w:type="fixed"/>
+        <w:tblLook w:firstColumn="1" w:firstRow="1" w:lastColumn="0" w:lastRow="0" w:noHBand="0" w:noVBand="1" w:val="04A0"/>
+      </w:tblPr>
+      <w:tblGrid>
+        <w:gridCol w:w="752"/>
+        <w:gridCol w:w="752"/>
+        <w:gridCol w:w="752"/>
+        <w:gridCol w:w="752"/>
+        <w:gridCol w:w="752"/>
+        <w:gridCol w:w="752"/>
+        <w:gridCol w:w="752"/>
+        <w:gridCol w:w="752"/>
+        <w:gridCol w:w="752"/>
+        <w:gridCol w:w="752"/>
+        <w:gridCol w:w="752"/>
+        <w:gridCol w:w="752"/>
+      </w:tblGrid>
+      <w:tr>
+        <w:trPr>
+          <w:trHeight w:val="420" w:hRule="atLeast"/>
+        </w:trPr>
+        <w:tc>
+          <w:tcPr>
+            <w:tcW w:type="dxa" w:w="9024"/>
+            <w:gridSpan w:val="12"/>
+            <w:tcMar>
+              <w:top w:w="20" w:type="dxa"/>
+              <w:left w:w="60" w:type="dxa"/>
+              <w:bottom w:w="20" w:type="dxa"/>
+              <w:right w:w="60" w:type="dxa"/>
+            </w:tcMar>
+            <w:vAlign w:val="top"/>
+          </w:tcPr>
+          <w:p>
+            <w:pPr>
+              <w:spacing w:after="0"/>
+              <w:jc w:val="left"/>
+            </w:pPr>
+            <w:r>
+              <w:rPr>
+                <w:b/>
+                <w:i w:val="0"/>
+                <w:color w:val="FFFFFF"/>
+                <w:sz w:val="16"/>
+                <w:shd w:val="clear" w:color="auto" w:fill="C65911"/>
+              </w:rPr>
+              <w:t xml:space="preserve">  GRANT AMOUNT: $75,000  </w:t>
+            </w:r>
+          </w:p>
+        </w:tc>
+      </w:tr>
+      <w:tr>
+        <w:trPr>
+          <w:trHeight w:val="420" w:hRule="atLeast"/>
+        </w:trPr>
+        <w:tc>
+          <w:tcPr>
+            <w:tcW w:type="dxa" w:w="9024"/>
+            <w:gridSpan w:val="12"/>
+            <w:vMerge w:val="restart"/>
+            <w:tcMar>
+              <w:top w:w="20" w:type="dxa"/>
+              <w:left w:w="60" w:type="dxa"/>
+              <w:bottom w:w="20" w:type="dxa"/>
+              <w:right w:w="60" w:type="dxa"/>
+            </w:tcMar>
+            <w:vAlign w:val="top"/>
+          </w:tcPr>
+          <w:p>
+            <w:pPr>
+              <w:spacing w:line="288" w:lineRule="auto" w:after="0"/>
+              <w:jc w:val="left"/>
+            </w:pPr>
+            <w:r>
+              <w:rPr>
+                <w:b/>
+                <w:i w:val="0"/>
+                <w:color w:val="1F4E78"/>
+                <w:sz w:val="32"/>
+              </w:rPr>
+              <w:t>AI-Powered Smart Grid Monitoring &amp; Anomaly Detection System</w:t>
+            </w:r>
+          </w:p>
+        </w:tc>
+      </w:tr>
+      <w:tr>
+        <w:trPr>
+          <w:trHeight w:val="420" w:hRule="atLeast"/>
+        </w:trPr>
+        <w:tc>
+          <w:tcPr>
+            <w:tcW w:type="dxa" w:w="9024"/>
+            <w:gridSpan w:val="12"/>
+            <w:vMerge/>
+          </w:tcPr>
+          <w:p/>
+        </w:tc>
+      </w:tr>
+      <w:tr>
+        <w:trPr>
+          <w:trHeight w:val="420" w:hRule="atLeast"/>
+        </w:trPr>
+        <w:tc>
+          <w:tcPr>
+            <w:tcW w:type="dxa" w:w="9024"/>
+            <w:gridSpan w:val="12"/>
+            <w:vMerge/>
+          </w:tcPr>
+          <w:p/>
+        </w:tc>
+      </w:tr>
+      <w:tr>
+        <w:trPr>
+          <w:trHeight w:val="420" w:hRule="atLeast"/>
+        </w:trPr>
+        <w:tc>
+          <w:tcPr>
+            <w:tcW w:type="dxa" w:w="9024"/>
+            <w:gridSpan w:val="12"/>
+            <w:tcMar>
+              <w:top w:w="20" w:type="dxa"/>
+              <w:left w:w="60" w:type="dxa"/>
+              <w:bottom w:w="20" w:type="dxa"/>
+              <w:right w:w="60" w:type="dxa"/>
+            </w:tcMar>
+            <w:vAlign w:val="top"/>
+          </w:tcPr>
+          <w:p>
+            <w:pPr>
+              <w:spacing w:after="0"/>
+              <w:jc w:val="left"/>
+            </w:pPr>
+            <w:r>
+              <w:rPr>
+                <w:b/>
+                <w:i w:val="0"/>
+                <w:color w:val="0F2B48"/>
+                <w:sz w:val="24"/>
+              </w:rPr>
+              <w:t>By Dr. S. Kulkarni (PI), Prof. R. Varma (Co-PI)</w:t>
+            </w:r>
+          </w:p>
+        </w:tc>
+      </w:tr>
+      <w:tr>
+        <w:trPr>
+          <w:trHeight w:val="420" w:hRule="atLeast"/>
+        </w:trPr>
+        <w:tc>
+          <w:tcPr>
+            <w:tcW w:type="dxa" w:w="9024"/>
+            <w:gridSpan w:val="12"/>
+            <w:tcMar>
+              <w:top w:w="20" w:type="dxa"/>
+              <w:left w:w="60" w:type="dxa"/>
+              <w:bottom w:w="20" w:type="dxa"/>
+              <w:right w:w="60" w:type="dxa"/>
+            </w:tcMar>
+            <w:vAlign w:val="top"/>
+          </w:tcPr>
+          <w:p>
+            <w:pPr>
+              <w:spacing w:after="0"/>
+              <w:jc w:val="left"/>
+            </w:pPr>
+            <w:r>
+              <w:rPr>
+                <w:b w:val="0"/>
+                <w:i w:val="0"/>
+                <w:color w:val="64748B"/>
+                <w:sz w:val="20"/>
+              </w:rPr>
+              <w:t>Department of Science &amp; Technology (DST) · October 2026</w:t>
+            </w:r>
+          </w:p>
+        </w:tc>
+      </w:tr>
+      <w:tr>
+        <w:trPr>
+          <w:trHeight w:val="420" w:hRule="atLeast"/>
+        </w:trPr>
+        <w:tc>
+          <w:tcPr>
+            <w:tcW w:type="dxa" w:w="9024"/>
+            <w:gridSpan w:val="12"/>
+            <w:vMerge w:val="restart"/>
+            <w:tcMar>
+              <w:top w:w="20" w:type="dxa"/>
+              <w:left w:w="60" w:type="dxa"/>
+              <w:bottom w:w="20" w:type="dxa"/>
+              <w:right w:w="60" w:type="dxa"/>
+            </w:tcMar>
+            <w:vAlign w:val="top"/>
+          </w:tcPr>
+          <w:p>
+            <w:pPr>
+              <w:spacing w:line="360" w:lineRule="auto" w:after="0"/>
+              <w:jc w:val="left"/>
+            </w:pPr>
+            <w:r>
+              <w:rPr>
+                <w:b w:val="0"/>
+                <w:i w:val="0"/>
+                <w:color w:val="334155"/>
+                <w:sz w:val="22"/>
+              </w:rPr>
+              <w:t>Sanctioned 3-year research project focused on deploying IoT sensors and edge computing models to detect electrical network grid faults in real time.</w:t>
+            </w:r>
+          </w:p>
+        </w:tc>
+      </w:tr>
+      <w:tr>
+        <w:trPr>
+          <w:trHeight w:val="420" w:hRule="atLeast"/>
+        </w:trPr>
+        <w:tc>
+          <w:tcPr>
+            <w:tcW w:type="dxa" w:w="9024"/>
+            <w:gridSpan w:val="12"/>
+            <w:vMerge/>
+          </w:tcPr>
+          <w:p/>
+        </w:tc>
+      </w:tr>
+      <w:tr>
+        <w:trPr>
+          <w:trHeight w:val="420" w:hRule="atLeast"/>
+        </w:trPr>
+        <w:tc>
+          <w:tcPr>
+            <w:tcW w:type="dxa" w:w="9024"/>
+            <w:gridSpan w:val="12"/>
+            <w:vMerge/>
+          </w:tcPr>
+          <w:p/>
+        </w:tc>
+      </w:tr>
+      <w:tr>
+        <w:trPr>
+          <w:trHeight w:val="420" w:hRule="atLeast"/>
+        </w:trPr>
+        <w:tc>
+          <w:tcPr>
+            <w:tcW w:type="dxa" w:w="9024"/>
+            <w:gridSpan w:val="12"/>
+            <w:vMerge/>
+          </w:tcPr>
+          <w:p/>
+        </w:tc>
+      </w:tr>
+      <w:tr>
+        <w:trPr>
+          <w:trHeight w:val="420" w:hRule="atLeast"/>
+        </w:trPr>
+        <w:tc>
+          <w:tcPr>
+            <w:tcW w:type="dxa" w:w="9024"/>
+            <w:gridSpan w:val="12"/>
+            <w:vMerge/>
+          </w:tcPr>
+          <w:p/>
+        </w:tc>
+      </w:tr>
+      <w:tr>
+        <w:trPr>
+          <w:trHeight w:val="420" w:hRule="atLeast"/>
+        </w:trPr>
+        <w:tc>
+          <w:tcPr>
+            <w:tcW w:type="dxa" w:w="9024"/>
+            <w:gridSpan w:val="12"/>
+            <w:vMerge/>
+          </w:tcPr>
+          <w:p/>
+        </w:tc>
+      </w:tr>
+      <w:tr>
+        <w:trPr>
+          <w:trHeight w:val="420" w:hRule="atLeast"/>
+        </w:trPr>
+        <w:tc>
+          <w:tcPr>
+            <w:tcW w:type="dxa" w:w="9024"/>
+            <w:gridSpan w:val="12"/>
+            <w:vMerge w:val="restart"/>
+            <w:tcMar>
+              <w:top w:w="20" w:type="dxa"/>
+              <w:left w:w="60" w:type="dxa"/>
+              <w:bottom w:w="20" w:type="dxa"/>
+              <w:right w:w="60" w:type="dxa"/>
+            </w:tcMar>
+            <w:vAlign w:val="top"/>
+          </w:tcPr>
+          <w:p>
+            <w:pPr>
+              <w:spacing w:after="0"/>
+              <w:jc w:val="left"/>
+            </w:pPr>
+            <w:hyperlink r:id="rId11">
+              <w:r>
+                <w:rPr>
+                  <w:b/>
+                  <w:color w:val="FFFFFF"/>
+                  <w:sz w:val="19"/>
+                  <w:shd w:val="clear" w:color="auto" w:fill="1F4E78"/>
+                </w:rPr>
+                <w:t xml:space="preserve">   🏆 View Certificate &amp; Project Demo   </w:t>
+              </w:r>
+            </w:hyperlink>
+          </w:p>
+        </w:tc>
+      </w:tr>
+      <w:tr>
+        <w:trPr>
+          <w:trHeight w:val="420" w:hRule="atLeast"/>
+        </w:trPr>
+        <w:tc>
+          <w:tcPr>
+            <w:tcW w:type="dxa" w:w="9024"/>
+            <w:gridSpan w:val="12"/>
+            <w:vMerge/>
+          </w:tcPr>
+          <w:p/>
+        </w:tc>
+      </w:tr>
+    </w:tbl>
     <w:p>
       <w:pPr>
         <w:pageBreakBefore/>
+        <w:pBdr>
+          <w:top w:val="single" w:sz="36" w:space="6" w:color="1F4E78"/>
+          <w:bottom w:val="single" w:sz="12" w:space="4" w:color="1F4E78"/>
+        </w:pBdr>
         <w:tabs>
           <w:tab w:pos="9029" w:val="right"/>
         </w:tabs>
         <w:spacing w:after="320"/>
-        <w:pBdr>
-          <w:top w:val="single" w:sz="36" w:space="6" w:color="1F4E78"/>
-          <w:bottom w:val="single" w:sz="12" w:space="4" w:color="1F4E78"/>
-        </w:pBdr>
       </w:pPr>
       <w:r>
         <w:rPr>
           <w:b/>
           <w:color w:val="1F4E78"/>
+          <w:spacing w:val="30"/>
           <w:sz w:val="17"/>
-          <w:spacing w:val="30"/>
         </w:rPr>
         <w:t>IT CHRONICLES · FACULTY ACHIEVEMENTS</w:t>
       </w:r>
@@ -450,95 +1800,213 @@
         <w:t>VOL. 1 · ISSUE 1</w:t>
       </w:r>
     </w:p>
-    <w:p>
-      <w:pPr>
-        <w:spacing w:after="120"/>
-      </w:pPr>
-      <w:r>
-        <w:rPr>
-          <w:b/>
-          <w:i w:val="0"/>
-          <w:color w:val="FFFFFF"/>
-          <w:sz w:val="16"/>
-          <w:shd w:val="clear" w:color="auto" w:fill="1F4E78"/>
-        </w:rPr>
-        <w:t xml:space="preserve">  NATIONAL ISTE AWARD  </w:t>
-      </w:r>
-    </w:p>
-    <w:p>
-      <w:pPr>
-        <w:spacing w:after="100" w:line="288" w:lineRule="auto"/>
-        <w:jc w:val="left"/>
-      </w:pPr>
-      <w:r>
-        <w:rPr>
-          <w:b/>
-          <w:i w:val="0"/>
-          <w:color w:val="1F4E78"/>
-          <w:sz w:val="32"/>
-        </w:rPr>
-        <w:t>Outstanding National Educator &amp; Pedagogy Excellence Award 2026</w:t>
-      </w:r>
-    </w:p>
-    <w:p>
-      <w:pPr>
-        <w:spacing w:after="100"/>
-      </w:pPr>
-      <w:r>
-        <w:rPr>
-          <w:b/>
-          <w:i w:val="0"/>
-          <w:color w:val="0F2B48"/>
-          <w:sz w:val="25"/>
-        </w:rPr>
-        <w:t>By Prof. Rajesh Varma</w:t>
-      </w:r>
-    </w:p>
-    <w:p>
-      <w:pPr>
-        <w:spacing w:after="120"/>
-      </w:pPr>
-      <w:r>
-        <w:rPr>
-          <w:b w:val="0"/>
-          <w:i w:val="0"/>
-          <w:color w:val="64748B"/>
-          <w:sz w:val="20"/>
-        </w:rPr>
-        <w:t>Indian Society for Technical Education (ISTE) · September 2026</w:t>
-      </w:r>
-    </w:p>
     <w:tbl>
       <w:tblPr>
         <w:tblW w:type="auto" w:w="0"/>
         <w:jc w:val="left"/>
         <w:tblLayout w:type="fixed"/>
         <w:tblLook w:firstColumn="1" w:firstRow="1" w:lastColumn="0" w:lastRow="0" w:noHBand="0" w:noVBand="1" w:val="04A0"/>
-        <w:tblLayout w:type="fixed"/>
       </w:tblPr>
       <w:tblGrid>
-        <w:gridCol w:w="3516"/>
-        <w:gridCol w:w="5513"/>
+        <w:gridCol w:w="752"/>
+        <w:gridCol w:w="752"/>
+        <w:gridCol w:w="752"/>
+        <w:gridCol w:w="752"/>
+        <w:gridCol w:w="752"/>
+        <w:gridCol w:w="752"/>
+        <w:gridCol w:w="752"/>
+        <w:gridCol w:w="752"/>
+        <w:gridCol w:w="752"/>
+        <w:gridCol w:w="752"/>
+        <w:gridCol w:w="752"/>
+        <w:gridCol w:w="752"/>
       </w:tblGrid>
       <w:tr>
-        <w:tc>
-          <w:tcPr>
-            <w:tcW w:type="dxa" w:w="3516"/>
+        <w:trPr>
+          <w:trHeight w:val="420" w:hRule="atLeast"/>
+        </w:trPr>
+        <w:tc>
+          <w:tcPr>
+            <w:tcW w:type="dxa" w:w="9024"/>
+            <w:gridSpan w:val="12"/>
             <w:tcMar>
-              <w:top w:w="0" w:type="dxa"/>
-              <w:left w:w="0" w:type="dxa"/>
-              <w:bottom w:w="0" w:type="dxa"/>
-              <w:right w:w="120" w:type="dxa"/>
+              <w:top w:w="20" w:type="dxa"/>
+              <w:left w:w="60" w:type="dxa"/>
+              <w:bottom w:w="20" w:type="dxa"/>
+              <w:right w:w="60" w:type="dxa"/>
             </w:tcMar>
+            <w:vAlign w:val="top"/>
           </w:tcPr>
           <w:p>
             <w:pPr>
               <w:spacing w:after="0"/>
+              <w:jc w:val="left"/>
+            </w:pPr>
+            <w:r>
+              <w:rPr>
+                <w:b/>
+                <w:i w:val="0"/>
+                <w:color w:val="FFFFFF"/>
+                <w:sz w:val="16"/>
+                <w:shd w:val="clear" w:color="auto" w:fill="1F4E78"/>
+              </w:rPr>
+              <w:t xml:space="preserve">  NATIONAL ISTE AWARD  </w:t>
+            </w:r>
+          </w:p>
+        </w:tc>
+      </w:tr>
+      <w:tr>
+        <w:trPr>
+          <w:trHeight w:val="420" w:hRule="atLeast"/>
+        </w:trPr>
+        <w:tc>
+          <w:tcPr>
+            <w:tcW w:type="dxa" w:w="9024"/>
+            <w:gridSpan w:val="12"/>
+            <w:vMerge w:val="restart"/>
+            <w:tcMar>
+              <w:top w:w="20" w:type="dxa"/>
+              <w:left w:w="60" w:type="dxa"/>
+              <w:bottom w:w="20" w:type="dxa"/>
+              <w:right w:w="60" w:type="dxa"/>
+            </w:tcMar>
+            <w:vAlign w:val="top"/>
+          </w:tcPr>
+          <w:p>
+            <w:pPr>
+              <w:spacing w:line="288" w:lineRule="auto" w:after="0"/>
+              <w:jc w:val="left"/>
+            </w:pPr>
+            <w:r>
+              <w:rPr>
+                <w:b/>
+                <w:i w:val="0"/>
+                <w:color w:val="1F4E78"/>
+                <w:sz w:val="32"/>
+              </w:rPr>
+              <w:t>Outstanding National Educator &amp; Pedagogy Excellence Award 2026</w:t>
+            </w:r>
+          </w:p>
+        </w:tc>
+      </w:tr>
+      <w:tr>
+        <w:trPr>
+          <w:trHeight w:val="420" w:hRule="atLeast"/>
+        </w:trPr>
+        <w:tc>
+          <w:tcPr>
+            <w:tcW w:type="dxa" w:w="9024"/>
+            <w:gridSpan w:val="12"/>
+            <w:vMerge/>
+          </w:tcPr>
+          <w:p/>
+        </w:tc>
+      </w:tr>
+      <w:tr>
+        <w:trPr>
+          <w:trHeight w:val="420" w:hRule="atLeast"/>
+        </w:trPr>
+        <w:tc>
+          <w:tcPr>
+            <w:tcW w:type="dxa" w:w="9024"/>
+            <w:gridSpan w:val="12"/>
+            <w:vMerge/>
+          </w:tcPr>
+          <w:p/>
+        </w:tc>
+      </w:tr>
+      <w:tr>
+        <w:trPr>
+          <w:trHeight w:val="420" w:hRule="atLeast"/>
+        </w:trPr>
+        <w:tc>
+          <w:tcPr>
+            <w:tcW w:type="dxa" w:w="9024"/>
+            <w:gridSpan w:val="12"/>
+            <w:tcMar>
+              <w:top w:w="20" w:type="dxa"/>
+              <w:left w:w="60" w:type="dxa"/>
+              <w:bottom w:w="20" w:type="dxa"/>
+              <w:right w:w="60" w:type="dxa"/>
+            </w:tcMar>
+            <w:vAlign w:val="top"/>
+          </w:tcPr>
+          <w:p>
+            <w:pPr>
+              <w:spacing w:after="0"/>
+              <w:jc w:val="left"/>
+            </w:pPr>
+            <w:r>
+              <w:rPr>
+                <w:b/>
+                <w:i w:val="0"/>
+                <w:color w:val="0F2B48"/>
+                <w:sz w:val="25"/>
+              </w:rPr>
+              <w:t>By Prof. Rajesh Varma</w:t>
+            </w:r>
+          </w:p>
+        </w:tc>
+      </w:tr>
+      <w:tr>
+        <w:trPr>
+          <w:trHeight w:val="420" w:hRule="atLeast"/>
+        </w:trPr>
+        <w:tc>
+          <w:tcPr>
+            <w:tcW w:type="dxa" w:w="9024"/>
+            <w:gridSpan w:val="12"/>
+            <w:tcMar>
+              <w:top w:w="20" w:type="dxa"/>
+              <w:left w:w="60" w:type="dxa"/>
+              <w:bottom w:w="20" w:type="dxa"/>
+              <w:right w:w="60" w:type="dxa"/>
+            </w:tcMar>
+            <w:vAlign w:val="top"/>
+          </w:tcPr>
+          <w:p>
+            <w:pPr>
+              <w:spacing w:after="0"/>
+              <w:jc w:val="left"/>
+            </w:pPr>
+            <w:r>
+              <w:rPr>
+                <w:b w:val="0"/>
+                <w:i w:val="0"/>
+                <w:color w:val="64748B"/>
+                <w:sz w:val="20"/>
+              </w:rPr>
+              <w:t>Indian Society for Technical Education (ISTE) · September 2026</w:t>
+            </w:r>
+          </w:p>
+        </w:tc>
+      </w:tr>
+      <w:tr>
+        <w:trPr>
+          <w:trHeight w:val="420" w:hRule="atLeast"/>
+        </w:trPr>
+        <w:tc>
+          <w:tcPr>
+            <w:tcW w:type="dxa" w:w="3008"/>
+            <w:gridSpan w:val="4"/>
+            <w:vMerge w:val="restart"/>
+            <w:tcMar>
+              <w:top w:w="20" w:type="dxa"/>
+              <w:left w:w="60" w:type="dxa"/>
+              <w:bottom w:w="20" w:type="dxa"/>
+              <w:right w:w="60" w:type="dxa"/>
+            </w:tcMar>
+            <w:vAlign w:val="top"/>
+          </w:tcPr>
+          <w:p>
+            <w:pPr>
+              <w:spacing w:after="0"/>
+              <w:jc w:val="left"/>
             </w:pPr>
             <w:r>
               <w:drawing>
                 <wp:inline xmlns:a="http://schemas.openxmlformats.org/drawingml/2006/main" xmlns:pic="http://schemas.openxmlformats.org/drawingml/2006/picture">
-                  <wp:extent cx="2095499" cy="2095499"/>
+                  <wp:extent cx="1837943" cy="1641021"/>
                   <wp:docPr id="1" name="Picture 1"/>
                   <wp:cNvGraphicFramePr>
                     <a:graphicFrameLocks noChangeAspect="1"/>
@@ -547,7 +2015,7 @@
                     <a:graphicData uri="http://schemas.openxmlformats.org/drawingml/2006/picture">
                       <pic:pic>
                         <pic:nvPicPr>
-                          <pic:cNvPr id="0" name="crop_94aad662f375d5de8721396fe933ffa8.jpg"/>
+                          <pic:cNvPr id="0" name="crop_d83762f3280e265966b8cc48fbdf0f7a.jpg"/>
                           <pic:cNvPicPr/>
                         </pic:nvPicPr>
                         <pic:blipFill>
@@ -559,7 +2027,7 @@
                         <pic:spPr>
                           <a:xfrm>
                             <a:off x="0" y="0"/>
-                            <a:ext cx="2095499" cy="2095499"/>
+                            <a:ext cx="1837943" cy="1641021"/>
                           </a:xfrm>
                           <a:prstGeom prst="rect"/>
                         </pic:spPr>
@@ -572,8 +2040,8 @@
           </w:p>
           <w:p>
             <w:pPr>
-              <w:spacing w:after="160"/>
               <w:shd w:val="clear" w:color="auto" w:fill="F8FAFC"/>
+              <w:spacing w:after="0"/>
             </w:pPr>
             <w:r>
               <w:rPr>
@@ -588,17 +2056,20 @@
         </w:tc>
         <w:tc>
           <w:tcPr>
-            <w:tcW w:type="dxa" w:w="5513"/>
+            <w:tcW w:type="dxa" w:w="6016"/>
+            <w:gridSpan w:val="8"/>
+            <w:vMerge w:val="restart"/>
             <w:tcMar>
-              <w:top w:w="0" w:type="dxa"/>
-              <w:left w:w="120" w:type="dxa"/>
-              <w:bottom w:w="0" w:type="dxa"/>
-              <w:right w:w="0" w:type="dxa"/>
+              <w:top w:w="20" w:type="dxa"/>
+              <w:left w:w="60" w:type="dxa"/>
+              <w:bottom w:w="20" w:type="dxa"/>
+              <w:right w:w="60" w:type="dxa"/>
             </w:tcMar>
+            <w:vAlign w:val="top"/>
           </w:tcPr>
           <w:p>
             <w:pPr>
-              <w:spacing w:after="160" w:line="384" w:lineRule="auto"/>
+              <w:spacing w:line="360" w:lineRule="auto" w:after="0"/>
               <w:jc w:val="left"/>
             </w:pPr>
             <w:r>
@@ -611,9 +2082,142 @@
               <w:t>Conferred the prestigious National Educator Award during the 54th Annual ISTE Convention for ground-breaking curriculum design in Cloud Computing and undergraduate research mentorship.</w:t>
             </w:r>
           </w:p>
+        </w:tc>
+      </w:tr>
+      <w:tr>
+        <w:trPr>
+          <w:trHeight w:val="420" w:hRule="atLeast"/>
+        </w:trPr>
+        <w:tc>
+          <w:tcPr>
+            <w:tcW w:type="dxa" w:w="3008"/>
+            <w:gridSpan w:val="4"/>
+            <w:vMerge/>
+          </w:tcPr>
+          <w:p/>
+        </w:tc>
+        <w:tc>
+          <w:tcPr>
+            <w:tcW w:type="dxa" w:w="6016"/>
+            <w:gridSpan w:val="8"/>
+            <w:vMerge/>
+          </w:tcPr>
+          <w:p/>
+        </w:tc>
+      </w:tr>
+      <w:tr>
+        <w:trPr>
+          <w:trHeight w:val="420" w:hRule="atLeast"/>
+        </w:trPr>
+        <w:tc>
+          <w:tcPr>
+            <w:tcW w:type="dxa" w:w="3008"/>
+            <w:gridSpan w:val="4"/>
+            <w:vMerge/>
+          </w:tcPr>
+          <w:p/>
+        </w:tc>
+        <w:tc>
+          <w:tcPr>
+            <w:tcW w:type="dxa" w:w="6016"/>
+            <w:gridSpan w:val="8"/>
+            <w:vMerge/>
+          </w:tcPr>
+          <w:p/>
+        </w:tc>
+      </w:tr>
+      <w:tr>
+        <w:trPr>
+          <w:trHeight w:val="420" w:hRule="atLeast"/>
+        </w:trPr>
+        <w:tc>
+          <w:tcPr>
+            <w:tcW w:type="dxa" w:w="3008"/>
+            <w:gridSpan w:val="4"/>
+            <w:vMerge/>
+          </w:tcPr>
+          <w:p/>
+        </w:tc>
+        <w:tc>
+          <w:tcPr>
+            <w:tcW w:type="dxa" w:w="6016"/>
+            <w:gridSpan w:val="8"/>
+            <w:vMerge/>
+          </w:tcPr>
+          <w:p/>
+        </w:tc>
+      </w:tr>
+      <w:tr>
+        <w:trPr>
+          <w:trHeight w:val="420" w:hRule="atLeast"/>
+        </w:trPr>
+        <w:tc>
+          <w:tcPr>
+            <w:tcW w:type="dxa" w:w="3008"/>
+            <w:gridSpan w:val="4"/>
+            <w:vMerge/>
+          </w:tcPr>
+          <w:p/>
+        </w:tc>
+        <w:tc>
+          <w:tcPr>
+            <w:tcW w:type="dxa" w:w="6016"/>
+            <w:gridSpan w:val="8"/>
+            <w:vMerge/>
+          </w:tcPr>
+          <w:p/>
+        </w:tc>
+      </w:tr>
+      <w:tr>
+        <w:trPr>
+          <w:trHeight w:val="420" w:hRule="atLeast"/>
+        </w:trPr>
+        <w:tc>
+          <w:tcPr>
+            <w:tcW w:type="dxa" w:w="3008"/>
+            <w:gridSpan w:val="4"/>
+            <w:vMerge/>
+          </w:tcPr>
+          <w:p/>
+        </w:tc>
+        <w:tc>
+          <w:tcPr>
+            <w:tcW w:type="dxa" w:w="6016"/>
+            <w:gridSpan w:val="8"/>
+            <w:vMerge/>
+          </w:tcPr>
+          <w:p/>
+        </w:tc>
+      </w:tr>
+      <w:tr>
+        <w:trPr>
+          <w:trHeight w:val="420" w:hRule="atLeast"/>
+        </w:trPr>
+        <w:tc>
+          <w:tcPr>
+            <w:tcW w:type="dxa" w:w="3008"/>
+            <w:gridSpan w:val="4"/>
+            <w:vMerge/>
+          </w:tcPr>
+          <w:p/>
+        </w:tc>
+        <w:tc>
+          <w:tcPr>
+            <w:tcW w:type="dxa" w:w="6016"/>
+            <w:gridSpan w:val="8"/>
+            <w:vMerge w:val="restart"/>
+            <w:tcMar>
+              <w:top w:w="20" w:type="dxa"/>
+              <w:left w:w="60" w:type="dxa"/>
+              <w:bottom w:w="20" w:type="dxa"/>
+              <w:right w:w="60" w:type="dxa"/>
+            </w:tcMar>
+            <w:vAlign w:val="top"/>
+          </w:tcPr>
           <w:p>
             <w:pPr>
-              <w:spacing w:after="160"/>
+              <w:spacing w:after="0"/>
+              <w:jc w:val="left"/>
             </w:pPr>
             <w:hyperlink r:id="rId13">
               <w:r>
@@ -629,320 +2233,1765 @@
           </w:p>
         </w:tc>
       </w:tr>
+      <w:tr>
+        <w:trPr>
+          <w:trHeight w:val="420" w:hRule="atLeast"/>
+        </w:trPr>
+        <w:tc>
+          <w:tcPr>
+            <w:tcW w:type="dxa" w:w="752"/>
+          </w:tcPr>
+          <w:p/>
+        </w:tc>
+        <w:tc>
+          <w:tcPr>
+            <w:tcW w:type="dxa" w:w="752"/>
+          </w:tcPr>
+          <w:p/>
+        </w:tc>
+        <w:tc>
+          <w:tcPr>
+            <w:tcW w:type="dxa" w:w="752"/>
+          </w:tcPr>
+          <w:p/>
+        </w:tc>
+        <w:tc>
+          <w:tcPr>
+            <w:tcW w:type="dxa" w:w="752"/>
+          </w:tcPr>
+          <w:p/>
+        </w:tc>
+        <w:tc>
+          <w:tcPr>
+            <w:tcW w:type="dxa" w:w="6016"/>
+            <w:gridSpan w:val="8"/>
+            <w:vMerge/>
+          </w:tcPr>
+          <w:p/>
+        </w:tc>
+      </w:tr>
     </w:tbl>
     <w:p>
       <w:pPr>
-        <w:spacing w:before="200" w:after="200"/>
         <w:pBdr>
           <w:bottom w:val="single" w:sz="6" w:space="1" w:color="D9DEE4"/>
         </w:pBdr>
+        <w:spacing w:before="200" w:after="200"/>
       </w:pPr>
     </w:p>
+    <w:tbl>
+      <w:tblPr>
+        <w:tblW w:type="auto" w:w="0"/>
+        <w:jc w:val="left"/>
+        <w:tblLayout w:type="fixed"/>
+        <w:tblLook w:firstColumn="1" w:firstRow="1" w:lastColumn="0" w:lastRow="0" w:noHBand="0" w:noVBand="1" w:val="04A0"/>
+      </w:tblPr>
+      <w:tblGrid>
+        <w:gridCol w:w="752"/>
+        <w:gridCol w:w="752"/>
+        <w:gridCol w:w="752"/>
+        <w:gridCol w:w="752"/>
+        <w:gridCol w:w="752"/>
+        <w:gridCol w:w="752"/>
+        <w:gridCol w:w="752"/>
+        <w:gridCol w:w="752"/>
+        <w:gridCol w:w="752"/>
+        <w:gridCol w:w="752"/>
+        <w:gridCol w:w="752"/>
+        <w:gridCol w:w="752"/>
+      </w:tblGrid>
+      <w:tr>
+        <w:trPr>
+          <w:trHeight w:val="420" w:hRule="atLeast"/>
+        </w:trPr>
+        <w:tc>
+          <w:tcPr>
+            <w:tcW w:type="dxa" w:w="9024"/>
+            <w:gridSpan w:val="12"/>
+            <w:vMerge w:val="restart"/>
+            <w:tcMar>
+              <w:top w:w="20" w:type="dxa"/>
+              <w:left w:w="60" w:type="dxa"/>
+              <w:bottom w:w="20" w:type="dxa"/>
+              <w:right w:w="60" w:type="dxa"/>
+            </w:tcMar>
+            <w:vAlign w:val="top"/>
+          </w:tcPr>
+          <w:p>
+            <w:pPr>
+              <w:spacing w:line="288" w:lineRule="auto" w:after="0"/>
+              <w:jc w:val="left"/>
+            </w:pPr>
+            <w:r>
+              <w:rPr>
+                <w:b/>
+                <w:i w:val="0"/>
+                <w:color w:val="1F4E78"/>
+                <w:sz w:val="32"/>
+              </w:rPr>
+              <w:t>Outstanding Educator &amp; Researcher Award 2026</w:t>
+            </w:r>
+          </w:p>
+        </w:tc>
+      </w:tr>
+      <w:tr>
+        <w:trPr>
+          <w:trHeight w:val="420" w:hRule="atLeast"/>
+        </w:trPr>
+        <w:tc>
+          <w:tcPr>
+            <w:tcW w:type="dxa" w:w="9024"/>
+            <w:gridSpan w:val="12"/>
+            <w:vMerge/>
+          </w:tcPr>
+          <w:p/>
+        </w:tc>
+      </w:tr>
+      <w:tr>
+        <w:trPr>
+          <w:trHeight w:val="420" w:hRule="atLeast"/>
+        </w:trPr>
+        <w:tc>
+          <w:tcPr>
+            <w:tcW w:type="dxa" w:w="9024"/>
+            <w:gridSpan w:val="12"/>
+            <w:vMerge/>
+          </w:tcPr>
+          <w:p/>
+        </w:tc>
+      </w:tr>
+      <w:tr>
+        <w:trPr>
+          <w:trHeight w:val="420" w:hRule="atLeast"/>
+        </w:trPr>
+        <w:tc>
+          <w:tcPr>
+            <w:tcW w:type="dxa" w:w="9024"/>
+            <w:gridSpan w:val="12"/>
+            <w:tcMar>
+              <w:top w:w="20" w:type="dxa"/>
+              <w:left w:w="60" w:type="dxa"/>
+              <w:bottom w:w="20" w:type="dxa"/>
+              <w:right w:w="60" w:type="dxa"/>
+            </w:tcMar>
+            <w:vAlign w:val="top"/>
+          </w:tcPr>
+          <w:p>
+            <w:pPr>
+              <w:spacing w:after="0"/>
+              <w:jc w:val="left"/>
+            </w:pPr>
+            <w:r>
+              <w:rPr>
+                <w:b/>
+                <w:i w:val="0"/>
+                <w:color w:val="0F2B48"/>
+                <w:sz w:val="25"/>
+              </w:rPr>
+              <w:t>By Prof. Rajesh Varma</w:t>
+            </w:r>
+          </w:p>
+        </w:tc>
+      </w:tr>
+      <w:tr>
+        <w:trPr>
+          <w:trHeight w:val="420" w:hRule="atLeast"/>
+        </w:trPr>
+        <w:tc>
+          <w:tcPr>
+            <w:tcW w:type="dxa" w:w="9024"/>
+            <w:gridSpan w:val="12"/>
+            <w:tcMar>
+              <w:top w:w="20" w:type="dxa"/>
+              <w:left w:w="60" w:type="dxa"/>
+              <w:bottom w:w="20" w:type="dxa"/>
+              <w:right w:w="60" w:type="dxa"/>
+            </w:tcMar>
+            <w:vAlign w:val="top"/>
+          </w:tcPr>
+          <w:p>
+            <w:pPr>
+              <w:spacing w:after="0"/>
+              <w:jc w:val="left"/>
+            </w:pPr>
+            <w:r>
+              <w:rPr>
+                <w:b w:val="0"/>
+                <w:i w:val="0"/>
+                <w:color w:val="64748B"/>
+                <w:sz w:val="20"/>
+              </w:rPr>
+              <w:t>Indian Society for Technical Education (ISTE) · September 2026</w:t>
+            </w:r>
+          </w:p>
+        </w:tc>
+      </w:tr>
+      <w:tr>
+        <w:trPr>
+          <w:trHeight w:val="420" w:hRule="atLeast"/>
+        </w:trPr>
+        <w:tc>
+          <w:tcPr>
+            <w:tcW w:type="dxa" w:w="3008"/>
+            <w:gridSpan w:val="4"/>
+            <w:vMerge w:val="restart"/>
+            <w:tcMar>
+              <w:top w:w="20" w:type="dxa"/>
+              <w:left w:w="60" w:type="dxa"/>
+              <w:bottom w:w="20" w:type="dxa"/>
+              <w:right w:w="60" w:type="dxa"/>
+            </w:tcMar>
+            <w:vAlign w:val="top"/>
+          </w:tcPr>
+          <w:p>
+            <w:pPr>
+              <w:spacing w:after="0"/>
+            </w:pPr>
+          </w:p>
+        </w:tc>
+        <w:tc>
+          <w:tcPr>
+            <w:tcW w:type="dxa" w:w="6016"/>
+            <w:gridSpan w:val="8"/>
+            <w:vMerge w:val="restart"/>
+            <w:tcMar>
+              <w:top w:w="20" w:type="dxa"/>
+              <w:left w:w="60" w:type="dxa"/>
+              <w:bottom w:w="20" w:type="dxa"/>
+              <w:right w:w="60" w:type="dxa"/>
+            </w:tcMar>
+            <w:vAlign w:val="top"/>
+          </w:tcPr>
+          <w:p>
+            <w:pPr>
+              <w:spacing w:line="360" w:lineRule="auto" w:after="0"/>
+              <w:jc w:val="left"/>
+            </w:pPr>
+            <w:r>
+              <w:rPr>
+                <w:b w:val="0"/>
+                <w:i w:val="0"/>
+                <w:color w:val="222222"/>
+                <w:sz w:val="22"/>
+              </w:rPr>
+              <w:t>Conferred the prestigious National Educator Award for excellence in computer science pedagogy and undergraduate research mentorship.</w:t>
+            </w:r>
+          </w:p>
+        </w:tc>
+      </w:tr>
+      <w:tr>
+        <w:trPr>
+          <w:trHeight w:val="420" w:hRule="atLeast"/>
+        </w:trPr>
+        <w:tc>
+          <w:tcPr>
+            <w:tcW w:type="dxa" w:w="3008"/>
+            <w:gridSpan w:val="4"/>
+            <w:vMerge/>
+          </w:tcPr>
+          <w:p/>
+        </w:tc>
+        <w:tc>
+          <w:tcPr>
+            <w:tcW w:type="dxa" w:w="6016"/>
+            <w:gridSpan w:val="8"/>
+            <w:vMerge/>
+          </w:tcPr>
+          <w:p/>
+        </w:tc>
+      </w:tr>
+      <w:tr>
+        <w:trPr>
+          <w:trHeight w:val="420" w:hRule="atLeast"/>
+        </w:trPr>
+        <w:tc>
+          <w:tcPr>
+            <w:tcW w:type="dxa" w:w="3008"/>
+            <w:gridSpan w:val="4"/>
+            <w:vMerge/>
+          </w:tcPr>
+          <w:p/>
+        </w:tc>
+        <w:tc>
+          <w:tcPr>
+            <w:tcW w:type="dxa" w:w="6016"/>
+            <w:gridSpan w:val="8"/>
+            <w:vMerge/>
+          </w:tcPr>
+          <w:p/>
+        </w:tc>
+      </w:tr>
+      <w:tr>
+        <w:trPr>
+          <w:trHeight w:val="420" w:hRule="atLeast"/>
+        </w:trPr>
+        <w:tc>
+          <w:tcPr>
+            <w:tcW w:type="dxa" w:w="3008"/>
+            <w:gridSpan w:val="4"/>
+            <w:vMerge/>
+          </w:tcPr>
+          <w:p/>
+        </w:tc>
+        <w:tc>
+          <w:tcPr>
+            <w:tcW w:type="dxa" w:w="6016"/>
+            <w:gridSpan w:val="8"/>
+            <w:vMerge/>
+          </w:tcPr>
+          <w:p/>
+        </w:tc>
+      </w:tr>
+      <w:tr>
+        <w:trPr>
+          <w:trHeight w:val="420" w:hRule="atLeast"/>
+        </w:trPr>
+        <w:tc>
+          <w:tcPr>
+            <w:tcW w:type="dxa" w:w="3008"/>
+            <w:gridSpan w:val="4"/>
+            <w:vMerge/>
+          </w:tcPr>
+          <w:p/>
+        </w:tc>
+        <w:tc>
+          <w:tcPr>
+            <w:tcW w:type="dxa" w:w="6016"/>
+            <w:gridSpan w:val="8"/>
+            <w:vMerge/>
+          </w:tcPr>
+          <w:p/>
+        </w:tc>
+      </w:tr>
+      <w:tr>
+        <w:trPr>
+          <w:trHeight w:val="420" w:hRule="atLeast"/>
+        </w:trPr>
+        <w:tc>
+          <w:tcPr>
+            <w:tcW w:type="dxa" w:w="3008"/>
+            <w:gridSpan w:val="4"/>
+            <w:vMerge/>
+          </w:tcPr>
+          <w:p/>
+        </w:tc>
+        <w:tc>
+          <w:tcPr>
+            <w:tcW w:type="dxa" w:w="6016"/>
+            <w:gridSpan w:val="8"/>
+            <w:vMerge/>
+          </w:tcPr>
+          <w:p/>
+        </w:tc>
+      </w:tr>
+      <w:tr>
+        <w:trPr>
+          <w:trHeight w:val="420" w:hRule="atLeast"/>
+        </w:trPr>
+        <w:tc>
+          <w:tcPr>
+            <w:tcW w:type="dxa" w:w="3008"/>
+            <w:gridSpan w:val="4"/>
+            <w:vMerge/>
+          </w:tcPr>
+          <w:p/>
+        </w:tc>
+        <w:tc>
+          <w:tcPr>
+            <w:tcW w:type="dxa" w:w="752"/>
+          </w:tcPr>
+          <w:p/>
+        </w:tc>
+        <w:tc>
+          <w:tcPr>
+            <w:tcW w:type="dxa" w:w="752"/>
+          </w:tcPr>
+          <w:p/>
+        </w:tc>
+        <w:tc>
+          <w:tcPr>
+            <w:tcW w:type="dxa" w:w="752"/>
+          </w:tcPr>
+          <w:p/>
+        </w:tc>
+        <w:tc>
+          <w:tcPr>
+            <w:tcW w:type="dxa" w:w="752"/>
+          </w:tcPr>
+          <w:p/>
+        </w:tc>
+        <w:tc>
+          <w:tcPr>
+            <w:tcW w:type="dxa" w:w="752"/>
+          </w:tcPr>
+          <w:p/>
+        </w:tc>
+        <w:tc>
+          <w:tcPr>
+            <w:tcW w:type="dxa" w:w="752"/>
+          </w:tcPr>
+          <w:p/>
+        </w:tc>
+        <w:tc>
+          <w:tcPr>
+            <w:tcW w:type="dxa" w:w="752"/>
+          </w:tcPr>
+          <w:p/>
+        </w:tc>
+        <w:tc>
+          <w:tcPr>
+            <w:tcW w:type="dxa" w:w="752"/>
+          </w:tcPr>
+          <w:p/>
+        </w:tc>
+      </w:tr>
+    </w:tbl>
     <w:p>
       <w:pPr>
-        <w:spacing w:after="100" w:line="288" w:lineRule="auto"/>
-        <w:jc w:val="left"/>
-      </w:pPr>
-      <w:r>
-        <w:rPr>
-          <w:b/>
-          <w:i w:val="0"/>
-          <w:color w:val="1F4E78"/>
-          <w:sz w:val="32"/>
-        </w:rPr>
-        <w:t>Outstanding Educator &amp; Researcher Award 2026</w:t>
-      </w:r>
-    </w:p>
-    <w:p>
-      <w:pPr>
-        <w:spacing w:after="100"/>
-      </w:pPr>
-      <w:r>
-        <w:rPr>
-          <w:b/>
-          <w:i w:val="0"/>
-          <w:color w:val="0F2B48"/>
-          <w:sz w:val="25"/>
-        </w:rPr>
-        <w:t>By Prof. Rajesh Varma</w:t>
-      </w:r>
-    </w:p>
-    <w:p>
-      <w:pPr>
-        <w:spacing w:after="120"/>
-      </w:pPr>
-      <w:r>
-        <w:rPr>
-          <w:b w:val="0"/>
-          <w:i w:val="0"/>
-          <w:color w:val="64748B"/>
-          <w:sz w:val="20"/>
-        </w:rPr>
-        <w:t>Indian Society for Technical Education (ISTE) · September 2026</w:t>
-      </w:r>
-    </w:p>
-    <w:p>
-      <w:pPr>
-        <w:spacing w:after="160" w:line="384" w:lineRule="auto"/>
-        <w:jc w:val="left"/>
-      </w:pPr>
-      <w:r>
-        <w:rPr>
-          <w:b w:val="0"/>
-          <w:i w:val="0"/>
-          <w:color w:val="222222"/>
-          <w:sz w:val="22"/>
-        </w:rPr>
-        <w:t>Conferred the prestigious National Educator Award for excellence in computer science pedagogy and undergraduate research mentorship.</w:t>
-      </w:r>
-    </w:p>
-    <w:p>
-      <w:pPr>
-        <w:spacing w:before="200" w:after="200"/>
         <w:pBdr>
           <w:bottom w:val="single" w:sz="6" w:space="1" w:color="D9DEE4"/>
         </w:pBdr>
+        <w:spacing w:before="200" w:after="200"/>
       </w:pPr>
     </w:p>
+    <w:tbl>
+      <w:tblPr>
+        <w:tblW w:type="auto" w:w="0"/>
+        <w:jc w:val="left"/>
+        <w:tblLayout w:type="fixed"/>
+        <w:tblLook w:firstColumn="1" w:firstRow="1" w:lastColumn="0" w:lastRow="0" w:noHBand="0" w:noVBand="1" w:val="04A0"/>
+      </w:tblPr>
+      <w:tblGrid>
+        <w:gridCol w:w="752"/>
+        <w:gridCol w:w="752"/>
+        <w:gridCol w:w="752"/>
+        <w:gridCol w:w="752"/>
+        <w:gridCol w:w="752"/>
+        <w:gridCol w:w="752"/>
+        <w:gridCol w:w="752"/>
+        <w:gridCol w:w="752"/>
+        <w:gridCol w:w="752"/>
+        <w:gridCol w:w="752"/>
+        <w:gridCol w:w="752"/>
+        <w:gridCol w:w="752"/>
+      </w:tblGrid>
+      <w:tr>
+        <w:trPr>
+          <w:trHeight w:val="420" w:hRule="atLeast"/>
+        </w:trPr>
+        <w:tc>
+          <w:tcPr>
+            <w:tcW w:type="dxa" w:w="9024"/>
+            <w:gridSpan w:val="12"/>
+            <w:vMerge w:val="restart"/>
+            <w:tcMar>
+              <w:top w:w="20" w:type="dxa"/>
+              <w:left w:w="60" w:type="dxa"/>
+              <w:bottom w:w="20" w:type="dxa"/>
+              <w:right w:w="60" w:type="dxa"/>
+            </w:tcMar>
+            <w:vAlign w:val="top"/>
+          </w:tcPr>
+          <w:p>
+            <w:pPr>
+              <w:spacing w:line="288" w:lineRule="auto" w:after="0"/>
+              <w:jc w:val="left"/>
+            </w:pPr>
+            <w:r>
+              <w:rPr>
+                <w:b/>
+                <w:i w:val="0"/>
+                <w:color w:val="1F4E78"/>
+                <w:sz w:val="32"/>
+              </w:rPr>
+              <w:t>Best Researcher Award 2026</w:t>
+            </w:r>
+          </w:p>
+        </w:tc>
+      </w:tr>
+      <w:tr>
+        <w:trPr>
+          <w:trHeight w:val="420" w:hRule="atLeast"/>
+        </w:trPr>
+        <w:tc>
+          <w:tcPr>
+            <w:tcW w:type="dxa" w:w="9024"/>
+            <w:gridSpan w:val="12"/>
+            <w:vMerge/>
+          </w:tcPr>
+          <w:p/>
+        </w:tc>
+      </w:tr>
+      <w:tr>
+        <w:trPr>
+          <w:trHeight w:val="420" w:hRule="atLeast"/>
+        </w:trPr>
+        <w:tc>
+          <w:tcPr>
+            <w:tcW w:type="dxa" w:w="9024"/>
+            <w:gridSpan w:val="12"/>
+            <w:vMerge/>
+          </w:tcPr>
+          <w:p/>
+        </w:tc>
+      </w:tr>
+      <w:tr>
+        <w:trPr>
+          <w:trHeight w:val="420" w:hRule="atLeast"/>
+        </w:trPr>
+        <w:tc>
+          <w:tcPr>
+            <w:tcW w:type="dxa" w:w="9024"/>
+            <w:gridSpan w:val="12"/>
+            <w:tcMar>
+              <w:top w:w="20" w:type="dxa"/>
+              <w:left w:w="60" w:type="dxa"/>
+              <w:bottom w:w="20" w:type="dxa"/>
+              <w:right w:w="60" w:type="dxa"/>
+            </w:tcMar>
+            <w:vAlign w:val="top"/>
+          </w:tcPr>
+          <w:p>
+            <w:pPr>
+              <w:spacing w:after="0"/>
+              <w:jc w:val="left"/>
+            </w:pPr>
+            <w:r>
+              <w:rPr>
+                <w:b/>
+                <w:i w:val="0"/>
+                <w:color w:val="0F2B48"/>
+                <w:sz w:val="25"/>
+              </w:rPr>
+              <w:t>By Prof. Rajesh Varma</w:t>
+            </w:r>
+          </w:p>
+        </w:tc>
+      </w:tr>
+      <w:tr>
+        <w:trPr>
+          <w:trHeight w:val="420" w:hRule="atLeast"/>
+        </w:trPr>
+        <w:tc>
+          <w:tcPr>
+            <w:tcW w:type="dxa" w:w="9024"/>
+            <w:gridSpan w:val="12"/>
+            <w:tcMar>
+              <w:top w:w="20" w:type="dxa"/>
+              <w:left w:w="60" w:type="dxa"/>
+              <w:bottom w:w="20" w:type="dxa"/>
+              <w:right w:w="60" w:type="dxa"/>
+            </w:tcMar>
+            <w:vAlign w:val="top"/>
+          </w:tcPr>
+          <w:p>
+            <w:pPr>
+              <w:spacing w:after="0"/>
+              <w:jc w:val="left"/>
+            </w:pPr>
+            <w:r>
+              <w:rPr>
+                <w:b w:val="0"/>
+                <w:i w:val="0"/>
+                <w:color w:val="64748B"/>
+                <w:sz w:val="20"/>
+              </w:rPr>
+              <w:t>International Science Foundation · September 2026</w:t>
+            </w:r>
+          </w:p>
+        </w:tc>
+      </w:tr>
+      <w:tr>
+        <w:trPr>
+          <w:trHeight w:val="420" w:hRule="atLeast"/>
+        </w:trPr>
+        <w:tc>
+          <w:tcPr>
+            <w:tcW w:type="dxa" w:w="752"/>
+          </w:tcPr>
+          <w:p/>
+        </w:tc>
+        <w:tc>
+          <w:tcPr>
+            <w:tcW w:type="dxa" w:w="752"/>
+          </w:tcPr>
+          <w:p/>
+        </w:tc>
+        <w:tc>
+          <w:tcPr>
+            <w:tcW w:type="dxa" w:w="752"/>
+          </w:tcPr>
+          <w:p/>
+        </w:tc>
+        <w:tc>
+          <w:tcPr>
+            <w:tcW w:type="dxa" w:w="752"/>
+          </w:tcPr>
+          <w:p/>
+        </w:tc>
+        <w:tc>
+          <w:tcPr>
+            <w:tcW w:type="dxa" w:w="6016"/>
+            <w:gridSpan w:val="8"/>
+            <w:vMerge w:val="restart"/>
+            <w:tcMar>
+              <w:top w:w="20" w:type="dxa"/>
+              <w:left w:w="60" w:type="dxa"/>
+              <w:bottom w:w="20" w:type="dxa"/>
+              <w:right w:w="60" w:type="dxa"/>
+            </w:tcMar>
+            <w:vAlign w:val="top"/>
+          </w:tcPr>
+          <w:p>
+            <w:pPr>
+              <w:spacing w:line="360" w:lineRule="auto" w:after="0"/>
+              <w:jc w:val="left"/>
+            </w:pPr>
+            <w:r>
+              <w:rPr>
+                <w:b w:val="0"/>
+                <w:i w:val="0"/>
+                <w:color w:val="222222"/>
+                <w:sz w:val="22"/>
+              </w:rPr>
+              <w:t>Awarded for exceptional contributions to distributed cloud computing architectures.</w:t>
+            </w:r>
+          </w:p>
+        </w:tc>
+      </w:tr>
+      <w:tr>
+        <w:trPr>
+          <w:trHeight w:val="420" w:hRule="atLeast"/>
+        </w:trPr>
+        <w:tc>
+          <w:tcPr>
+            <w:tcW w:type="dxa" w:w="752"/>
+          </w:tcPr>
+          <w:p/>
+        </w:tc>
+        <w:tc>
+          <w:tcPr>
+            <w:tcW w:type="dxa" w:w="752"/>
+          </w:tcPr>
+          <w:p/>
+        </w:tc>
+        <w:tc>
+          <w:tcPr>
+            <w:tcW w:type="dxa" w:w="752"/>
+          </w:tcPr>
+          <w:p/>
+        </w:tc>
+        <w:tc>
+          <w:tcPr>
+            <w:tcW w:type="dxa" w:w="752"/>
+          </w:tcPr>
+          <w:p/>
+        </w:tc>
+        <w:tc>
+          <w:tcPr>
+            <w:tcW w:type="dxa" w:w="6016"/>
+            <w:gridSpan w:val="8"/>
+            <w:vMerge/>
+          </w:tcPr>
+          <w:p/>
+        </w:tc>
+      </w:tr>
+      <w:tr>
+        <w:trPr>
+          <w:trHeight w:val="420" w:hRule="atLeast"/>
+        </w:trPr>
+        <w:tc>
+          <w:tcPr>
+            <w:tcW w:type="dxa" w:w="752"/>
+          </w:tcPr>
+          <w:p/>
+        </w:tc>
+        <w:tc>
+          <w:tcPr>
+            <w:tcW w:type="dxa" w:w="752"/>
+          </w:tcPr>
+          <w:p/>
+        </w:tc>
+        <w:tc>
+          <w:tcPr>
+            <w:tcW w:type="dxa" w:w="752"/>
+          </w:tcPr>
+          <w:p/>
+        </w:tc>
+        <w:tc>
+          <w:tcPr>
+            <w:tcW w:type="dxa" w:w="752"/>
+          </w:tcPr>
+          <w:p/>
+        </w:tc>
+        <w:tc>
+          <w:tcPr>
+            <w:tcW w:type="dxa" w:w="6016"/>
+            <w:gridSpan w:val="8"/>
+            <w:vMerge/>
+          </w:tcPr>
+          <w:p/>
+        </w:tc>
+      </w:tr>
+      <w:tr>
+        <w:trPr>
+          <w:trHeight w:val="420" w:hRule="atLeast"/>
+        </w:trPr>
+        <w:tc>
+          <w:tcPr>
+            <w:tcW w:type="dxa" w:w="752"/>
+          </w:tcPr>
+          <w:p/>
+        </w:tc>
+        <w:tc>
+          <w:tcPr>
+            <w:tcW w:type="dxa" w:w="752"/>
+          </w:tcPr>
+          <w:p/>
+        </w:tc>
+        <w:tc>
+          <w:tcPr>
+            <w:tcW w:type="dxa" w:w="752"/>
+          </w:tcPr>
+          <w:p/>
+        </w:tc>
+        <w:tc>
+          <w:tcPr>
+            <w:tcW w:type="dxa" w:w="752"/>
+          </w:tcPr>
+          <w:p/>
+        </w:tc>
+        <w:tc>
+          <w:tcPr>
+            <w:tcW w:type="dxa" w:w="6016"/>
+            <w:gridSpan w:val="8"/>
+            <w:vMerge/>
+          </w:tcPr>
+          <w:p/>
+        </w:tc>
+      </w:tr>
+      <w:tr>
+        <w:trPr>
+          <w:trHeight w:val="420" w:hRule="atLeast"/>
+        </w:trPr>
+        <w:tc>
+          <w:tcPr>
+            <w:tcW w:type="dxa" w:w="752"/>
+          </w:tcPr>
+          <w:p/>
+        </w:tc>
+        <w:tc>
+          <w:tcPr>
+            <w:tcW w:type="dxa" w:w="752"/>
+          </w:tcPr>
+          <w:p/>
+        </w:tc>
+        <w:tc>
+          <w:tcPr>
+            <w:tcW w:type="dxa" w:w="752"/>
+          </w:tcPr>
+          <w:p/>
+        </w:tc>
+        <w:tc>
+          <w:tcPr>
+            <w:tcW w:type="dxa" w:w="752"/>
+          </w:tcPr>
+          <w:p/>
+        </w:tc>
+        <w:tc>
+          <w:tcPr>
+            <w:tcW w:type="dxa" w:w="6016"/>
+            <w:gridSpan w:val="8"/>
+            <w:vMerge/>
+          </w:tcPr>
+          <w:p/>
+        </w:tc>
+      </w:tr>
+      <w:tr>
+        <w:trPr>
+          <w:trHeight w:val="420" w:hRule="atLeast"/>
+        </w:trPr>
+        <w:tc>
+          <w:tcPr>
+            <w:tcW w:type="dxa" w:w="752"/>
+          </w:tcPr>
+          <w:p/>
+        </w:tc>
+        <w:tc>
+          <w:tcPr>
+            <w:tcW w:type="dxa" w:w="752"/>
+          </w:tcPr>
+          <w:p/>
+        </w:tc>
+        <w:tc>
+          <w:tcPr>
+            <w:tcW w:type="dxa" w:w="752"/>
+          </w:tcPr>
+          <w:p/>
+        </w:tc>
+        <w:tc>
+          <w:tcPr>
+            <w:tcW w:type="dxa" w:w="752"/>
+          </w:tcPr>
+          <w:p/>
+        </w:tc>
+        <w:tc>
+          <w:tcPr>
+            <w:tcW w:type="dxa" w:w="6016"/>
+            <w:gridSpan w:val="8"/>
+            <w:vMerge/>
+          </w:tcPr>
+          <w:p/>
+        </w:tc>
+      </w:tr>
+    </w:tbl>
     <w:p>
       <w:pPr>
-        <w:spacing w:after="100" w:line="288" w:lineRule="auto"/>
-        <w:jc w:val="left"/>
-      </w:pPr>
-      <w:r>
-        <w:rPr>
-          <w:b/>
-          <w:i w:val="0"/>
-          <w:color w:val="1F4E78"/>
-          <w:sz w:val="32"/>
-        </w:rPr>
-        <w:t>Best Researcher Award 2026</w:t>
-      </w:r>
-    </w:p>
-    <w:p>
-      <w:pPr>
-        <w:spacing w:after="100"/>
-      </w:pPr>
-      <w:r>
-        <w:rPr>
-          <w:b/>
-          <w:i w:val="0"/>
-          <w:color w:val="0F2B48"/>
-          <w:sz w:val="25"/>
-        </w:rPr>
-        <w:t>By Prof. Rajesh Varma</w:t>
-      </w:r>
-    </w:p>
-    <w:p>
-      <w:pPr>
-        <w:spacing w:after="120"/>
-      </w:pPr>
-      <w:r>
-        <w:rPr>
-          <w:b w:val="0"/>
-          <w:i w:val="0"/>
-          <w:color w:val="64748B"/>
-          <w:sz w:val="20"/>
-        </w:rPr>
-        <w:t>International Science Foundation · September 2026</w:t>
-      </w:r>
-    </w:p>
-    <w:p>
-      <w:pPr>
-        <w:spacing w:after="160" w:line="384" w:lineRule="auto"/>
-        <w:jc w:val="left"/>
-      </w:pPr>
-      <w:r>
-        <w:rPr>
-          <w:b w:val="0"/>
-          <w:i w:val="0"/>
-          <w:color w:val="222222"/>
-          <w:sz w:val="22"/>
-        </w:rPr>
-        <w:t>Awarded for exceptional contributions to distributed cloud computing architectures.</w:t>
-      </w:r>
-    </w:p>
-    <w:p>
-      <w:pPr>
-        <w:spacing w:before="200" w:after="200"/>
         <w:pBdr>
           <w:bottom w:val="single" w:sz="6" w:space="1" w:color="D9DEE4"/>
         </w:pBdr>
+        <w:spacing w:before="200" w:after="200"/>
       </w:pPr>
     </w:p>
+    <w:tbl>
+      <w:tblPr>
+        <w:tblW w:type="auto" w:w="0"/>
+        <w:jc w:val="left"/>
+        <w:tblLayout w:type="fixed"/>
+        <w:tblLook w:firstColumn="1" w:firstRow="1" w:lastColumn="0" w:lastRow="0" w:noHBand="0" w:noVBand="1" w:val="04A0"/>
+      </w:tblPr>
+      <w:tblGrid>
+        <w:gridCol w:w="752"/>
+        <w:gridCol w:w="752"/>
+        <w:gridCol w:w="752"/>
+        <w:gridCol w:w="752"/>
+        <w:gridCol w:w="752"/>
+        <w:gridCol w:w="752"/>
+        <w:gridCol w:w="752"/>
+        <w:gridCol w:w="752"/>
+        <w:gridCol w:w="752"/>
+        <w:gridCol w:w="752"/>
+        <w:gridCol w:w="752"/>
+        <w:gridCol w:w="752"/>
+      </w:tblGrid>
+      <w:tr>
+        <w:trPr>
+          <w:trHeight w:val="420" w:hRule="atLeast"/>
+        </w:trPr>
+        <w:tc>
+          <w:tcPr>
+            <w:tcW w:type="dxa" w:w="9024"/>
+            <w:gridSpan w:val="12"/>
+            <w:tcMar>
+              <w:top w:w="20" w:type="dxa"/>
+              <w:left w:w="60" w:type="dxa"/>
+              <w:bottom w:w="20" w:type="dxa"/>
+              <w:right w:w="60" w:type="dxa"/>
+            </w:tcMar>
+            <w:vAlign w:val="top"/>
+          </w:tcPr>
+          <w:p>
+            <w:pPr>
+              <w:spacing w:after="0"/>
+              <w:jc w:val="left"/>
+            </w:pPr>
+            <w:r>
+              <w:rPr>
+                <w:b/>
+                <w:i w:val="0"/>
+                <w:color w:val="FFFFFF"/>
+                <w:sz w:val="16"/>
+                <w:shd w:val="clear" w:color="auto" w:fill="1F4E78"/>
+              </w:rPr>
+              <w:t xml:space="preserve">  KEYNOTE SPEAKER  </w:t>
+            </w:r>
+          </w:p>
+        </w:tc>
+      </w:tr>
+      <w:tr>
+        <w:trPr>
+          <w:trHeight w:val="420" w:hRule="atLeast"/>
+        </w:trPr>
+        <w:tc>
+          <w:tcPr>
+            <w:tcW w:type="dxa" w:w="9024"/>
+            <w:gridSpan w:val="12"/>
+            <w:vMerge w:val="restart"/>
+            <w:tcMar>
+              <w:top w:w="20" w:type="dxa"/>
+              <w:left w:w="60" w:type="dxa"/>
+              <w:bottom w:w="20" w:type="dxa"/>
+              <w:right w:w="60" w:type="dxa"/>
+            </w:tcMar>
+            <w:vAlign w:val="top"/>
+          </w:tcPr>
+          <w:p>
+            <w:pPr>
+              <w:spacing w:line="288" w:lineRule="auto" w:after="0"/>
+              <w:jc w:val="left"/>
+            </w:pPr>
+            <w:r>
+              <w:rPr>
+                <w:b/>
+                <w:i w:val="0"/>
+                <w:color w:val="1F4E78"/>
+                <w:sz w:val="32"/>
+              </w:rPr>
+              <w:t>Keynote Lecture on Cybersecurity &amp; Zero Trust Frameworks</w:t>
+            </w:r>
+          </w:p>
+        </w:tc>
+      </w:tr>
+      <w:tr>
+        <w:trPr>
+          <w:trHeight w:val="420" w:hRule="atLeast"/>
+        </w:trPr>
+        <w:tc>
+          <w:tcPr>
+            <w:tcW w:type="dxa" w:w="9024"/>
+            <w:gridSpan w:val="12"/>
+            <w:vMerge/>
+          </w:tcPr>
+          <w:p/>
+        </w:tc>
+      </w:tr>
+      <w:tr>
+        <w:trPr>
+          <w:trHeight w:val="420" w:hRule="atLeast"/>
+        </w:trPr>
+        <w:tc>
+          <w:tcPr>
+            <w:tcW w:type="dxa" w:w="9024"/>
+            <w:gridSpan w:val="12"/>
+            <w:vMerge/>
+          </w:tcPr>
+          <w:p/>
+        </w:tc>
+      </w:tr>
+      <w:tr>
+        <w:trPr>
+          <w:trHeight w:val="420" w:hRule="atLeast"/>
+        </w:trPr>
+        <w:tc>
+          <w:tcPr>
+            <w:tcW w:type="dxa" w:w="9024"/>
+            <w:gridSpan w:val="12"/>
+            <w:tcMar>
+              <w:top w:w="20" w:type="dxa"/>
+              <w:left w:w="60" w:type="dxa"/>
+              <w:bottom w:w="20" w:type="dxa"/>
+              <w:right w:w="60" w:type="dxa"/>
+            </w:tcMar>
+            <w:vAlign w:val="top"/>
+          </w:tcPr>
+          <w:p>
+            <w:pPr>
+              <w:spacing w:after="0"/>
+              <w:jc w:val="left"/>
+            </w:pPr>
+            <w:r>
+              <w:rPr>
+                <w:b/>
+                <w:i w:val="0"/>
+                <w:color w:val="0F2B48"/>
+                <w:sz w:val="25"/>
+              </w:rPr>
+              <w:t>By Ms. P. Nair</w:t>
+            </w:r>
+          </w:p>
+        </w:tc>
+      </w:tr>
+      <w:tr>
+        <w:trPr>
+          <w:trHeight w:val="420" w:hRule="atLeast"/>
+        </w:trPr>
+        <w:tc>
+          <w:tcPr>
+            <w:tcW w:type="dxa" w:w="9024"/>
+            <w:gridSpan w:val="12"/>
+            <w:tcMar>
+              <w:top w:w="20" w:type="dxa"/>
+              <w:left w:w="60" w:type="dxa"/>
+              <w:bottom w:w="20" w:type="dxa"/>
+              <w:right w:w="60" w:type="dxa"/>
+            </w:tcMar>
+            <w:vAlign w:val="top"/>
+          </w:tcPr>
+          <w:p>
+            <w:pPr>
+              <w:spacing w:after="0"/>
+              <w:jc w:val="left"/>
+            </w:pPr>
+            <w:r>
+              <w:rPr>
+                <w:b w:val="0"/>
+                <w:i w:val="0"/>
+                <w:color w:val="64748B"/>
+                <w:sz w:val="20"/>
+              </w:rPr>
+              <w:t>International Cyber Defense Summit 2026 · October 2026</w:t>
+            </w:r>
+          </w:p>
+        </w:tc>
+      </w:tr>
+      <w:tr>
+        <w:trPr>
+          <w:trHeight w:val="420" w:hRule="atLeast"/>
+        </w:trPr>
+        <w:tc>
+          <w:tcPr>
+            <w:tcW w:type="dxa" w:w="752"/>
+          </w:tcPr>
+          <w:p/>
+        </w:tc>
+        <w:tc>
+          <w:tcPr>
+            <w:tcW w:type="dxa" w:w="752"/>
+          </w:tcPr>
+          <w:p/>
+        </w:tc>
+        <w:tc>
+          <w:tcPr>
+            <w:tcW w:type="dxa" w:w="752"/>
+          </w:tcPr>
+          <w:p/>
+        </w:tc>
+        <w:tc>
+          <w:tcPr>
+            <w:tcW w:type="dxa" w:w="752"/>
+          </w:tcPr>
+          <w:p/>
+        </w:tc>
+        <w:tc>
+          <w:tcPr>
+            <w:tcW w:type="dxa" w:w="6016"/>
+            <w:gridSpan w:val="8"/>
+            <w:vMerge w:val="restart"/>
+            <w:tcMar>
+              <w:top w:w="20" w:type="dxa"/>
+              <w:left w:w="60" w:type="dxa"/>
+              <w:bottom w:w="20" w:type="dxa"/>
+              <w:right w:w="60" w:type="dxa"/>
+            </w:tcMar>
+            <w:vAlign w:val="top"/>
+          </w:tcPr>
+          <w:p>
+            <w:pPr>
+              <w:spacing w:line="360" w:lineRule="auto" w:after="0"/>
+              <w:jc w:val="left"/>
+            </w:pPr>
+            <w:r>
+              <w:rPr>
+                <w:b w:val="0"/>
+                <w:i w:val="0"/>
+                <w:color w:val="222222"/>
+                <w:sz w:val="22"/>
+              </w:rPr>
+              <w:t>Delivered an invited expert keynote address on enterprise Zero Trust Architecture to over 500 cybersecurity practitioners and C-suite executives.</w:t>
+            </w:r>
+          </w:p>
+        </w:tc>
+      </w:tr>
+      <w:tr>
+        <w:trPr>
+          <w:trHeight w:val="420" w:hRule="atLeast"/>
+        </w:trPr>
+        <w:tc>
+          <w:tcPr>
+            <w:tcW w:type="dxa" w:w="752"/>
+          </w:tcPr>
+          <w:p/>
+        </w:tc>
+        <w:tc>
+          <w:tcPr>
+            <w:tcW w:type="dxa" w:w="752"/>
+          </w:tcPr>
+          <w:p/>
+        </w:tc>
+        <w:tc>
+          <w:tcPr>
+            <w:tcW w:type="dxa" w:w="752"/>
+          </w:tcPr>
+          <w:p/>
+        </w:tc>
+        <w:tc>
+          <w:tcPr>
+            <w:tcW w:type="dxa" w:w="752"/>
+          </w:tcPr>
+          <w:p/>
+        </w:tc>
+        <w:tc>
+          <w:tcPr>
+            <w:tcW w:type="dxa" w:w="6016"/>
+            <w:gridSpan w:val="8"/>
+            <w:vMerge/>
+          </w:tcPr>
+          <w:p/>
+        </w:tc>
+      </w:tr>
+      <w:tr>
+        <w:trPr>
+          <w:trHeight w:val="420" w:hRule="atLeast"/>
+        </w:trPr>
+        <w:tc>
+          <w:tcPr>
+            <w:tcW w:type="dxa" w:w="752"/>
+          </w:tcPr>
+          <w:p/>
+        </w:tc>
+        <w:tc>
+          <w:tcPr>
+            <w:tcW w:type="dxa" w:w="752"/>
+          </w:tcPr>
+          <w:p/>
+        </w:tc>
+        <w:tc>
+          <w:tcPr>
+            <w:tcW w:type="dxa" w:w="752"/>
+          </w:tcPr>
+          <w:p/>
+        </w:tc>
+        <w:tc>
+          <w:tcPr>
+            <w:tcW w:type="dxa" w:w="752"/>
+          </w:tcPr>
+          <w:p/>
+        </w:tc>
+        <w:tc>
+          <w:tcPr>
+            <w:tcW w:type="dxa" w:w="6016"/>
+            <w:gridSpan w:val="8"/>
+            <w:vMerge/>
+          </w:tcPr>
+          <w:p/>
+        </w:tc>
+      </w:tr>
+      <w:tr>
+        <w:trPr>
+          <w:trHeight w:val="420" w:hRule="atLeast"/>
+        </w:trPr>
+        <w:tc>
+          <w:tcPr>
+            <w:tcW w:type="dxa" w:w="752"/>
+          </w:tcPr>
+          <w:p/>
+        </w:tc>
+        <w:tc>
+          <w:tcPr>
+            <w:tcW w:type="dxa" w:w="752"/>
+          </w:tcPr>
+          <w:p/>
+        </w:tc>
+        <w:tc>
+          <w:tcPr>
+            <w:tcW w:type="dxa" w:w="752"/>
+          </w:tcPr>
+          <w:p/>
+        </w:tc>
+        <w:tc>
+          <w:tcPr>
+            <w:tcW w:type="dxa" w:w="752"/>
+          </w:tcPr>
+          <w:p/>
+        </w:tc>
+        <w:tc>
+          <w:tcPr>
+            <w:tcW w:type="dxa" w:w="6016"/>
+            <w:gridSpan w:val="8"/>
+            <w:vMerge/>
+          </w:tcPr>
+          <w:p/>
+        </w:tc>
+      </w:tr>
+      <w:tr>
+        <w:trPr>
+          <w:trHeight w:val="420" w:hRule="atLeast"/>
+        </w:trPr>
+        <w:tc>
+          <w:tcPr>
+            <w:tcW w:type="dxa" w:w="752"/>
+          </w:tcPr>
+          <w:p/>
+        </w:tc>
+        <w:tc>
+          <w:tcPr>
+            <w:tcW w:type="dxa" w:w="752"/>
+          </w:tcPr>
+          <w:p/>
+        </w:tc>
+        <w:tc>
+          <w:tcPr>
+            <w:tcW w:type="dxa" w:w="752"/>
+          </w:tcPr>
+          <w:p/>
+        </w:tc>
+        <w:tc>
+          <w:tcPr>
+            <w:tcW w:type="dxa" w:w="752"/>
+          </w:tcPr>
+          <w:p/>
+        </w:tc>
+        <w:tc>
+          <w:tcPr>
+            <w:tcW w:type="dxa" w:w="6016"/>
+            <w:gridSpan w:val="8"/>
+            <w:vMerge/>
+          </w:tcPr>
+          <w:p/>
+        </w:tc>
+      </w:tr>
+      <w:tr>
+        <w:trPr>
+          <w:trHeight w:val="420" w:hRule="atLeast"/>
+        </w:trPr>
+        <w:tc>
+          <w:tcPr>
+            <w:tcW w:type="dxa" w:w="752"/>
+          </w:tcPr>
+          <w:p/>
+        </w:tc>
+        <w:tc>
+          <w:tcPr>
+            <w:tcW w:type="dxa" w:w="752"/>
+          </w:tcPr>
+          <w:p/>
+        </w:tc>
+        <w:tc>
+          <w:tcPr>
+            <w:tcW w:type="dxa" w:w="752"/>
+          </w:tcPr>
+          <w:p/>
+        </w:tc>
+        <w:tc>
+          <w:tcPr>
+            <w:tcW w:type="dxa" w:w="752"/>
+          </w:tcPr>
+          <w:p/>
+        </w:tc>
+        <w:tc>
+          <w:tcPr>
+            <w:tcW w:type="dxa" w:w="6016"/>
+            <w:gridSpan w:val="8"/>
+            <w:vMerge/>
+          </w:tcPr>
+          <w:p/>
+        </w:tc>
+      </w:tr>
+      <w:tr>
+        <w:trPr>
+          <w:trHeight w:val="420" w:hRule="atLeast"/>
+        </w:trPr>
+        <w:tc>
+          <w:tcPr>
+            <w:tcW w:type="dxa" w:w="752"/>
+          </w:tcPr>
+          <w:p/>
+        </w:tc>
+        <w:tc>
+          <w:tcPr>
+            <w:tcW w:type="dxa" w:w="752"/>
+          </w:tcPr>
+          <w:p/>
+        </w:tc>
+        <w:tc>
+          <w:tcPr>
+            <w:tcW w:type="dxa" w:w="752"/>
+          </w:tcPr>
+          <w:p/>
+        </w:tc>
+        <w:tc>
+          <w:tcPr>
+            <w:tcW w:type="dxa" w:w="752"/>
+          </w:tcPr>
+          <w:p/>
+        </w:tc>
+        <w:tc>
+          <w:tcPr>
+            <w:tcW w:type="dxa" w:w="6016"/>
+            <w:gridSpan w:val="8"/>
+            <w:vMerge w:val="restart"/>
+            <w:tcMar>
+              <w:top w:w="20" w:type="dxa"/>
+              <w:left w:w="60" w:type="dxa"/>
+              <w:bottom w:w="20" w:type="dxa"/>
+              <w:right w:w="60" w:type="dxa"/>
+            </w:tcMar>
+            <w:vAlign w:val="top"/>
+          </w:tcPr>
+          <w:p>
+            <w:pPr>
+              <w:spacing w:after="0"/>
+              <w:jc w:val="left"/>
+            </w:pPr>
+            <w:hyperlink r:id="rId14">
+              <w:r>
+                <w:rPr>
+                  <w:b/>
+                  <w:color w:val="1F4E78"/>
+                  <w:sz w:val="19"/>
+                  <w:bdr w:val="single" w:sz="12" w:space="2" w:color="1F4E78"/>
+                </w:rPr>
+                <w:t xml:space="preserve">   🎖️ View Official Citation   </w:t>
+              </w:r>
+            </w:hyperlink>
+          </w:p>
+        </w:tc>
+      </w:tr>
+      <w:tr>
+        <w:trPr>
+          <w:trHeight w:val="420" w:hRule="atLeast"/>
+        </w:trPr>
+        <w:tc>
+          <w:tcPr>
+            <w:tcW w:type="dxa" w:w="752"/>
+          </w:tcPr>
+          <w:p/>
+        </w:tc>
+        <w:tc>
+          <w:tcPr>
+            <w:tcW w:type="dxa" w:w="752"/>
+          </w:tcPr>
+          <w:p/>
+        </w:tc>
+        <w:tc>
+          <w:tcPr>
+            <w:tcW w:type="dxa" w:w="752"/>
+          </w:tcPr>
+          <w:p/>
+        </w:tc>
+        <w:tc>
+          <w:tcPr>
+            <w:tcW w:type="dxa" w:w="752"/>
+          </w:tcPr>
+          <w:p/>
+        </w:tc>
+        <w:tc>
+          <w:tcPr>
+            <w:tcW w:type="dxa" w:w="6016"/>
+            <w:gridSpan w:val="8"/>
+            <w:vMerge/>
+          </w:tcPr>
+          <w:p/>
+        </w:tc>
+      </w:tr>
+    </w:tbl>
     <w:p>
       <w:pPr>
-        <w:spacing w:after="120"/>
-      </w:pPr>
-      <w:r>
-        <w:rPr>
-          <w:b/>
-          <w:i w:val="0"/>
-          <w:color w:val="FFFFFF"/>
-          <w:sz w:val="16"/>
-          <w:shd w:val="clear" w:color="auto" w:fill="1F4E78"/>
-        </w:rPr>
-        <w:t xml:space="preserve">  KEYNOTE SPEAKER  </w:t>
-      </w:r>
-    </w:p>
-    <w:p>
-      <w:pPr>
-        <w:spacing w:after="100" w:line="288" w:lineRule="auto"/>
-        <w:jc w:val="left"/>
-      </w:pPr>
-      <w:r>
-        <w:rPr>
-          <w:b/>
-          <w:i w:val="0"/>
-          <w:color w:val="1F4E78"/>
-          <w:sz w:val="32"/>
-        </w:rPr>
-        <w:t>Keynote Lecture on Cybersecurity &amp; Zero Trust Frameworks</w:t>
-      </w:r>
-    </w:p>
-    <w:p>
-      <w:pPr>
-        <w:spacing w:after="100"/>
-      </w:pPr>
-      <w:r>
-        <w:rPr>
-          <w:b/>
-          <w:i w:val="0"/>
-          <w:color w:val="0F2B48"/>
-          <w:sz w:val="25"/>
-        </w:rPr>
-        <w:t>By Ms. P. Nair</w:t>
-      </w:r>
-    </w:p>
-    <w:p>
-      <w:pPr>
-        <w:spacing w:after="120"/>
-      </w:pPr>
-      <w:r>
-        <w:rPr>
-          <w:b w:val="0"/>
-          <w:i w:val="0"/>
-          <w:color w:val="64748B"/>
-          <w:sz w:val="20"/>
-        </w:rPr>
-        <w:t>International Cyber Defense Summit 2026 · October 2026</w:t>
-      </w:r>
-    </w:p>
-    <w:p>
-      <w:pPr>
-        <w:spacing w:after="160" w:line="384" w:lineRule="auto"/>
-        <w:jc w:val="left"/>
-      </w:pPr>
-      <w:r>
-        <w:rPr>
-          <w:b w:val="0"/>
-          <w:i w:val="0"/>
-          <w:color w:val="222222"/>
-          <w:sz w:val="22"/>
-        </w:rPr>
-        <w:t>Delivered an invited expert keynote address on enterprise Zero Trust Architecture to over 500 cybersecurity practitioners and C-suite executives.</w:t>
-      </w:r>
-    </w:p>
-    <w:p>
-      <w:pPr>
-        <w:spacing w:after="160"/>
-      </w:pPr>
-      <w:hyperlink r:id="rId14">
-        <w:r>
-          <w:rPr>
-            <w:b/>
-            <w:color w:val="1F4E78"/>
-            <w:sz w:val="19"/>
-            <w:bdr w:val="single" w:sz="12" w:space="2" w:color="1F4E78"/>
-          </w:rPr>
-          <w:t xml:space="preserve">   🎖️ View Official Citation   </w:t>
-        </w:r>
-      </w:hyperlink>
-    </w:p>
-    <w:p>
-      <w:pPr>
-        <w:spacing w:before="200" w:after="200"/>
         <w:pBdr>
           <w:bottom w:val="single" w:sz="6" w:space="1" w:color="D9DEE4"/>
         </w:pBdr>
+        <w:spacing w:before="200" w:after="200"/>
       </w:pPr>
     </w:p>
-    <w:p>
-      <w:pPr>
-        <w:spacing w:after="100" w:line="288" w:lineRule="auto"/>
+    <w:tbl>
+      <w:tblPr>
+        <w:tblW w:type="auto" w:w="0"/>
         <w:jc w:val="left"/>
-      </w:pPr>
-      <w:r>
-        <w:rPr>
-          <w:b/>
-          <w:i w:val="0"/>
-          <w:color w:val="1F4E78"/>
-          <w:sz w:val="32"/>
-        </w:rPr>
-        <w:t>Keynote Speaker on Cybersecurity &amp; Zero Trust Frameworks</w:t>
-      </w:r>
-    </w:p>
-    <w:p>
-      <w:pPr>
-        <w:spacing w:after="100"/>
-      </w:pPr>
-      <w:r>
-        <w:rPr>
-          <w:b/>
-          <w:i w:val="0"/>
-          <w:color w:val="0F2B48"/>
-          <w:sz w:val="25"/>
-        </w:rPr>
-        <w:t>By Ms. P. Nair</w:t>
-      </w:r>
-    </w:p>
-    <w:p>
-      <w:pPr>
-        <w:spacing w:after="120"/>
-      </w:pPr>
-      <w:r>
-        <w:rPr>
-          <w:b w:val="0"/>
-          <w:i w:val="0"/>
-          <w:color w:val="64748B"/>
-          <w:sz w:val="20"/>
-        </w:rPr>
-        <w:t>International Cyber Defense Summit 2026 · October 2026</w:t>
-      </w:r>
-    </w:p>
-    <w:p>
-      <w:pPr>
-        <w:spacing w:after="160" w:line="384" w:lineRule="auto"/>
-        <w:jc w:val="left"/>
-      </w:pPr>
-      <w:r>
-        <w:rPr>
-          <w:b w:val="0"/>
-          <w:i w:val="0"/>
-          <w:color w:val="222222"/>
-          <w:sz w:val="22"/>
-        </w:rPr>
-        <w:t>Delivered an invited expert keynote session on enterprise Zero Trust Architecture to over 500 cybersecurity professionals.</w:t>
-      </w:r>
-    </w:p>
+        <w:tblLayout w:type="fixed"/>
+        <w:tblLook w:firstColumn="1" w:firstRow="1" w:lastColumn="0" w:lastRow="0" w:noHBand="0" w:noVBand="1" w:val="04A0"/>
+      </w:tblPr>
+      <w:tblGrid>
+        <w:gridCol w:w="752"/>
+        <w:gridCol w:w="752"/>
+        <w:gridCol w:w="752"/>
+        <w:gridCol w:w="752"/>
+        <w:gridCol w:w="752"/>
+        <w:gridCol w:w="752"/>
+        <w:gridCol w:w="752"/>
+        <w:gridCol w:w="752"/>
+        <w:gridCol w:w="752"/>
+        <w:gridCol w:w="752"/>
+        <w:gridCol w:w="752"/>
+        <w:gridCol w:w="752"/>
+      </w:tblGrid>
+      <w:tr>
+        <w:trPr>
+          <w:trHeight w:val="420" w:hRule="atLeast"/>
+        </w:trPr>
+        <w:tc>
+          <w:tcPr>
+            <w:tcW w:type="dxa" w:w="9024"/>
+            <w:gridSpan w:val="12"/>
+            <w:vMerge w:val="restart"/>
+            <w:tcMar>
+              <w:top w:w="20" w:type="dxa"/>
+              <w:left w:w="60" w:type="dxa"/>
+              <w:bottom w:w="20" w:type="dxa"/>
+              <w:right w:w="60" w:type="dxa"/>
+            </w:tcMar>
+            <w:vAlign w:val="top"/>
+          </w:tcPr>
+          <w:p>
+            <w:pPr>
+              <w:spacing w:line="288" w:lineRule="auto" w:after="0"/>
+              <w:jc w:val="left"/>
+            </w:pPr>
+            <w:r>
+              <w:rPr>
+                <w:b/>
+                <w:i w:val="0"/>
+                <w:color w:val="1F4E78"/>
+                <w:sz w:val="32"/>
+              </w:rPr>
+              <w:t>Keynote Speaker on Cybersecurity &amp; Zero Trust Frameworks</w:t>
+            </w:r>
+          </w:p>
+        </w:tc>
+      </w:tr>
+      <w:tr>
+        <w:trPr>
+          <w:trHeight w:val="420" w:hRule="atLeast"/>
+        </w:trPr>
+        <w:tc>
+          <w:tcPr>
+            <w:tcW w:type="dxa" w:w="9024"/>
+            <w:gridSpan w:val="12"/>
+            <w:vMerge/>
+          </w:tcPr>
+          <w:p/>
+        </w:tc>
+      </w:tr>
+      <w:tr>
+        <w:trPr>
+          <w:trHeight w:val="420" w:hRule="atLeast"/>
+        </w:trPr>
+        <w:tc>
+          <w:tcPr>
+            <w:tcW w:type="dxa" w:w="9024"/>
+            <w:gridSpan w:val="12"/>
+            <w:vMerge/>
+          </w:tcPr>
+          <w:p/>
+        </w:tc>
+      </w:tr>
+      <w:tr>
+        <w:trPr>
+          <w:trHeight w:val="420" w:hRule="atLeast"/>
+        </w:trPr>
+        <w:tc>
+          <w:tcPr>
+            <w:tcW w:type="dxa" w:w="9024"/>
+            <w:gridSpan w:val="12"/>
+            <w:tcMar>
+              <w:top w:w="20" w:type="dxa"/>
+              <w:left w:w="60" w:type="dxa"/>
+              <w:bottom w:w="20" w:type="dxa"/>
+              <w:right w:w="60" w:type="dxa"/>
+            </w:tcMar>
+            <w:vAlign w:val="top"/>
+          </w:tcPr>
+          <w:p>
+            <w:pPr>
+              <w:spacing w:after="0"/>
+              <w:jc w:val="left"/>
+            </w:pPr>
+            <w:r>
+              <w:rPr>
+                <w:b/>
+                <w:i w:val="0"/>
+                <w:color w:val="0F2B48"/>
+                <w:sz w:val="25"/>
+              </w:rPr>
+              <w:t>By Ms. P. Nair</w:t>
+            </w:r>
+          </w:p>
+        </w:tc>
+      </w:tr>
+      <w:tr>
+        <w:trPr>
+          <w:trHeight w:val="420" w:hRule="atLeast"/>
+        </w:trPr>
+        <w:tc>
+          <w:tcPr>
+            <w:tcW w:type="dxa" w:w="9024"/>
+            <w:gridSpan w:val="12"/>
+            <w:tcMar>
+              <w:top w:w="20" w:type="dxa"/>
+              <w:left w:w="60" w:type="dxa"/>
+              <w:bottom w:w="20" w:type="dxa"/>
+              <w:right w:w="60" w:type="dxa"/>
+            </w:tcMar>
+            <w:vAlign w:val="top"/>
+          </w:tcPr>
+          <w:p>
+            <w:pPr>
+              <w:spacing w:after="0"/>
+              <w:jc w:val="left"/>
+            </w:pPr>
+            <w:r>
+              <w:rPr>
+                <w:b w:val="0"/>
+                <w:i w:val="0"/>
+                <w:color w:val="64748B"/>
+                <w:sz w:val="20"/>
+              </w:rPr>
+              <w:t>International Cyber Defense Summit 2026 · October 2026</w:t>
+            </w:r>
+          </w:p>
+        </w:tc>
+      </w:tr>
+      <w:tr>
+        <w:trPr>
+          <w:trHeight w:val="420" w:hRule="atLeast"/>
+        </w:trPr>
+        <w:tc>
+          <w:tcPr>
+            <w:tcW w:type="dxa" w:w="752"/>
+          </w:tcPr>
+          <w:p/>
+        </w:tc>
+        <w:tc>
+          <w:tcPr>
+            <w:tcW w:type="dxa" w:w="752"/>
+          </w:tcPr>
+          <w:p/>
+        </w:tc>
+        <w:tc>
+          <w:tcPr>
+            <w:tcW w:type="dxa" w:w="752"/>
+          </w:tcPr>
+          <w:p/>
+        </w:tc>
+        <w:tc>
+          <w:tcPr>
+            <w:tcW w:type="dxa" w:w="752"/>
+          </w:tcPr>
+          <w:p/>
+        </w:tc>
+        <w:tc>
+          <w:tcPr>
+            <w:tcW w:type="dxa" w:w="6016"/>
+            <w:gridSpan w:val="8"/>
+            <w:vMerge w:val="restart"/>
+            <w:tcMar>
+              <w:top w:w="20" w:type="dxa"/>
+              <w:left w:w="60" w:type="dxa"/>
+              <w:bottom w:w="20" w:type="dxa"/>
+              <w:right w:w="60" w:type="dxa"/>
+            </w:tcMar>
+            <w:vAlign w:val="top"/>
+          </w:tcPr>
+          <w:p>
+            <w:pPr>
+              <w:spacing w:line="360" w:lineRule="auto" w:after="0"/>
+              <w:jc w:val="left"/>
+            </w:pPr>
+            <w:r>
+              <w:rPr>
+                <w:b w:val="0"/>
+                <w:i w:val="0"/>
+                <w:color w:val="222222"/>
+                <w:sz w:val="22"/>
+              </w:rPr>
+              <w:t>Delivered an invited expert keynote session on enterprise Zero Trust Architecture to over 500 cybersecurity professionals.</w:t>
+            </w:r>
+          </w:p>
+        </w:tc>
+      </w:tr>
+      <w:tr>
+        <w:trPr>
+          <w:trHeight w:val="420" w:hRule="atLeast"/>
+        </w:trPr>
+        <w:tc>
+          <w:tcPr>
+            <w:tcW w:type="dxa" w:w="752"/>
+          </w:tcPr>
+          <w:p/>
+        </w:tc>
+        <w:tc>
+          <w:tcPr>
+            <w:tcW w:type="dxa" w:w="752"/>
+          </w:tcPr>
+          <w:p/>
+        </w:tc>
+        <w:tc>
+          <w:tcPr>
+            <w:tcW w:type="dxa" w:w="752"/>
+          </w:tcPr>
+          <w:p/>
+        </w:tc>
+        <w:tc>
+          <w:tcPr>
+            <w:tcW w:type="dxa" w:w="752"/>
+          </w:tcPr>
+          <w:p/>
+        </w:tc>
+        <w:tc>
+          <w:tcPr>
+            <w:tcW w:type="dxa" w:w="6016"/>
+            <w:gridSpan w:val="8"/>
+            <w:vMerge/>
+          </w:tcPr>
+          <w:p/>
+        </w:tc>
+      </w:tr>
+      <w:tr>
+        <w:trPr>
+          <w:trHeight w:val="420" w:hRule="atLeast"/>
+        </w:trPr>
+        <w:tc>
+          <w:tcPr>
+            <w:tcW w:type="dxa" w:w="752"/>
+          </w:tcPr>
+          <w:p/>
+        </w:tc>
+        <w:tc>
+          <w:tcPr>
+            <w:tcW w:type="dxa" w:w="752"/>
+          </w:tcPr>
+          <w:p/>
+        </w:tc>
+        <w:tc>
+          <w:tcPr>
+            <w:tcW w:type="dxa" w:w="752"/>
+          </w:tcPr>
+          <w:p/>
+        </w:tc>
+        <w:tc>
+          <w:tcPr>
+            <w:tcW w:type="dxa" w:w="752"/>
+          </w:tcPr>
+          <w:p/>
+        </w:tc>
+        <w:tc>
+          <w:tcPr>
+            <w:tcW w:type="dxa" w:w="6016"/>
+            <w:gridSpan w:val="8"/>
+            <w:vMerge/>
+          </w:tcPr>
+          <w:p/>
+        </w:tc>
+      </w:tr>
+      <w:tr>
+        <w:trPr>
+          <w:trHeight w:val="420" w:hRule="atLeast"/>
+        </w:trPr>
+        <w:tc>
+          <w:tcPr>
+            <w:tcW w:type="dxa" w:w="752"/>
+          </w:tcPr>
+          <w:p/>
+        </w:tc>
+        <w:tc>
+          <w:tcPr>
+            <w:tcW w:type="dxa" w:w="752"/>
+          </w:tcPr>
+          <w:p/>
+        </w:tc>
+        <w:tc>
+          <w:tcPr>
+            <w:tcW w:type="dxa" w:w="752"/>
+          </w:tcPr>
+          <w:p/>
+        </w:tc>
+        <w:tc>
+          <w:tcPr>
+            <w:tcW w:type="dxa" w:w="752"/>
+          </w:tcPr>
+          <w:p/>
+        </w:tc>
+        <w:tc>
+          <w:tcPr>
+            <w:tcW w:type="dxa" w:w="6016"/>
+            <w:gridSpan w:val="8"/>
+            <w:vMerge/>
+          </w:tcPr>
+          <w:p/>
+        </w:tc>
+      </w:tr>
+      <w:tr>
+        <w:trPr>
+          <w:trHeight w:val="420" w:hRule="atLeast"/>
+        </w:trPr>
+        <w:tc>
+          <w:tcPr>
+            <w:tcW w:type="dxa" w:w="752"/>
+          </w:tcPr>
+          <w:p/>
+        </w:tc>
+        <w:tc>
+          <w:tcPr>
+            <w:tcW w:type="dxa" w:w="752"/>
+          </w:tcPr>
+          <w:p/>
+        </w:tc>
+        <w:tc>
+          <w:tcPr>
+            <w:tcW w:type="dxa" w:w="752"/>
+          </w:tcPr>
+          <w:p/>
+        </w:tc>
+        <w:tc>
+          <w:tcPr>
+            <w:tcW w:type="dxa" w:w="752"/>
+          </w:tcPr>
+          <w:p/>
+        </w:tc>
+        <w:tc>
+          <w:tcPr>
+            <w:tcW w:type="dxa" w:w="6016"/>
+            <w:gridSpan w:val="8"/>
+            <w:vMerge/>
+          </w:tcPr>
+          <w:p/>
+        </w:tc>
+      </w:tr>
+      <w:tr>
+        <w:trPr>
+          <w:trHeight w:val="420" w:hRule="atLeast"/>
+        </w:trPr>
+        <w:tc>
+          <w:tcPr>
+            <w:tcW w:type="dxa" w:w="752"/>
+          </w:tcPr>
+          <w:p/>
+        </w:tc>
+        <w:tc>
+          <w:tcPr>
+            <w:tcW w:type="dxa" w:w="752"/>
+          </w:tcPr>
+          <w:p/>
+        </w:tc>
+        <w:tc>
+          <w:tcPr>
+            <w:tcW w:type="dxa" w:w="752"/>
+          </w:tcPr>
+          <w:p/>
+        </w:tc>
+        <w:tc>
+          <w:tcPr>
+            <w:tcW w:type="dxa" w:w="752"/>
+          </w:tcPr>
+          <w:p/>
+        </w:tc>
+        <w:tc>
+          <w:tcPr>
+            <w:tcW w:type="dxa" w:w="6016"/>
+            <w:gridSpan w:val="8"/>
+            <w:vMerge/>
+          </w:tcPr>
+          <w:p/>
+        </w:tc>
+      </w:tr>
+    </w:tbl>
     <w:p>
       <w:pPr>
         <w:pageBreakBefore/>
+        <w:pBdr>
+          <w:top w:val="single" w:sz="36" w:space="6" w:color="1F4E78"/>
+          <w:bottom w:val="single" w:sz="12" w:space="4" w:color="1F4E78"/>
+        </w:pBdr>
         <w:tabs>
           <w:tab w:pos="9029" w:val="right"/>
         </w:tabs>
         <w:spacing w:after="320"/>
-        <w:pBdr>
-          <w:top w:val="single" w:sz="36" w:space="6" w:color="1F4E78"/>
-          <w:bottom w:val="single" w:sz="12" w:space="4" w:color="1F4E78"/>
-        </w:pBdr>
       </w:pPr>
       <w:r>
         <w:rPr>
           <w:b/>
           <w:color w:val="1F4E78"/>
+          <w:spacing w:val="30"/>
           <w:sz w:val="17"/>
-          <w:spacing w:val="30"/>
         </w:rPr>
         <w:t>IT CHRONICLES · STUDENT ACHIEVEMENTS</w:t>
       </w:r>
@@ -956,496 +4005,2076 @@
         <w:t>VOL. 1 · ISSUE 1</w:t>
       </w:r>
     </w:p>
+    <w:tbl>
+      <w:tblPr>
+        <w:tblW w:type="auto" w:w="0"/>
+        <w:jc w:val="left"/>
+        <w:tblLayout w:type="fixed"/>
+        <w:tblLook w:firstColumn="1" w:firstRow="1" w:lastColumn="0" w:lastRow="0" w:noHBand="0" w:noVBand="1" w:val="04A0"/>
+      </w:tblPr>
+      <w:tblGrid>
+        <w:gridCol w:w="752"/>
+        <w:gridCol w:w="752"/>
+        <w:gridCol w:w="752"/>
+        <w:gridCol w:w="752"/>
+        <w:gridCol w:w="752"/>
+        <w:gridCol w:w="752"/>
+        <w:gridCol w:w="752"/>
+        <w:gridCol w:w="752"/>
+        <w:gridCol w:w="752"/>
+        <w:gridCol w:w="752"/>
+        <w:gridCol w:w="752"/>
+        <w:gridCol w:w="752"/>
+      </w:tblGrid>
+      <w:tr>
+        <w:trPr>
+          <w:trHeight w:val="420" w:hRule="atLeast"/>
+        </w:trPr>
+        <w:tc>
+          <w:tcPr>
+            <w:tcW w:type="dxa" w:w="9024"/>
+            <w:gridSpan w:val="12"/>
+            <w:tcMar>
+              <w:top w:w="20" w:type="dxa"/>
+              <w:left w:w="60" w:type="dxa"/>
+              <w:bottom w:w="20" w:type="dxa"/>
+              <w:right w:w="60" w:type="dxa"/>
+            </w:tcMar>
+            <w:vAlign w:val="top"/>
+          </w:tcPr>
+          <w:p>
+            <w:pPr>
+              <w:spacing w:after="0"/>
+              <w:jc w:val="left"/>
+            </w:pPr>
+            <w:r>
+              <w:rPr>
+                <w:b/>
+                <w:i w:val="0"/>
+                <w:color w:val="FFFFFF"/>
+                <w:sz w:val="16"/>
+                <w:shd w:val="clear" w:color="auto" w:fill="C65911"/>
+              </w:rPr>
+              <w:t xml:space="preserve">  1ST PRIZE ($5,000)  </w:t>
+            </w:r>
+          </w:p>
+        </w:tc>
+      </w:tr>
+      <w:tr>
+        <w:trPr>
+          <w:trHeight w:val="420" w:hRule="atLeast"/>
+        </w:trPr>
+        <w:tc>
+          <w:tcPr>
+            <w:tcW w:type="dxa" w:w="9024"/>
+            <w:gridSpan w:val="12"/>
+            <w:vMerge w:val="restart"/>
+            <w:tcMar>
+              <w:top w:w="20" w:type="dxa"/>
+              <w:left w:w="60" w:type="dxa"/>
+              <w:bottom w:w="20" w:type="dxa"/>
+              <w:right w:w="60" w:type="dxa"/>
+            </w:tcMar>
+            <w:vAlign w:val="top"/>
+          </w:tcPr>
+          <w:p>
+            <w:pPr>
+              <w:spacing w:line="288" w:lineRule="auto" w:after="0"/>
+              <w:jc w:val="left"/>
+            </w:pPr>
+            <w:r>
+              <w:rPr>
+                <w:b/>
+                <w:i w:val="0"/>
+                <w:color w:val="1F4E78"/>
+                <w:sz w:val="32"/>
+              </w:rPr>
+              <w:t>Global Smart Cities Hackathon Championship 2026</w:t>
+            </w:r>
+          </w:p>
+        </w:tc>
+      </w:tr>
+      <w:tr>
+        <w:trPr>
+          <w:trHeight w:val="420" w:hRule="atLeast"/>
+        </w:trPr>
+        <w:tc>
+          <w:tcPr>
+            <w:tcW w:type="dxa" w:w="9024"/>
+            <w:gridSpan w:val="12"/>
+            <w:vMerge/>
+          </w:tcPr>
+          <w:p/>
+        </w:tc>
+      </w:tr>
+      <w:tr>
+        <w:trPr>
+          <w:trHeight w:val="420" w:hRule="atLeast"/>
+        </w:trPr>
+        <w:tc>
+          <w:tcPr>
+            <w:tcW w:type="dxa" w:w="9024"/>
+            <w:gridSpan w:val="12"/>
+            <w:vMerge/>
+          </w:tcPr>
+          <w:p/>
+        </w:tc>
+      </w:tr>
+      <w:tr>
+        <w:trPr>
+          <w:trHeight w:val="420" w:hRule="atLeast"/>
+        </w:trPr>
+        <w:tc>
+          <w:tcPr>
+            <w:tcW w:type="dxa" w:w="9024"/>
+            <w:gridSpan w:val="12"/>
+            <w:tcMar>
+              <w:top w:w="20" w:type="dxa"/>
+              <w:left w:w="60" w:type="dxa"/>
+              <w:bottom w:w="20" w:type="dxa"/>
+              <w:right w:w="60" w:type="dxa"/>
+            </w:tcMar>
+            <w:vAlign w:val="top"/>
+          </w:tcPr>
+          <w:p>
+            <w:pPr>
+              <w:spacing w:after="0"/>
+              <w:jc w:val="left"/>
+            </w:pPr>
+            <w:r>
+              <w:rPr>
+                <w:b/>
+                <w:i w:val="0"/>
+                <w:color w:val="0F2B48"/>
+                <w:sz w:val="24"/>
+              </w:rPr>
+              <w:t>By Rohan Sharma, Anita Roy, Kevin Patel</w:t>
+            </w:r>
+          </w:p>
+        </w:tc>
+      </w:tr>
+      <w:tr>
+        <w:trPr>
+          <w:trHeight w:val="420" w:hRule="atLeast"/>
+        </w:trPr>
+        <w:tc>
+          <w:tcPr>
+            <w:tcW w:type="dxa" w:w="9024"/>
+            <w:gridSpan w:val="12"/>
+            <w:tcMar>
+              <w:top w:w="20" w:type="dxa"/>
+              <w:left w:w="60" w:type="dxa"/>
+              <w:bottom w:w="20" w:type="dxa"/>
+              <w:right w:w="60" w:type="dxa"/>
+            </w:tcMar>
+            <w:vAlign w:val="top"/>
+          </w:tcPr>
+          <w:p>
+            <w:pPr>
+              <w:spacing w:after="0"/>
+              <w:jc w:val="left"/>
+            </w:pPr>
+            <w:r>
+              <w:rPr>
+                <w:b w:val="0"/>
+                <w:i w:val="0"/>
+                <w:color w:val="64748B"/>
+                <w:sz w:val="20"/>
+              </w:rPr>
+              <w:t>TechGiant Inc. &amp; IEEE · October 2026</w:t>
+            </w:r>
+          </w:p>
+        </w:tc>
+      </w:tr>
+      <w:tr>
+        <w:trPr>
+          <w:trHeight w:val="420" w:hRule="atLeast"/>
+        </w:trPr>
+        <w:tc>
+          <w:tcPr>
+            <w:tcW w:type="dxa" w:w="9024"/>
+            <w:gridSpan w:val="12"/>
+            <w:vMerge w:val="restart"/>
+            <w:tcMar>
+              <w:top w:w="20" w:type="dxa"/>
+              <w:left w:w="60" w:type="dxa"/>
+              <w:bottom w:w="20" w:type="dxa"/>
+              <w:right w:w="60" w:type="dxa"/>
+            </w:tcMar>
+            <w:vAlign w:val="top"/>
+          </w:tcPr>
+          <w:p>
+            <w:pPr>
+              <w:spacing w:after="0"/>
+              <w:jc w:val="left"/>
+            </w:pPr>
+            <w:r>
+              <w:drawing>
+                <wp:inline xmlns:a="http://schemas.openxmlformats.org/drawingml/2006/main" xmlns:pic="http://schemas.openxmlformats.org/drawingml/2006/picture">
+                  <wp:extent cx="5660136" cy="4042954"/>
+                  <wp:docPr id="2" name="Picture 2"/>
+                  <wp:cNvGraphicFramePr>
+                    <a:graphicFrameLocks noChangeAspect="1"/>
+                  </wp:cNvGraphicFramePr>
+                  <a:graphic>
+                    <a:graphicData uri="http://schemas.openxmlformats.org/drawingml/2006/picture">
+                      <pic:pic>
+                        <pic:nvPicPr>
+                          <pic:cNvPr id="0" name="crop_3aa91b5604065a58de1e507952907084.jpg"/>
+                          <pic:cNvPicPr/>
+                        </pic:nvPicPr>
+                        <pic:blipFill>
+                          <a:blip r:embed="rId15"/>
+                          <a:stretch>
+                            <a:fillRect/>
+                          </a:stretch>
+                        </pic:blipFill>
+                        <pic:spPr>
+                          <a:xfrm>
+                            <a:off x="0" y="0"/>
+                            <a:ext cx="5660136" cy="4042954"/>
+                          </a:xfrm>
+                          <a:prstGeom prst="rect"/>
+                        </pic:spPr>
+                      </pic:pic>
+                    </a:graphicData>
+                  </a:graphic>
+                </wp:inline>
+              </w:drawing>
+            </w:r>
+          </w:p>
+          <w:p>
+            <w:pPr>
+              <w:shd w:val="clear" w:color="auto" w:fill="F8FAFC"/>
+              <w:spacing w:after="0"/>
+            </w:pPr>
+            <w:r>
+              <w:rPr>
+                <w:b w:val="0"/>
+                <w:i/>
+                <w:color w:val="64748B"/>
+                <w:sz w:val="18"/>
+              </w:rPr>
+              <w:t xml:space="preserve"> Left to Right: Rohan Sharma, Anita Roy, Kevin Patel with 1st Prize trophy</w:t>
+            </w:r>
+          </w:p>
+        </w:tc>
+      </w:tr>
+      <w:tr>
+        <w:trPr>
+          <w:trHeight w:val="420" w:hRule="atLeast"/>
+        </w:trPr>
+        <w:tc>
+          <w:tcPr>
+            <w:tcW w:type="dxa" w:w="9024"/>
+            <w:gridSpan w:val="12"/>
+            <w:vMerge/>
+          </w:tcPr>
+          <w:p/>
+        </w:tc>
+      </w:tr>
+      <w:tr>
+        <w:trPr>
+          <w:trHeight w:val="420" w:hRule="atLeast"/>
+        </w:trPr>
+        <w:tc>
+          <w:tcPr>
+            <w:tcW w:type="dxa" w:w="9024"/>
+            <w:gridSpan w:val="12"/>
+            <w:vMerge/>
+          </w:tcPr>
+          <w:p/>
+        </w:tc>
+      </w:tr>
+      <w:tr>
+        <w:trPr>
+          <w:trHeight w:val="420" w:hRule="atLeast"/>
+        </w:trPr>
+        <w:tc>
+          <w:tcPr>
+            <w:tcW w:type="dxa" w:w="9024"/>
+            <w:gridSpan w:val="12"/>
+            <w:vMerge/>
+          </w:tcPr>
+          <w:p/>
+        </w:tc>
+      </w:tr>
+      <w:tr>
+        <w:trPr>
+          <w:trHeight w:val="420" w:hRule="atLeast"/>
+        </w:trPr>
+        <w:tc>
+          <w:tcPr>
+            <w:tcW w:type="dxa" w:w="9024"/>
+            <w:gridSpan w:val="12"/>
+            <w:vMerge/>
+          </w:tcPr>
+          <w:p/>
+        </w:tc>
+      </w:tr>
+      <w:tr>
+        <w:trPr>
+          <w:trHeight w:val="420" w:hRule="atLeast"/>
+        </w:trPr>
+        <w:tc>
+          <w:tcPr>
+            <w:tcW w:type="dxa" w:w="9024"/>
+            <w:gridSpan w:val="12"/>
+            <w:vMerge/>
+          </w:tcPr>
+          <w:p/>
+        </w:tc>
+      </w:tr>
+      <w:tr>
+        <w:trPr>
+          <w:trHeight w:val="420" w:hRule="atLeast"/>
+        </w:trPr>
+        <w:tc>
+          <w:tcPr>
+            <w:tcW w:type="dxa" w:w="9024"/>
+            <w:gridSpan w:val="12"/>
+            <w:vMerge/>
+          </w:tcPr>
+          <w:p/>
+        </w:tc>
+      </w:tr>
+      <w:tr>
+        <w:trPr>
+          <w:trHeight w:val="420" w:hRule="atLeast"/>
+        </w:trPr>
+        <w:tc>
+          <w:tcPr>
+            <w:tcW w:type="dxa" w:w="9024"/>
+            <w:gridSpan w:val="12"/>
+            <w:vMerge/>
+          </w:tcPr>
+          <w:p/>
+        </w:tc>
+      </w:tr>
+      <w:tr>
+        <w:trPr>
+          <w:trHeight w:val="420" w:hRule="atLeast"/>
+        </w:trPr>
+        <w:tc>
+          <w:tcPr>
+            <w:tcW w:type="dxa" w:w="9024"/>
+            <w:gridSpan w:val="12"/>
+            <w:vMerge/>
+          </w:tcPr>
+          <w:p/>
+        </w:tc>
+      </w:tr>
+      <w:tr>
+        <w:trPr>
+          <w:trHeight w:val="420" w:hRule="atLeast"/>
+        </w:trPr>
+        <w:tc>
+          <w:tcPr>
+            <w:tcW w:type="dxa" w:w="9024"/>
+            <w:gridSpan w:val="12"/>
+            <w:vMerge/>
+          </w:tcPr>
+          <w:p/>
+        </w:tc>
+      </w:tr>
+      <w:tr>
+        <w:trPr>
+          <w:trHeight w:val="420" w:hRule="atLeast"/>
+        </w:trPr>
+        <w:tc>
+          <w:tcPr>
+            <w:tcW w:type="dxa" w:w="9024"/>
+            <w:gridSpan w:val="12"/>
+            <w:vMerge/>
+          </w:tcPr>
+          <w:p/>
+        </w:tc>
+      </w:tr>
+      <w:tr>
+        <w:trPr>
+          <w:trHeight w:val="420" w:hRule="atLeast"/>
+        </w:trPr>
+        <w:tc>
+          <w:tcPr>
+            <w:tcW w:type="dxa" w:w="9024"/>
+            <w:gridSpan w:val="12"/>
+            <w:vMerge/>
+          </w:tcPr>
+          <w:p/>
+        </w:tc>
+      </w:tr>
+      <w:tr>
+        <w:trPr>
+          <w:trHeight w:val="420" w:hRule="atLeast"/>
+        </w:trPr>
+        <w:tc>
+          <w:tcPr>
+            <w:tcW w:type="dxa" w:w="9024"/>
+            <w:gridSpan w:val="12"/>
+            <w:vMerge/>
+          </w:tcPr>
+          <w:p/>
+        </w:tc>
+      </w:tr>
+      <w:tr>
+        <w:trPr>
+          <w:trHeight w:val="420" w:hRule="atLeast"/>
+        </w:trPr>
+        <w:tc>
+          <w:tcPr>
+            <w:tcW w:type="dxa" w:w="9024"/>
+            <w:gridSpan w:val="12"/>
+            <w:vMerge/>
+          </w:tcPr>
+          <w:p/>
+        </w:tc>
+      </w:tr>
+      <w:tr>
+        <w:trPr>
+          <w:trHeight w:val="420" w:hRule="atLeast"/>
+        </w:trPr>
+        <w:tc>
+          <w:tcPr>
+            <w:tcW w:type="dxa" w:w="9024"/>
+            <w:gridSpan w:val="12"/>
+            <w:vMerge/>
+          </w:tcPr>
+          <w:p/>
+        </w:tc>
+      </w:tr>
+      <w:tr>
+        <w:trPr>
+          <w:trHeight w:val="420" w:hRule="atLeast"/>
+        </w:trPr>
+        <w:tc>
+          <w:tcPr>
+            <w:tcW w:type="dxa" w:w="9024"/>
+            <w:gridSpan w:val="12"/>
+            <w:vMerge/>
+          </w:tcPr>
+          <w:p/>
+        </w:tc>
+      </w:tr>
+      <w:tr>
+        <w:trPr>
+          <w:trHeight w:val="420" w:hRule="atLeast"/>
+        </w:trPr>
+        <w:tc>
+          <w:tcPr>
+            <w:tcW w:type="dxa" w:w="9024"/>
+            <w:gridSpan w:val="12"/>
+            <w:vMerge w:val="restart"/>
+            <w:tcMar>
+              <w:top w:w="20" w:type="dxa"/>
+              <w:left w:w="60" w:type="dxa"/>
+              <w:bottom w:w="20" w:type="dxa"/>
+              <w:right w:w="60" w:type="dxa"/>
+            </w:tcMar>
+            <w:vAlign w:val="top"/>
+          </w:tcPr>
+          <w:p>
+            <w:pPr>
+              <w:spacing w:line="360" w:lineRule="auto" w:after="0"/>
+              <w:jc w:val="left"/>
+            </w:pPr>
+            <w:r>
+              <w:rPr>
+                <w:b w:val="0"/>
+                <w:i w:val="0"/>
+                <w:color w:val="334155"/>
+                <w:sz w:val="22"/>
+              </w:rPr>
+              <w:t>Built an autonomous drone dispatch platform for disaster relief operations.</w:t>
+            </w:r>
+          </w:p>
+        </w:tc>
+      </w:tr>
+      <w:tr>
+        <w:trPr>
+          <w:trHeight w:val="420" w:hRule="atLeast"/>
+        </w:trPr>
+        <w:tc>
+          <w:tcPr>
+            <w:tcW w:type="dxa" w:w="9024"/>
+            <w:gridSpan w:val="12"/>
+            <w:vMerge/>
+          </w:tcPr>
+          <w:p/>
+        </w:tc>
+      </w:tr>
+      <w:tr>
+        <w:trPr>
+          <w:trHeight w:val="420" w:hRule="atLeast"/>
+        </w:trPr>
+        <w:tc>
+          <w:tcPr>
+            <w:tcW w:type="dxa" w:w="9024"/>
+            <w:gridSpan w:val="12"/>
+            <w:vMerge/>
+          </w:tcPr>
+          <w:p/>
+        </w:tc>
+      </w:tr>
+      <w:tr>
+        <w:trPr>
+          <w:trHeight w:val="420" w:hRule="atLeast"/>
+        </w:trPr>
+        <w:tc>
+          <w:tcPr>
+            <w:tcW w:type="dxa" w:w="9024"/>
+            <w:gridSpan w:val="12"/>
+            <w:vMerge/>
+          </w:tcPr>
+          <w:p/>
+        </w:tc>
+      </w:tr>
+      <w:tr>
+        <w:trPr>
+          <w:trHeight w:val="420" w:hRule="atLeast"/>
+        </w:trPr>
+        <w:tc>
+          <w:tcPr>
+            <w:tcW w:type="dxa" w:w="9024"/>
+            <w:gridSpan w:val="12"/>
+            <w:vMerge/>
+          </w:tcPr>
+          <w:p/>
+        </w:tc>
+      </w:tr>
+      <w:tr>
+        <w:trPr>
+          <w:trHeight w:val="420" w:hRule="atLeast"/>
+        </w:trPr>
+        <w:tc>
+          <w:tcPr>
+            <w:tcW w:type="dxa" w:w="9024"/>
+            <w:gridSpan w:val="12"/>
+            <w:vMerge/>
+          </w:tcPr>
+          <w:p/>
+        </w:tc>
+      </w:tr>
+      <w:tr>
+        <w:trPr>
+          <w:trHeight w:val="420" w:hRule="atLeast"/>
+        </w:trPr>
+        <w:tc>
+          <w:tcPr>
+            <w:tcW w:type="dxa" w:w="9024"/>
+            <w:gridSpan w:val="12"/>
+            <w:vMerge w:val="restart"/>
+            <w:tcMar>
+              <w:top w:w="20" w:type="dxa"/>
+              <w:left w:w="60" w:type="dxa"/>
+              <w:bottom w:w="20" w:type="dxa"/>
+              <w:right w:w="60" w:type="dxa"/>
+            </w:tcMar>
+            <w:vAlign w:val="top"/>
+          </w:tcPr>
+          <w:p>
+            <w:pPr>
+              <w:spacing w:after="0"/>
+              <w:jc w:val="left"/>
+            </w:pPr>
+            <w:hyperlink r:id="rId16">
+              <w:r>
+                <w:rPr>
+                  <w:b/>
+                  <w:color w:val="FFFFFF"/>
+                  <w:sz w:val="19"/>
+                  <w:shd w:val="clear" w:color="auto" w:fill="1F4E78"/>
+                </w:rPr>
+                <w:t xml:space="preserve">   🏆 View Certificate &amp; Project Demo   </w:t>
+              </w:r>
+            </w:hyperlink>
+          </w:p>
+        </w:tc>
+      </w:tr>
+      <w:tr>
+        <w:trPr>
+          <w:trHeight w:val="420" w:hRule="atLeast"/>
+        </w:trPr>
+        <w:tc>
+          <w:tcPr>
+            <w:tcW w:type="dxa" w:w="9024"/>
+            <w:gridSpan w:val="12"/>
+            <w:vMerge/>
+          </w:tcPr>
+          <w:p/>
+        </w:tc>
+      </w:tr>
+    </w:tbl>
     <w:p>
       <w:pPr>
-        <w:spacing w:after="120"/>
-      </w:pPr>
-      <w:r>
-        <w:rPr>
-          <w:b/>
-          <w:i w:val="0"/>
-          <w:color w:val="FFFFFF"/>
-          <w:sz w:val="16"/>
-          <w:shd w:val="clear" w:color="auto" w:fill="C65911"/>
-        </w:rPr>
-        <w:t xml:space="preserve">  1ST PRIZE ($5,000)  </w:t>
-      </w:r>
-    </w:p>
-    <w:p>
-      <w:pPr>
-        <w:spacing w:after="100" w:line="288" w:lineRule="auto"/>
-        <w:jc w:val="left"/>
-      </w:pPr>
-      <w:r>
-        <w:rPr>
-          <w:b/>
-          <w:i w:val="0"/>
-          <w:color w:val="1F4E78"/>
-          <w:sz w:val="32"/>
-        </w:rPr>
-        <w:t>Global Smart Cities Hackathon Championship 2026</w:t>
-      </w:r>
-    </w:p>
-    <w:p>
-      <w:pPr>
-        <w:spacing w:after="100"/>
-      </w:pPr>
-      <w:r>
-        <w:rPr>
-          <w:b/>
-          <w:i w:val="0"/>
-          <w:color w:val="0F2B48"/>
-          <w:sz w:val="24"/>
-        </w:rPr>
-        <w:t>By Rohan Sharma, Anita Roy, Kevin Patel</w:t>
-      </w:r>
-    </w:p>
-    <w:p>
-      <w:pPr>
-        <w:spacing w:after="120"/>
-      </w:pPr>
-      <w:r>
-        <w:rPr>
-          <w:b w:val="0"/>
-          <w:i w:val="0"/>
-          <w:color w:val="64748B"/>
-          <w:sz w:val="20"/>
-        </w:rPr>
-        <w:t>TechGiant Inc. &amp; IEEE · October 2026</w:t>
-      </w:r>
-    </w:p>
-    <w:p>
-      <w:pPr>
-        <w:spacing w:after="0"/>
-      </w:pPr>
-      <w:r>
-        <w:drawing>
-          <wp:inline xmlns:a="http://schemas.openxmlformats.org/drawingml/2006/main" xmlns:pic="http://schemas.openxmlformats.org/drawingml/2006/picture">
-            <wp:extent cx="5733288" cy="4302655"/>
-            <wp:docPr id="2" name="Picture 2"/>
-            <wp:cNvGraphicFramePr>
-              <a:graphicFrameLocks noChangeAspect="1"/>
-            </wp:cNvGraphicFramePr>
-            <a:graphic>
-              <a:graphicData uri="http://schemas.openxmlformats.org/drawingml/2006/picture">
-                <pic:pic>
-                  <pic:nvPicPr>
-                    <pic:cNvPr id="0" name="crop_86fd921a3a317404983045e684c8a201.jpg"/>
-                    <pic:cNvPicPr/>
-                  </pic:nvPicPr>
-                  <pic:blipFill>
-                    <a:blip r:embed="rId15"/>
-                    <a:stretch>
-                      <a:fillRect/>
-                    </a:stretch>
-                  </pic:blipFill>
-                  <pic:spPr>
-                    <a:xfrm>
-                      <a:off x="0" y="0"/>
-                      <a:ext cx="5733288" cy="4302655"/>
-                    </a:xfrm>
-                    <a:prstGeom prst="rect"/>
-                  </pic:spPr>
-                </pic:pic>
-              </a:graphicData>
-            </a:graphic>
-          </wp:inline>
-        </w:drawing>
-      </w:r>
-    </w:p>
-    <w:p>
-      <w:pPr>
-        <w:spacing w:after="160"/>
-        <w:shd w:val="clear" w:color="auto" w:fill="F8FAFC"/>
-      </w:pPr>
-      <w:r>
-        <w:rPr>
-          <w:b w:val="0"/>
-          <w:i/>
-          <w:color w:val="64748B"/>
-          <w:sz w:val="18"/>
-        </w:rPr>
-        <w:t xml:space="preserve"> Left to Right: Rohan Sharma, Anita Roy, Kevin Patel with 1st Prize trophy</w:t>
-      </w:r>
-    </w:p>
-    <w:p>
-      <w:pPr>
-        <w:spacing w:after="160" w:line="384" w:lineRule="auto"/>
-        <w:jc w:val="left"/>
-      </w:pPr>
-      <w:r>
-        <w:rPr>
-          <w:b w:val="0"/>
-          <w:i w:val="0"/>
-          <w:color w:val="334155"/>
-          <w:sz w:val="22"/>
-        </w:rPr>
-        <w:t>Built an autonomous drone dispatch platform for disaster relief operations.</w:t>
-      </w:r>
-    </w:p>
-    <w:p>
-      <w:pPr>
-        <w:spacing w:after="160"/>
-      </w:pPr>
-      <w:hyperlink r:id="rId16">
-        <w:r>
-          <w:rPr>
-            <w:b/>
-            <w:color w:val="FFFFFF"/>
-            <w:sz w:val="19"/>
-            <w:shd w:val="clear" w:color="auto" w:fill="1F4E78"/>
-          </w:rPr>
-          <w:t xml:space="preserve">   🏆 View Certificate &amp; Project Demo   </w:t>
-        </w:r>
-      </w:hyperlink>
-    </w:p>
-    <w:p>
-      <w:pPr>
-        <w:spacing w:before="200" w:after="200"/>
         <w:pBdr>
           <w:bottom w:val="single" w:sz="6" w:space="1" w:color="D9DEE4"/>
         </w:pBdr>
+        <w:spacing w:before="200" w:after="200"/>
       </w:pPr>
     </w:p>
+    <w:tbl>
+      <w:tblPr>
+        <w:tblW w:type="auto" w:w="0"/>
+        <w:jc w:val="left"/>
+        <w:tblLayout w:type="fixed"/>
+        <w:tblLook w:firstColumn="1" w:firstRow="1" w:lastColumn="0" w:lastRow="0" w:noHBand="0" w:noVBand="1" w:val="04A0"/>
+      </w:tblPr>
+      <w:tblGrid>
+        <w:gridCol w:w="752"/>
+        <w:gridCol w:w="752"/>
+        <w:gridCol w:w="752"/>
+        <w:gridCol w:w="752"/>
+        <w:gridCol w:w="752"/>
+        <w:gridCol w:w="752"/>
+        <w:gridCol w:w="752"/>
+        <w:gridCol w:w="752"/>
+        <w:gridCol w:w="752"/>
+        <w:gridCol w:w="752"/>
+        <w:gridCol w:w="752"/>
+        <w:gridCol w:w="752"/>
+      </w:tblGrid>
+      <w:tr>
+        <w:trPr>
+          <w:trHeight w:val="420" w:hRule="atLeast"/>
+        </w:trPr>
+        <w:tc>
+          <w:tcPr>
+            <w:tcW w:type="dxa" w:w="9024"/>
+            <w:gridSpan w:val="12"/>
+            <w:tcMar>
+              <w:top w:w="20" w:type="dxa"/>
+              <w:left w:w="60" w:type="dxa"/>
+              <w:bottom w:w="20" w:type="dxa"/>
+              <w:right w:w="60" w:type="dxa"/>
+            </w:tcMar>
+            <w:vAlign w:val="top"/>
+          </w:tcPr>
+          <w:p>
+            <w:pPr>
+              <w:spacing w:after="0"/>
+              <w:jc w:val="left"/>
+            </w:pPr>
+            <w:r>
+              <w:rPr>
+                <w:b/>
+                <w:i w:val="0"/>
+                <w:color w:val="FFFFFF"/>
+                <w:sz w:val="16"/>
+                <w:shd w:val="clear" w:color="auto" w:fill="C65911"/>
+              </w:rPr>
+              <w:t xml:space="preserve">  1ST PRIZE (CASH AWARD $5,000 / ₹4,10,000)  </w:t>
+            </w:r>
+          </w:p>
+        </w:tc>
+      </w:tr>
+      <w:tr>
+        <w:trPr>
+          <w:trHeight w:val="420" w:hRule="atLeast"/>
+        </w:trPr>
+        <w:tc>
+          <w:tcPr>
+            <w:tcW w:type="dxa" w:w="9024"/>
+            <w:gridSpan w:val="12"/>
+            <w:vMerge w:val="restart"/>
+            <w:tcMar>
+              <w:top w:w="20" w:type="dxa"/>
+              <w:left w:w="60" w:type="dxa"/>
+              <w:bottom w:w="20" w:type="dxa"/>
+              <w:right w:w="60" w:type="dxa"/>
+            </w:tcMar>
+            <w:vAlign w:val="top"/>
+          </w:tcPr>
+          <w:p>
+            <w:pPr>
+              <w:spacing w:line="288" w:lineRule="auto" w:after="0"/>
+              <w:jc w:val="left"/>
+            </w:pPr>
+            <w:r>
+              <w:rPr>
+                <w:b/>
+                <w:i w:val="0"/>
+                <w:color w:val="1F4E78"/>
+                <w:sz w:val="32"/>
+              </w:rPr>
+              <w:t>Global Smart Cities Hackathon Championship 2026</w:t>
+            </w:r>
+          </w:p>
+        </w:tc>
+      </w:tr>
+      <w:tr>
+        <w:trPr>
+          <w:trHeight w:val="420" w:hRule="atLeast"/>
+        </w:trPr>
+        <w:tc>
+          <w:tcPr>
+            <w:tcW w:type="dxa" w:w="9024"/>
+            <w:gridSpan w:val="12"/>
+            <w:vMerge/>
+          </w:tcPr>
+          <w:p/>
+        </w:tc>
+      </w:tr>
+      <w:tr>
+        <w:trPr>
+          <w:trHeight w:val="420" w:hRule="atLeast"/>
+        </w:trPr>
+        <w:tc>
+          <w:tcPr>
+            <w:tcW w:type="dxa" w:w="9024"/>
+            <w:gridSpan w:val="12"/>
+            <w:vMerge/>
+          </w:tcPr>
+          <w:p/>
+        </w:tc>
+      </w:tr>
+      <w:tr>
+        <w:trPr>
+          <w:trHeight w:val="420" w:hRule="atLeast"/>
+        </w:trPr>
+        <w:tc>
+          <w:tcPr>
+            <w:tcW w:type="dxa" w:w="9024"/>
+            <w:gridSpan w:val="12"/>
+            <w:tcMar>
+              <w:top w:w="20" w:type="dxa"/>
+              <w:left w:w="60" w:type="dxa"/>
+              <w:bottom w:w="20" w:type="dxa"/>
+              <w:right w:w="60" w:type="dxa"/>
+            </w:tcMar>
+            <w:vAlign w:val="top"/>
+          </w:tcPr>
+          <w:p>
+            <w:pPr>
+              <w:spacing w:after="0"/>
+              <w:jc w:val="left"/>
+            </w:pPr>
+            <w:r>
+              <w:rPr>
+                <w:b/>
+                <w:i w:val="0"/>
+                <w:color w:val="0F2B48"/>
+                <w:sz w:val="24"/>
+              </w:rPr>
+              <w:t>By Rohan Sharma, Anita Roy, Kevin Patel (Dept of IT)</w:t>
+            </w:r>
+          </w:p>
+        </w:tc>
+      </w:tr>
+      <w:tr>
+        <w:trPr>
+          <w:trHeight w:val="420" w:hRule="atLeast"/>
+        </w:trPr>
+        <w:tc>
+          <w:tcPr>
+            <w:tcW w:type="dxa" w:w="9024"/>
+            <w:gridSpan w:val="12"/>
+            <w:tcMar>
+              <w:top w:w="20" w:type="dxa"/>
+              <w:left w:w="60" w:type="dxa"/>
+              <w:bottom w:w="20" w:type="dxa"/>
+              <w:right w:w="60" w:type="dxa"/>
+            </w:tcMar>
+            <w:vAlign w:val="top"/>
+          </w:tcPr>
+          <w:p>
+            <w:pPr>
+              <w:spacing w:after="0"/>
+              <w:jc w:val="left"/>
+            </w:pPr>
+            <w:r>
+              <w:rPr>
+                <w:b w:val="0"/>
+                <w:i w:val="0"/>
+                <w:color w:val="64748B"/>
+                <w:sz w:val="20"/>
+              </w:rPr>
+              <w:t>TechGiant Inc. &amp; IEEE Computer Society · October 2026</w:t>
+            </w:r>
+          </w:p>
+        </w:tc>
+      </w:tr>
+      <w:tr>
+        <w:trPr>
+          <w:trHeight w:val="420" w:hRule="atLeast"/>
+        </w:trPr>
+        <w:tc>
+          <w:tcPr>
+            <w:tcW w:type="dxa" w:w="9024"/>
+            <w:gridSpan w:val="12"/>
+            <w:vMerge w:val="restart"/>
+            <w:tcMar>
+              <w:top w:w="20" w:type="dxa"/>
+              <w:left w:w="60" w:type="dxa"/>
+              <w:bottom w:w="20" w:type="dxa"/>
+              <w:right w:w="60" w:type="dxa"/>
+            </w:tcMar>
+            <w:vAlign w:val="top"/>
+          </w:tcPr>
+          <w:p>
+            <w:pPr>
+              <w:spacing w:after="0"/>
+              <w:jc w:val="left"/>
+            </w:pPr>
+            <w:r>
+              <w:drawing>
+                <wp:inline xmlns:a="http://schemas.openxmlformats.org/drawingml/2006/main" xmlns:pic="http://schemas.openxmlformats.org/drawingml/2006/picture">
+                  <wp:extent cx="5660136" cy="4042954"/>
+                  <wp:docPr id="3" name="Picture 3"/>
+                  <wp:cNvGraphicFramePr>
+                    <a:graphicFrameLocks noChangeAspect="1"/>
+                  </wp:cNvGraphicFramePr>
+                  <a:graphic>
+                    <a:graphicData uri="http://schemas.openxmlformats.org/drawingml/2006/picture">
+                      <pic:pic>
+                        <pic:nvPicPr>
+                          <pic:cNvPr id="0" name="crop_3aa91b5604065a58de1e507952907084.jpg"/>
+                          <pic:cNvPicPr/>
+                        </pic:nvPicPr>
+                        <pic:blipFill>
+                          <a:blip r:embed="rId15"/>
+                          <a:stretch>
+                            <a:fillRect/>
+                          </a:stretch>
+                        </pic:blipFill>
+                        <pic:spPr>
+                          <a:xfrm>
+                            <a:off x="0" y="0"/>
+                            <a:ext cx="5660136" cy="4042954"/>
+                          </a:xfrm>
+                          <a:prstGeom prst="rect"/>
+                        </pic:spPr>
+                      </pic:pic>
+                    </a:graphicData>
+                  </a:graphic>
+                </wp:inline>
+              </w:drawing>
+            </w:r>
+          </w:p>
+          <w:p>
+            <w:pPr>
+              <w:shd w:val="clear" w:color="auto" w:fill="F8FAFC"/>
+              <w:spacing w:after="0"/>
+            </w:pPr>
+            <w:r>
+              <w:rPr>
+                <w:b w:val="0"/>
+                <w:i/>
+                <w:color w:val="64748B"/>
+                <w:sz w:val="18"/>
+              </w:rPr>
+              <w:t xml:space="preserve"> Left to Right: Rohan Sharma, Anita Roy, Kevin Patel holding the 1st Place Hackathon Trophy</w:t>
+            </w:r>
+          </w:p>
+        </w:tc>
+      </w:tr>
+      <w:tr>
+        <w:trPr>
+          <w:trHeight w:val="420" w:hRule="atLeast"/>
+        </w:trPr>
+        <w:tc>
+          <w:tcPr>
+            <w:tcW w:type="dxa" w:w="9024"/>
+            <w:gridSpan w:val="12"/>
+            <w:vMerge/>
+          </w:tcPr>
+          <w:p/>
+        </w:tc>
+      </w:tr>
+      <w:tr>
+        <w:trPr>
+          <w:trHeight w:val="420" w:hRule="atLeast"/>
+        </w:trPr>
+        <w:tc>
+          <w:tcPr>
+            <w:tcW w:type="dxa" w:w="9024"/>
+            <w:gridSpan w:val="12"/>
+            <w:vMerge/>
+          </w:tcPr>
+          <w:p/>
+        </w:tc>
+      </w:tr>
+      <w:tr>
+        <w:trPr>
+          <w:trHeight w:val="420" w:hRule="atLeast"/>
+        </w:trPr>
+        <w:tc>
+          <w:tcPr>
+            <w:tcW w:type="dxa" w:w="9024"/>
+            <w:gridSpan w:val="12"/>
+            <w:vMerge/>
+          </w:tcPr>
+          <w:p/>
+        </w:tc>
+      </w:tr>
+      <w:tr>
+        <w:trPr>
+          <w:trHeight w:val="420" w:hRule="atLeast"/>
+        </w:trPr>
+        <w:tc>
+          <w:tcPr>
+            <w:tcW w:type="dxa" w:w="9024"/>
+            <w:gridSpan w:val="12"/>
+            <w:vMerge/>
+          </w:tcPr>
+          <w:p/>
+        </w:tc>
+      </w:tr>
+      <w:tr>
+        <w:trPr>
+          <w:trHeight w:val="420" w:hRule="atLeast"/>
+        </w:trPr>
+        <w:tc>
+          <w:tcPr>
+            <w:tcW w:type="dxa" w:w="9024"/>
+            <w:gridSpan w:val="12"/>
+            <w:vMerge/>
+          </w:tcPr>
+          <w:p/>
+        </w:tc>
+      </w:tr>
+      <w:tr>
+        <w:trPr>
+          <w:trHeight w:val="420" w:hRule="atLeast"/>
+        </w:trPr>
+        <w:tc>
+          <w:tcPr>
+            <w:tcW w:type="dxa" w:w="9024"/>
+            <w:gridSpan w:val="12"/>
+            <w:vMerge/>
+          </w:tcPr>
+          <w:p/>
+        </w:tc>
+      </w:tr>
+      <w:tr>
+        <w:trPr>
+          <w:trHeight w:val="420" w:hRule="atLeast"/>
+        </w:trPr>
+        <w:tc>
+          <w:tcPr>
+            <w:tcW w:type="dxa" w:w="9024"/>
+            <w:gridSpan w:val="12"/>
+            <w:vMerge/>
+          </w:tcPr>
+          <w:p/>
+        </w:tc>
+      </w:tr>
+      <w:tr>
+        <w:trPr>
+          <w:trHeight w:val="420" w:hRule="atLeast"/>
+        </w:trPr>
+        <w:tc>
+          <w:tcPr>
+            <w:tcW w:type="dxa" w:w="9024"/>
+            <w:gridSpan w:val="12"/>
+            <w:vMerge/>
+          </w:tcPr>
+          <w:p/>
+        </w:tc>
+      </w:tr>
+      <w:tr>
+        <w:trPr>
+          <w:trHeight w:val="420" w:hRule="atLeast"/>
+        </w:trPr>
+        <w:tc>
+          <w:tcPr>
+            <w:tcW w:type="dxa" w:w="9024"/>
+            <w:gridSpan w:val="12"/>
+            <w:vMerge/>
+          </w:tcPr>
+          <w:p/>
+        </w:tc>
+      </w:tr>
+      <w:tr>
+        <w:trPr>
+          <w:trHeight w:val="420" w:hRule="atLeast"/>
+        </w:trPr>
+        <w:tc>
+          <w:tcPr>
+            <w:tcW w:type="dxa" w:w="9024"/>
+            <w:gridSpan w:val="12"/>
+            <w:vMerge/>
+          </w:tcPr>
+          <w:p/>
+        </w:tc>
+      </w:tr>
+      <w:tr>
+        <w:trPr>
+          <w:trHeight w:val="420" w:hRule="atLeast"/>
+        </w:trPr>
+        <w:tc>
+          <w:tcPr>
+            <w:tcW w:type="dxa" w:w="9024"/>
+            <w:gridSpan w:val="12"/>
+            <w:vMerge/>
+          </w:tcPr>
+          <w:p/>
+        </w:tc>
+      </w:tr>
+      <w:tr>
+        <w:trPr>
+          <w:trHeight w:val="420" w:hRule="atLeast"/>
+        </w:trPr>
+        <w:tc>
+          <w:tcPr>
+            <w:tcW w:type="dxa" w:w="9024"/>
+            <w:gridSpan w:val="12"/>
+            <w:vMerge/>
+          </w:tcPr>
+          <w:p/>
+        </w:tc>
+      </w:tr>
+      <w:tr>
+        <w:trPr>
+          <w:trHeight w:val="420" w:hRule="atLeast"/>
+        </w:trPr>
+        <w:tc>
+          <w:tcPr>
+            <w:tcW w:type="dxa" w:w="9024"/>
+            <w:gridSpan w:val="12"/>
+            <w:vMerge/>
+          </w:tcPr>
+          <w:p/>
+        </w:tc>
+      </w:tr>
+      <w:tr>
+        <w:trPr>
+          <w:trHeight w:val="420" w:hRule="atLeast"/>
+        </w:trPr>
+        <w:tc>
+          <w:tcPr>
+            <w:tcW w:type="dxa" w:w="9024"/>
+            <w:gridSpan w:val="12"/>
+            <w:vMerge/>
+          </w:tcPr>
+          <w:p/>
+        </w:tc>
+      </w:tr>
+      <w:tr>
+        <w:trPr>
+          <w:trHeight w:val="420" w:hRule="atLeast"/>
+        </w:trPr>
+        <w:tc>
+          <w:tcPr>
+            <w:tcW w:type="dxa" w:w="9024"/>
+            <w:gridSpan w:val="12"/>
+            <w:vMerge/>
+          </w:tcPr>
+          <w:p/>
+        </w:tc>
+      </w:tr>
+      <w:tr>
+        <w:trPr>
+          <w:trHeight w:val="420" w:hRule="atLeast"/>
+        </w:trPr>
+        <w:tc>
+          <w:tcPr>
+            <w:tcW w:type="dxa" w:w="9024"/>
+            <w:gridSpan w:val="12"/>
+            <w:vMerge w:val="restart"/>
+            <w:tcMar>
+              <w:top w:w="20" w:type="dxa"/>
+              <w:left w:w="60" w:type="dxa"/>
+              <w:bottom w:w="20" w:type="dxa"/>
+              <w:right w:w="60" w:type="dxa"/>
+            </w:tcMar>
+            <w:vAlign w:val="top"/>
+          </w:tcPr>
+          <w:p>
+            <w:pPr>
+              <w:spacing w:line="360" w:lineRule="auto" w:after="0"/>
+              <w:jc w:val="left"/>
+            </w:pPr>
+            <w:r>
+              <w:rPr>
+                <w:b w:val="0"/>
+                <w:i w:val="0"/>
+                <w:color w:val="334155"/>
+                <w:sz w:val="22"/>
+              </w:rPr>
+              <w:t>Secured 1st rank among 350+ international university teams by developing an autonomous AI disaster dispatch drone management system capable of optimizing medical kit deliveries during flood relief operations.</w:t>
+            </w:r>
+          </w:p>
+        </w:tc>
+      </w:tr>
+      <w:tr>
+        <w:trPr>
+          <w:trHeight w:val="420" w:hRule="atLeast"/>
+        </w:trPr>
+        <w:tc>
+          <w:tcPr>
+            <w:tcW w:type="dxa" w:w="9024"/>
+            <w:gridSpan w:val="12"/>
+            <w:vMerge/>
+          </w:tcPr>
+          <w:p/>
+        </w:tc>
+      </w:tr>
+      <w:tr>
+        <w:trPr>
+          <w:trHeight w:val="420" w:hRule="atLeast"/>
+        </w:trPr>
+        <w:tc>
+          <w:tcPr>
+            <w:tcW w:type="dxa" w:w="9024"/>
+            <w:gridSpan w:val="12"/>
+            <w:vMerge/>
+          </w:tcPr>
+          <w:p/>
+        </w:tc>
+      </w:tr>
+      <w:tr>
+        <w:trPr>
+          <w:trHeight w:val="420" w:hRule="atLeast"/>
+        </w:trPr>
+        <w:tc>
+          <w:tcPr>
+            <w:tcW w:type="dxa" w:w="9024"/>
+            <w:gridSpan w:val="12"/>
+            <w:vMerge/>
+          </w:tcPr>
+          <w:p/>
+        </w:tc>
+      </w:tr>
+      <w:tr>
+        <w:trPr>
+          <w:trHeight w:val="420" w:hRule="atLeast"/>
+        </w:trPr>
+        <w:tc>
+          <w:tcPr>
+            <w:tcW w:type="dxa" w:w="9024"/>
+            <w:gridSpan w:val="12"/>
+            <w:vMerge/>
+          </w:tcPr>
+          <w:p/>
+        </w:tc>
+      </w:tr>
+      <w:tr>
+        <w:trPr>
+          <w:trHeight w:val="420" w:hRule="atLeast"/>
+        </w:trPr>
+        <w:tc>
+          <w:tcPr>
+            <w:tcW w:type="dxa" w:w="9024"/>
+            <w:gridSpan w:val="12"/>
+            <w:vMerge/>
+          </w:tcPr>
+          <w:p/>
+        </w:tc>
+      </w:tr>
+      <w:tr>
+        <w:trPr>
+          <w:trHeight w:val="420" w:hRule="atLeast"/>
+        </w:trPr>
+        <w:tc>
+          <w:tcPr>
+            <w:tcW w:type="dxa" w:w="9024"/>
+            <w:gridSpan w:val="12"/>
+            <w:vMerge w:val="restart"/>
+            <w:tcMar>
+              <w:top w:w="20" w:type="dxa"/>
+              <w:left w:w="60" w:type="dxa"/>
+              <w:bottom w:w="20" w:type="dxa"/>
+              <w:right w:w="60" w:type="dxa"/>
+            </w:tcMar>
+            <w:vAlign w:val="top"/>
+          </w:tcPr>
+          <w:p>
+            <w:pPr>
+              <w:spacing w:after="0"/>
+              <w:jc w:val="left"/>
+            </w:pPr>
+            <w:hyperlink r:id="rId17">
+              <w:r>
+                <w:rPr>
+                  <w:b/>
+                  <w:color w:val="FFFFFF"/>
+                  <w:sz w:val="19"/>
+                  <w:shd w:val="clear" w:color="auto" w:fill="1F4E78"/>
+                </w:rPr>
+                <w:t xml:space="preserve">   🏆 View Certificate &amp; Project Demo   </w:t>
+              </w:r>
+            </w:hyperlink>
+          </w:p>
+        </w:tc>
+      </w:tr>
+      <w:tr>
+        <w:trPr>
+          <w:trHeight w:val="420" w:hRule="atLeast"/>
+        </w:trPr>
+        <w:tc>
+          <w:tcPr>
+            <w:tcW w:type="dxa" w:w="9024"/>
+            <w:gridSpan w:val="12"/>
+            <w:vMerge/>
+          </w:tcPr>
+          <w:p/>
+        </w:tc>
+      </w:tr>
+    </w:tbl>
     <w:p>
       <w:pPr>
-        <w:spacing w:after="120"/>
-      </w:pPr>
-      <w:r>
-        <w:rPr>
-          <w:b/>
-          <w:i w:val="0"/>
-          <w:color w:val="FFFFFF"/>
-          <w:sz w:val="16"/>
-          <w:shd w:val="clear" w:color="auto" w:fill="C65911"/>
-        </w:rPr>
-        <w:t xml:space="preserve">  1ST PRIZE (CASH AWARD $5,000 / ₹4,10,000)  </w:t>
-      </w:r>
-    </w:p>
-    <w:p>
-      <w:pPr>
-        <w:spacing w:after="100" w:line="288" w:lineRule="auto"/>
-        <w:jc w:val="left"/>
-      </w:pPr>
-      <w:r>
-        <w:rPr>
-          <w:b/>
-          <w:i w:val="0"/>
-          <w:color w:val="1F4E78"/>
-          <w:sz w:val="32"/>
-        </w:rPr>
-        <w:t>Global Smart Cities Hackathon Championship 2026</w:t>
-      </w:r>
-    </w:p>
-    <w:p>
-      <w:pPr>
-        <w:spacing w:after="100"/>
-      </w:pPr>
-      <w:r>
-        <w:rPr>
-          <w:b/>
-          <w:i w:val="0"/>
-          <w:color w:val="0F2B48"/>
-          <w:sz w:val="24"/>
-        </w:rPr>
-        <w:t>By Rohan Sharma, Anita Roy, Kevin Patel (Dept of IT)</w:t>
-      </w:r>
-    </w:p>
-    <w:p>
-      <w:pPr>
-        <w:spacing w:after="120"/>
-      </w:pPr>
-      <w:r>
-        <w:rPr>
-          <w:b w:val="0"/>
-          <w:i w:val="0"/>
-          <w:color w:val="64748B"/>
-          <w:sz w:val="20"/>
-        </w:rPr>
-        <w:t>TechGiant Inc. &amp; IEEE Computer Society · October 2026</w:t>
-      </w:r>
-    </w:p>
-    <w:p>
-      <w:pPr>
-        <w:spacing w:after="0"/>
-      </w:pPr>
-      <w:r>
-        <w:drawing>
-          <wp:inline xmlns:a="http://schemas.openxmlformats.org/drawingml/2006/main" xmlns:pic="http://schemas.openxmlformats.org/drawingml/2006/picture">
-            <wp:extent cx="5733288" cy="4302655"/>
-            <wp:docPr id="3" name="Picture 3"/>
-            <wp:cNvGraphicFramePr>
-              <a:graphicFrameLocks noChangeAspect="1"/>
-            </wp:cNvGraphicFramePr>
-            <a:graphic>
-              <a:graphicData uri="http://schemas.openxmlformats.org/drawingml/2006/picture">
-                <pic:pic>
-                  <pic:nvPicPr>
-                    <pic:cNvPr id="0" name="crop_86fd921a3a317404983045e684c8a201.jpg"/>
-                    <pic:cNvPicPr/>
-                  </pic:nvPicPr>
-                  <pic:blipFill>
-                    <a:blip r:embed="rId15"/>
-                    <a:stretch>
-                      <a:fillRect/>
-                    </a:stretch>
-                  </pic:blipFill>
-                  <pic:spPr>
-                    <a:xfrm>
-                      <a:off x="0" y="0"/>
-                      <a:ext cx="5733288" cy="4302655"/>
-                    </a:xfrm>
-                    <a:prstGeom prst="rect"/>
-                  </pic:spPr>
-                </pic:pic>
-              </a:graphicData>
-            </a:graphic>
-          </wp:inline>
-        </w:drawing>
-      </w:r>
-    </w:p>
-    <w:p>
-      <w:pPr>
-        <w:spacing w:after="160"/>
-        <w:shd w:val="clear" w:color="auto" w:fill="F8FAFC"/>
-      </w:pPr>
-      <w:r>
-        <w:rPr>
-          <w:b w:val="0"/>
-          <w:i/>
-          <w:color w:val="64748B"/>
-          <w:sz w:val="18"/>
-        </w:rPr>
-        <w:t xml:space="preserve"> Left to Right: Rohan Sharma, Anita Roy, Kevin Patel holding the 1st Place Hackathon Trophy</w:t>
-      </w:r>
-    </w:p>
-    <w:p>
-      <w:pPr>
-        <w:spacing w:after="160" w:line="384" w:lineRule="auto"/>
-        <w:jc w:val="left"/>
-      </w:pPr>
-      <w:r>
-        <w:rPr>
-          <w:b w:val="0"/>
-          <w:i w:val="0"/>
-          <w:color w:val="334155"/>
-          <w:sz w:val="22"/>
-        </w:rPr>
-        <w:t>Secured 1st rank among 350+ international university teams by developing an autonomous AI disaster dispatch drone management system capable of optimizing medical kit deliveries during flood relief operations.</w:t>
-      </w:r>
-    </w:p>
-    <w:p>
-      <w:pPr>
-        <w:spacing w:after="160"/>
-      </w:pPr>
-      <w:hyperlink r:id="rId17">
-        <w:r>
-          <w:rPr>
-            <w:b/>
-            <w:color w:val="FFFFFF"/>
-            <w:sz w:val="19"/>
-            <w:shd w:val="clear" w:color="auto" w:fill="1F4E78"/>
-          </w:rPr>
-          <w:t xml:space="preserve">   🏆 View Certificate &amp; Project Demo   </w:t>
-        </w:r>
-      </w:hyperlink>
-    </w:p>
-    <w:p>
-      <w:pPr>
-        <w:spacing w:before="200" w:after="200"/>
         <w:pBdr>
           <w:bottom w:val="single" w:sz="6" w:space="1" w:color="D9DEE4"/>
         </w:pBdr>
+        <w:spacing w:before="200" w:after="200"/>
       </w:pPr>
     </w:p>
+    <w:tbl>
+      <w:tblPr>
+        <w:tblW w:type="auto" w:w="0"/>
+        <w:jc w:val="left"/>
+        <w:tblLayout w:type="fixed"/>
+        <w:tblLook w:firstColumn="1" w:firstRow="1" w:lastColumn="0" w:lastRow="0" w:noHBand="0" w:noVBand="1" w:val="04A0"/>
+      </w:tblPr>
+      <w:tblGrid>
+        <w:gridCol w:w="752"/>
+        <w:gridCol w:w="752"/>
+        <w:gridCol w:w="752"/>
+        <w:gridCol w:w="752"/>
+        <w:gridCol w:w="752"/>
+        <w:gridCol w:w="752"/>
+        <w:gridCol w:w="752"/>
+        <w:gridCol w:w="752"/>
+        <w:gridCol w:w="752"/>
+        <w:gridCol w:w="752"/>
+        <w:gridCol w:w="752"/>
+        <w:gridCol w:w="752"/>
+      </w:tblGrid>
+      <w:tr>
+        <w:trPr>
+          <w:trHeight w:val="420" w:hRule="atLeast"/>
+        </w:trPr>
+        <w:tc>
+          <w:tcPr>
+            <w:tcW w:type="dxa" w:w="9024"/>
+            <w:gridSpan w:val="12"/>
+            <w:tcMar>
+              <w:top w:w="20" w:type="dxa"/>
+              <w:left w:w="60" w:type="dxa"/>
+              <w:bottom w:w="20" w:type="dxa"/>
+              <w:right w:w="60" w:type="dxa"/>
+            </w:tcMar>
+            <w:vAlign w:val="top"/>
+          </w:tcPr>
+          <w:p>
+            <w:pPr>
+              <w:spacing w:after="0"/>
+              <w:jc w:val="left"/>
+            </w:pPr>
+            <w:r>
+              <w:rPr>
+                <w:b/>
+                <w:i w:val="0"/>
+                <w:color w:val="FFFFFF"/>
+                <w:sz w:val="16"/>
+                <w:shd w:val="clear" w:color="auto" w:fill="C65911"/>
+              </w:rPr>
+              <w:t xml:space="preserve">  1ST PRIZE (CASH AWARD $5,000)  </w:t>
+            </w:r>
+          </w:p>
+        </w:tc>
+      </w:tr>
+      <w:tr>
+        <w:trPr>
+          <w:trHeight w:val="420" w:hRule="atLeast"/>
+        </w:trPr>
+        <w:tc>
+          <w:tcPr>
+            <w:tcW w:type="dxa" w:w="9024"/>
+            <w:gridSpan w:val="12"/>
+            <w:vMerge w:val="restart"/>
+            <w:tcMar>
+              <w:top w:w="20" w:type="dxa"/>
+              <w:left w:w="60" w:type="dxa"/>
+              <w:bottom w:w="20" w:type="dxa"/>
+              <w:right w:w="60" w:type="dxa"/>
+            </w:tcMar>
+            <w:vAlign w:val="top"/>
+          </w:tcPr>
+          <w:p>
+            <w:pPr>
+              <w:spacing w:line="288" w:lineRule="auto" w:after="0"/>
+              <w:jc w:val="left"/>
+            </w:pPr>
+            <w:r>
+              <w:rPr>
+                <w:b/>
+                <w:i w:val="0"/>
+                <w:color w:val="1F4E78"/>
+                <w:sz w:val="32"/>
+              </w:rPr>
+              <w:t>Global Hackathon Championship 2026</w:t>
+            </w:r>
+          </w:p>
+        </w:tc>
+      </w:tr>
+      <w:tr>
+        <w:trPr>
+          <w:trHeight w:val="420" w:hRule="atLeast"/>
+        </w:trPr>
+        <w:tc>
+          <w:tcPr>
+            <w:tcW w:type="dxa" w:w="9024"/>
+            <w:gridSpan w:val="12"/>
+            <w:vMerge/>
+          </w:tcPr>
+          <w:p/>
+        </w:tc>
+      </w:tr>
+      <w:tr>
+        <w:trPr>
+          <w:trHeight w:val="420" w:hRule="atLeast"/>
+        </w:trPr>
+        <w:tc>
+          <w:tcPr>
+            <w:tcW w:type="dxa" w:w="9024"/>
+            <w:gridSpan w:val="12"/>
+            <w:vMerge/>
+          </w:tcPr>
+          <w:p/>
+        </w:tc>
+      </w:tr>
+      <w:tr>
+        <w:trPr>
+          <w:trHeight w:val="420" w:hRule="atLeast"/>
+        </w:trPr>
+        <w:tc>
+          <w:tcPr>
+            <w:tcW w:type="dxa" w:w="9024"/>
+            <w:gridSpan w:val="12"/>
+            <w:tcMar>
+              <w:top w:w="20" w:type="dxa"/>
+              <w:left w:w="60" w:type="dxa"/>
+              <w:bottom w:w="20" w:type="dxa"/>
+              <w:right w:w="60" w:type="dxa"/>
+            </w:tcMar>
+            <w:vAlign w:val="top"/>
+          </w:tcPr>
+          <w:p>
+            <w:pPr>
+              <w:spacing w:after="0"/>
+              <w:jc w:val="left"/>
+            </w:pPr>
+            <w:r>
+              <w:rPr>
+                <w:b/>
+                <w:i w:val="0"/>
+                <w:color w:val="0F2B48"/>
+                <w:sz w:val="24"/>
+              </w:rPr>
+              <w:t>By Rohan Sharma, Anita Roy, Kevin Patel</w:t>
+            </w:r>
+          </w:p>
+        </w:tc>
+      </w:tr>
+      <w:tr>
+        <w:trPr>
+          <w:trHeight w:val="420" w:hRule="atLeast"/>
+        </w:trPr>
+        <w:tc>
+          <w:tcPr>
+            <w:tcW w:type="dxa" w:w="9024"/>
+            <w:gridSpan w:val="12"/>
+            <w:tcMar>
+              <w:top w:w="20" w:type="dxa"/>
+              <w:left w:w="60" w:type="dxa"/>
+              <w:bottom w:w="20" w:type="dxa"/>
+              <w:right w:w="60" w:type="dxa"/>
+            </w:tcMar>
+            <w:vAlign w:val="top"/>
+          </w:tcPr>
+          <w:p>
+            <w:pPr>
+              <w:spacing w:after="0"/>
+              <w:jc w:val="left"/>
+            </w:pPr>
+            <w:r>
+              <w:rPr>
+                <w:b w:val="0"/>
+                <w:i w:val="0"/>
+                <w:color w:val="64748B"/>
+                <w:sz w:val="20"/>
+              </w:rPr>
+              <w:t>TechGiant Inc. &amp; IEEE Computer Society · October 2026</w:t>
+            </w:r>
+          </w:p>
+        </w:tc>
+      </w:tr>
+      <w:tr>
+        <w:trPr>
+          <w:trHeight w:val="420" w:hRule="atLeast"/>
+        </w:trPr>
+        <w:tc>
+          <w:tcPr>
+            <w:tcW w:type="dxa" w:w="9024"/>
+            <w:gridSpan w:val="12"/>
+            <w:vMerge w:val="restart"/>
+            <w:tcMar>
+              <w:top w:w="20" w:type="dxa"/>
+              <w:left w:w="60" w:type="dxa"/>
+              <w:bottom w:w="20" w:type="dxa"/>
+              <w:right w:w="60" w:type="dxa"/>
+            </w:tcMar>
+            <w:vAlign w:val="top"/>
+          </w:tcPr>
+          <w:p>
+            <w:pPr>
+              <w:spacing w:after="0"/>
+            </w:pPr>
+          </w:p>
+        </w:tc>
+      </w:tr>
+      <w:tr>
+        <w:trPr>
+          <w:trHeight w:val="420" w:hRule="atLeast"/>
+        </w:trPr>
+        <w:tc>
+          <w:tcPr>
+            <w:tcW w:type="dxa" w:w="9024"/>
+            <w:gridSpan w:val="12"/>
+            <w:vMerge/>
+          </w:tcPr>
+          <w:p/>
+        </w:tc>
+      </w:tr>
+      <w:tr>
+        <w:trPr>
+          <w:trHeight w:val="420" w:hRule="atLeast"/>
+        </w:trPr>
+        <w:tc>
+          <w:tcPr>
+            <w:tcW w:type="dxa" w:w="9024"/>
+            <w:gridSpan w:val="12"/>
+            <w:vMerge/>
+          </w:tcPr>
+          <w:p/>
+        </w:tc>
+      </w:tr>
+      <w:tr>
+        <w:trPr>
+          <w:trHeight w:val="420" w:hRule="atLeast"/>
+        </w:trPr>
+        <w:tc>
+          <w:tcPr>
+            <w:tcW w:type="dxa" w:w="9024"/>
+            <w:gridSpan w:val="12"/>
+            <w:vMerge/>
+          </w:tcPr>
+          <w:p/>
+        </w:tc>
+      </w:tr>
+      <w:tr>
+        <w:trPr>
+          <w:trHeight w:val="420" w:hRule="atLeast"/>
+        </w:trPr>
+        <w:tc>
+          <w:tcPr>
+            <w:tcW w:type="dxa" w:w="9024"/>
+            <w:gridSpan w:val="12"/>
+            <w:vMerge/>
+          </w:tcPr>
+          <w:p/>
+        </w:tc>
+      </w:tr>
+      <w:tr>
+        <w:trPr>
+          <w:trHeight w:val="420" w:hRule="atLeast"/>
+        </w:trPr>
+        <w:tc>
+          <w:tcPr>
+            <w:tcW w:type="dxa" w:w="9024"/>
+            <w:gridSpan w:val="12"/>
+            <w:vMerge/>
+          </w:tcPr>
+          <w:p/>
+        </w:tc>
+      </w:tr>
+      <w:tr>
+        <w:trPr>
+          <w:trHeight w:val="420" w:hRule="atLeast"/>
+        </w:trPr>
+        <w:tc>
+          <w:tcPr>
+            <w:tcW w:type="dxa" w:w="9024"/>
+            <w:gridSpan w:val="12"/>
+            <w:vMerge/>
+          </w:tcPr>
+          <w:p/>
+        </w:tc>
+      </w:tr>
+      <w:tr>
+        <w:trPr>
+          <w:trHeight w:val="420" w:hRule="atLeast"/>
+        </w:trPr>
+        <w:tc>
+          <w:tcPr>
+            <w:tcW w:type="dxa" w:w="9024"/>
+            <w:gridSpan w:val="12"/>
+            <w:vMerge/>
+          </w:tcPr>
+          <w:p/>
+        </w:tc>
+      </w:tr>
+      <w:tr>
+        <w:trPr>
+          <w:trHeight w:val="420" w:hRule="atLeast"/>
+        </w:trPr>
+        <w:tc>
+          <w:tcPr>
+            <w:tcW w:type="dxa" w:w="9024"/>
+            <w:gridSpan w:val="12"/>
+            <w:vMerge/>
+          </w:tcPr>
+          <w:p/>
+        </w:tc>
+      </w:tr>
+      <w:tr>
+        <w:trPr>
+          <w:trHeight w:val="420" w:hRule="atLeast"/>
+        </w:trPr>
+        <w:tc>
+          <w:tcPr>
+            <w:tcW w:type="dxa" w:w="9024"/>
+            <w:gridSpan w:val="12"/>
+            <w:vMerge/>
+          </w:tcPr>
+          <w:p/>
+        </w:tc>
+      </w:tr>
+      <w:tr>
+        <w:trPr>
+          <w:trHeight w:val="420" w:hRule="atLeast"/>
+        </w:trPr>
+        <w:tc>
+          <w:tcPr>
+            <w:tcW w:type="dxa" w:w="9024"/>
+            <w:gridSpan w:val="12"/>
+            <w:vMerge/>
+          </w:tcPr>
+          <w:p/>
+        </w:tc>
+      </w:tr>
+      <w:tr>
+        <w:trPr>
+          <w:trHeight w:val="420" w:hRule="atLeast"/>
+        </w:trPr>
+        <w:tc>
+          <w:tcPr>
+            <w:tcW w:type="dxa" w:w="9024"/>
+            <w:gridSpan w:val="12"/>
+            <w:vMerge/>
+          </w:tcPr>
+          <w:p/>
+        </w:tc>
+      </w:tr>
+      <w:tr>
+        <w:trPr>
+          <w:trHeight w:val="420" w:hRule="atLeast"/>
+        </w:trPr>
+        <w:tc>
+          <w:tcPr>
+            <w:tcW w:type="dxa" w:w="9024"/>
+            <w:gridSpan w:val="12"/>
+            <w:vMerge/>
+          </w:tcPr>
+          <w:p/>
+        </w:tc>
+      </w:tr>
+      <w:tr>
+        <w:trPr>
+          <w:trHeight w:val="420" w:hRule="atLeast"/>
+        </w:trPr>
+        <w:tc>
+          <w:tcPr>
+            <w:tcW w:type="dxa" w:w="9024"/>
+            <w:gridSpan w:val="12"/>
+            <w:vMerge/>
+          </w:tcPr>
+          <w:p/>
+        </w:tc>
+      </w:tr>
+      <w:tr>
+        <w:trPr>
+          <w:trHeight w:val="420" w:hRule="atLeast"/>
+        </w:trPr>
+        <w:tc>
+          <w:tcPr>
+            <w:tcW w:type="dxa" w:w="9024"/>
+            <w:gridSpan w:val="12"/>
+            <w:vMerge/>
+          </w:tcPr>
+          <w:p/>
+        </w:tc>
+      </w:tr>
+      <w:tr>
+        <w:trPr>
+          <w:trHeight w:val="420" w:hRule="atLeast"/>
+        </w:trPr>
+        <w:tc>
+          <w:tcPr>
+            <w:tcW w:type="dxa" w:w="9024"/>
+            <w:gridSpan w:val="12"/>
+            <w:vMerge/>
+          </w:tcPr>
+          <w:p/>
+        </w:tc>
+      </w:tr>
+      <w:tr>
+        <w:trPr>
+          <w:trHeight w:val="420" w:hRule="atLeast"/>
+        </w:trPr>
+        <w:tc>
+          <w:tcPr>
+            <w:tcW w:type="dxa" w:w="9024"/>
+            <w:gridSpan w:val="12"/>
+            <w:vMerge w:val="restart"/>
+            <w:tcMar>
+              <w:top w:w="20" w:type="dxa"/>
+              <w:left w:w="60" w:type="dxa"/>
+              <w:bottom w:w="20" w:type="dxa"/>
+              <w:right w:w="60" w:type="dxa"/>
+            </w:tcMar>
+            <w:vAlign w:val="top"/>
+          </w:tcPr>
+          <w:p>
+            <w:pPr>
+              <w:spacing w:line="360" w:lineRule="auto" w:after="0"/>
+              <w:jc w:val="left"/>
+            </w:pPr>
+            <w:r>
+              <w:rPr>
+                <w:b w:val="0"/>
+                <w:i w:val="0"/>
+                <w:color w:val="334155"/>
+                <w:sz w:val="22"/>
+              </w:rPr>
+              <w:t>Secured 1st rank out of 350 international teams for constructing an autonomous AI disaster response drone dispatch dashboard.</w:t>
+            </w:r>
+          </w:p>
+        </w:tc>
+      </w:tr>
+      <w:tr>
+        <w:trPr>
+          <w:trHeight w:val="420" w:hRule="atLeast"/>
+        </w:trPr>
+        <w:tc>
+          <w:tcPr>
+            <w:tcW w:type="dxa" w:w="9024"/>
+            <w:gridSpan w:val="12"/>
+            <w:vMerge/>
+          </w:tcPr>
+          <w:p/>
+        </w:tc>
+      </w:tr>
+      <w:tr>
+        <w:trPr>
+          <w:trHeight w:val="420" w:hRule="atLeast"/>
+        </w:trPr>
+        <w:tc>
+          <w:tcPr>
+            <w:tcW w:type="dxa" w:w="9024"/>
+            <w:gridSpan w:val="12"/>
+            <w:vMerge/>
+          </w:tcPr>
+          <w:p/>
+        </w:tc>
+      </w:tr>
+      <w:tr>
+        <w:trPr>
+          <w:trHeight w:val="420" w:hRule="atLeast"/>
+        </w:trPr>
+        <w:tc>
+          <w:tcPr>
+            <w:tcW w:type="dxa" w:w="9024"/>
+            <w:gridSpan w:val="12"/>
+            <w:vMerge/>
+          </w:tcPr>
+          <w:p/>
+        </w:tc>
+      </w:tr>
+      <w:tr>
+        <w:trPr>
+          <w:trHeight w:val="420" w:hRule="atLeast"/>
+        </w:trPr>
+        <w:tc>
+          <w:tcPr>
+            <w:tcW w:type="dxa" w:w="9024"/>
+            <w:gridSpan w:val="12"/>
+            <w:vMerge/>
+          </w:tcPr>
+          <w:p/>
+        </w:tc>
+      </w:tr>
+      <w:tr>
+        <w:trPr>
+          <w:trHeight w:val="420" w:hRule="atLeast"/>
+        </w:trPr>
+        <w:tc>
+          <w:tcPr>
+            <w:tcW w:type="dxa" w:w="9024"/>
+            <w:gridSpan w:val="12"/>
+            <w:vMerge/>
+          </w:tcPr>
+          <w:p/>
+        </w:tc>
+      </w:tr>
+      <w:tr>
+        <w:trPr>
+          <w:trHeight w:val="420" w:hRule="atLeast"/>
+        </w:trPr>
+        <w:tc>
+          <w:tcPr>
+            <w:tcW w:type="dxa" w:w="9024"/>
+            <w:gridSpan w:val="12"/>
+            <w:vMerge w:val="restart"/>
+            <w:tcMar>
+              <w:top w:w="20" w:type="dxa"/>
+              <w:left w:w="60" w:type="dxa"/>
+              <w:bottom w:w="20" w:type="dxa"/>
+              <w:right w:w="60" w:type="dxa"/>
+            </w:tcMar>
+            <w:vAlign w:val="top"/>
+          </w:tcPr>
+          <w:p>
+            <w:pPr>
+              <w:spacing w:after="0"/>
+              <w:jc w:val="left"/>
+            </w:pPr>
+            <w:hyperlink r:id="rId18">
+              <w:r>
+                <w:rPr>
+                  <w:b/>
+                  <w:color w:val="FFFFFF"/>
+                  <w:sz w:val="19"/>
+                  <w:shd w:val="clear" w:color="auto" w:fill="1F4E78"/>
+                </w:rPr>
+                <w:t xml:space="preserve">   🏆 View Certificate &amp; Project Demo   </w:t>
+              </w:r>
+            </w:hyperlink>
+          </w:p>
+        </w:tc>
+      </w:tr>
+      <w:tr>
+        <w:trPr>
+          <w:trHeight w:val="420" w:hRule="atLeast"/>
+        </w:trPr>
+        <w:tc>
+          <w:tcPr>
+            <w:tcW w:type="dxa" w:w="9024"/>
+            <w:gridSpan w:val="12"/>
+            <w:vMerge/>
+          </w:tcPr>
+          <w:p/>
+        </w:tc>
+      </w:tr>
+    </w:tbl>
     <w:p>
       <w:pPr>
-        <w:spacing w:after="120"/>
-      </w:pPr>
-      <w:r>
-        <w:rPr>
-          <w:b/>
-          <w:i w:val="0"/>
-          <w:color w:val="FFFFFF"/>
-          <w:sz w:val="16"/>
-          <w:shd w:val="clear" w:color="auto" w:fill="C65911"/>
-        </w:rPr>
-        <w:t xml:space="preserve">  1ST PRIZE (CASH AWARD $5,000)  </w:t>
-      </w:r>
-    </w:p>
-    <w:p>
-      <w:pPr>
-        <w:spacing w:after="100" w:line="288" w:lineRule="auto"/>
-        <w:jc w:val="left"/>
-      </w:pPr>
-      <w:r>
-        <w:rPr>
-          <w:b/>
-          <w:i w:val="0"/>
-          <w:color w:val="1F4E78"/>
-          <w:sz w:val="32"/>
-        </w:rPr>
-        <w:t>Global Hackathon Championship 2026</w:t>
-      </w:r>
-    </w:p>
-    <w:p>
-      <w:pPr>
-        <w:spacing w:after="100"/>
-      </w:pPr>
-      <w:r>
-        <w:rPr>
-          <w:b/>
-          <w:i w:val="0"/>
-          <w:color w:val="0F2B48"/>
-          <w:sz w:val="24"/>
-        </w:rPr>
-        <w:t>By Rohan Sharma, Anita Roy, Kevin Patel</w:t>
-      </w:r>
-    </w:p>
-    <w:p>
-      <w:pPr>
-        <w:spacing w:after="120"/>
-      </w:pPr>
-      <w:r>
-        <w:rPr>
-          <w:b w:val="0"/>
-          <w:i w:val="0"/>
-          <w:color w:val="64748B"/>
-          <w:sz w:val="20"/>
-        </w:rPr>
-        <w:t>TechGiant Inc. &amp; IEEE Computer Society · October 2026</w:t>
-      </w:r>
-    </w:p>
-    <w:p>
-      <w:pPr>
-        <w:spacing w:after="160" w:line="384" w:lineRule="auto"/>
-        <w:jc w:val="left"/>
-      </w:pPr>
-      <w:r>
-        <w:rPr>
-          <w:b w:val="0"/>
-          <w:i w:val="0"/>
-          <w:color w:val="334155"/>
-          <w:sz w:val="22"/>
-        </w:rPr>
-        <w:t>Secured 1st rank out of 350 international teams for constructing an autonomous AI disaster response drone dispatch dashboard.</w:t>
-      </w:r>
-    </w:p>
-    <w:p>
-      <w:pPr>
-        <w:spacing w:after="160"/>
-      </w:pPr>
-      <w:hyperlink r:id="rId18">
-        <w:r>
-          <w:rPr>
-            <w:b/>
-            <w:color w:val="FFFFFF"/>
-            <w:sz w:val="19"/>
-            <w:shd w:val="clear" w:color="auto" w:fill="1F4E78"/>
-          </w:rPr>
-          <w:t xml:space="preserve">   🏆 View Certificate &amp; Project Demo   </w:t>
-        </w:r>
-      </w:hyperlink>
-    </w:p>
-    <w:p>
-      <w:pPr>
-        <w:spacing w:before="200" w:after="200"/>
         <w:pBdr>
           <w:bottom w:val="single" w:sz="6" w:space="1" w:color="D9DEE4"/>
         </w:pBdr>
+        <w:spacing w:before="200" w:after="200"/>
       </w:pPr>
     </w:p>
-    <w:p>
-      <w:pPr>
-        <w:spacing w:after="120"/>
-      </w:pPr>
-      <w:r>
-        <w:rPr>
-          <w:b/>
-          <w:i w:val="0"/>
-          <w:color w:val="FFFFFF"/>
-          <w:sz w:val="16"/>
-          <w:shd w:val="clear" w:color="auto" w:fill="C65911"/>
-        </w:rPr>
-        <w:t xml:space="preserve">  1ST PLACE (CASH PRIZE $2000)  </w:t>
-      </w:r>
-    </w:p>
-    <w:p>
-      <w:pPr>
-        <w:spacing w:after="100" w:line="288" w:lineRule="auto"/>
+    <w:tbl>
+      <w:tblPr>
+        <w:tblW w:type="auto" w:w="0"/>
         <w:jc w:val="left"/>
-      </w:pPr>
-      <w:r>
-        <w:rPr>
-          <w:b/>
-          <w:i w:val="0"/>
-          <w:color w:val="1F4E78"/>
-          <w:sz w:val="32"/>
-        </w:rPr>
-        <w:t>National AI Hackathon 2026</w:t>
-      </w:r>
-    </w:p>
-    <w:p>
-      <w:pPr>
-        <w:spacing w:after="100"/>
-      </w:pPr>
-      <w:r>
-        <w:rPr>
-          <w:b/>
-          <w:i w:val="0"/>
-          <w:color w:val="0F2B48"/>
-          <w:sz w:val="24"/>
-        </w:rPr>
-        <w:t>By Rohan Sharma, Anita Roy</w:t>
-      </w:r>
-    </w:p>
-    <w:p>
-      <w:pPr>
-        <w:spacing w:after="120"/>
-      </w:pPr>
-      <w:r>
-        <w:rPr>
-          <w:b w:val="0"/>
-          <w:i w:val="0"/>
-          <w:color w:val="64748B"/>
-          <w:sz w:val="20"/>
-        </w:rPr>
-        <w:t>TechCorp India · October 2026</w:t>
-      </w:r>
-    </w:p>
-    <w:p>
-      <w:pPr>
-        <w:spacing w:after="160" w:line="384" w:lineRule="auto"/>
-        <w:jc w:val="left"/>
-      </w:pPr>
-      <w:r>
-        <w:rPr>
-          <w:b w:val="0"/>
-          <w:i w:val="0"/>
-          <w:color w:val="334155"/>
-          <w:sz w:val="22"/>
-        </w:rPr>
-        <w:t>Built an automated newsletter builder platform using document transformation engines.</w:t>
-      </w:r>
-    </w:p>
+        <w:tblLayout w:type="fixed"/>
+        <w:tblLook w:firstColumn="1" w:firstRow="1" w:lastColumn="0" w:lastRow="0" w:noHBand="0" w:noVBand="1" w:val="04A0"/>
+      </w:tblPr>
+      <w:tblGrid>
+        <w:gridCol w:w="752"/>
+        <w:gridCol w:w="752"/>
+        <w:gridCol w:w="752"/>
+        <w:gridCol w:w="752"/>
+        <w:gridCol w:w="752"/>
+        <w:gridCol w:w="752"/>
+        <w:gridCol w:w="752"/>
+        <w:gridCol w:w="752"/>
+        <w:gridCol w:w="752"/>
+        <w:gridCol w:w="752"/>
+        <w:gridCol w:w="752"/>
+        <w:gridCol w:w="752"/>
+      </w:tblGrid>
+      <w:tr>
+        <w:trPr>
+          <w:trHeight w:val="420" w:hRule="atLeast"/>
+        </w:trPr>
+        <w:tc>
+          <w:tcPr>
+            <w:tcW w:type="dxa" w:w="9024"/>
+            <w:gridSpan w:val="12"/>
+            <w:tcMar>
+              <w:top w:w="20" w:type="dxa"/>
+              <w:left w:w="60" w:type="dxa"/>
+              <w:bottom w:w="20" w:type="dxa"/>
+              <w:right w:w="60" w:type="dxa"/>
+            </w:tcMar>
+            <w:vAlign w:val="top"/>
+          </w:tcPr>
+          <w:p>
+            <w:pPr>
+              <w:spacing w:after="0"/>
+              <w:jc w:val="left"/>
+            </w:pPr>
+            <w:r>
+              <w:rPr>
+                <w:b/>
+                <w:i w:val="0"/>
+                <w:color w:val="FFFFFF"/>
+                <w:sz w:val="16"/>
+                <w:shd w:val="clear" w:color="auto" w:fill="C65911"/>
+              </w:rPr>
+              <w:t xml:space="preserve">  1ST PLACE (CASH PRIZE $2000)  </w:t>
+            </w:r>
+          </w:p>
+        </w:tc>
+      </w:tr>
+      <w:tr>
+        <w:trPr>
+          <w:trHeight w:val="420" w:hRule="atLeast"/>
+        </w:trPr>
+        <w:tc>
+          <w:tcPr>
+            <w:tcW w:type="dxa" w:w="9024"/>
+            <w:gridSpan w:val="12"/>
+            <w:vMerge w:val="restart"/>
+            <w:tcMar>
+              <w:top w:w="20" w:type="dxa"/>
+              <w:left w:w="60" w:type="dxa"/>
+              <w:bottom w:w="20" w:type="dxa"/>
+              <w:right w:w="60" w:type="dxa"/>
+            </w:tcMar>
+            <w:vAlign w:val="top"/>
+          </w:tcPr>
+          <w:p>
+            <w:pPr>
+              <w:spacing w:line="288" w:lineRule="auto" w:after="0"/>
+              <w:jc w:val="left"/>
+            </w:pPr>
+            <w:r>
+              <w:rPr>
+                <w:b/>
+                <w:i w:val="0"/>
+                <w:color w:val="1F4E78"/>
+                <w:sz w:val="32"/>
+              </w:rPr>
+              <w:t>National AI Hackathon 2026</w:t>
+            </w:r>
+          </w:p>
+        </w:tc>
+      </w:tr>
+      <w:tr>
+        <w:trPr>
+          <w:trHeight w:val="420" w:hRule="atLeast"/>
+        </w:trPr>
+        <w:tc>
+          <w:tcPr>
+            <w:tcW w:type="dxa" w:w="9024"/>
+            <w:gridSpan w:val="12"/>
+            <w:vMerge/>
+          </w:tcPr>
+          <w:p/>
+        </w:tc>
+      </w:tr>
+      <w:tr>
+        <w:trPr>
+          <w:trHeight w:val="420" w:hRule="atLeast"/>
+        </w:trPr>
+        <w:tc>
+          <w:tcPr>
+            <w:tcW w:type="dxa" w:w="9024"/>
+            <w:gridSpan w:val="12"/>
+            <w:vMerge/>
+          </w:tcPr>
+          <w:p/>
+        </w:tc>
+      </w:tr>
+      <w:tr>
+        <w:trPr>
+          <w:trHeight w:val="420" w:hRule="atLeast"/>
+        </w:trPr>
+        <w:tc>
+          <w:tcPr>
+            <w:tcW w:type="dxa" w:w="9024"/>
+            <w:gridSpan w:val="12"/>
+            <w:tcMar>
+              <w:top w:w="20" w:type="dxa"/>
+              <w:left w:w="60" w:type="dxa"/>
+              <w:bottom w:w="20" w:type="dxa"/>
+              <w:right w:w="60" w:type="dxa"/>
+            </w:tcMar>
+            <w:vAlign w:val="top"/>
+          </w:tcPr>
+          <w:p>
+            <w:pPr>
+              <w:spacing w:after="0"/>
+              <w:jc w:val="left"/>
+            </w:pPr>
+            <w:r>
+              <w:rPr>
+                <w:b/>
+                <w:i w:val="0"/>
+                <w:color w:val="0F2B48"/>
+                <w:sz w:val="24"/>
+              </w:rPr>
+              <w:t>By Rohan Sharma, Anita Roy</w:t>
+            </w:r>
+          </w:p>
+        </w:tc>
+      </w:tr>
+      <w:tr>
+        <w:trPr>
+          <w:trHeight w:val="420" w:hRule="atLeast"/>
+        </w:trPr>
+        <w:tc>
+          <w:tcPr>
+            <w:tcW w:type="dxa" w:w="9024"/>
+            <w:gridSpan w:val="12"/>
+            <w:tcMar>
+              <w:top w:w="20" w:type="dxa"/>
+              <w:left w:w="60" w:type="dxa"/>
+              <w:bottom w:w="20" w:type="dxa"/>
+              <w:right w:w="60" w:type="dxa"/>
+            </w:tcMar>
+            <w:vAlign w:val="top"/>
+          </w:tcPr>
+          <w:p>
+            <w:pPr>
+              <w:spacing w:after="0"/>
+              <w:jc w:val="left"/>
+            </w:pPr>
+            <w:r>
+              <w:rPr>
+                <w:b w:val="0"/>
+                <w:i w:val="0"/>
+                <w:color w:val="64748B"/>
+                <w:sz w:val="20"/>
+              </w:rPr>
+              <w:t>TechCorp India · October 2026</w:t>
+            </w:r>
+          </w:p>
+        </w:tc>
+      </w:tr>
+      <w:tr>
+        <w:trPr>
+          <w:trHeight w:val="420" w:hRule="atLeast"/>
+        </w:trPr>
+        <w:tc>
+          <w:tcPr>
+            <w:tcW w:type="dxa" w:w="9024"/>
+            <w:gridSpan w:val="12"/>
+            <w:vMerge w:val="restart"/>
+            <w:tcMar>
+              <w:top w:w="20" w:type="dxa"/>
+              <w:left w:w="60" w:type="dxa"/>
+              <w:bottom w:w="20" w:type="dxa"/>
+              <w:right w:w="60" w:type="dxa"/>
+            </w:tcMar>
+            <w:vAlign w:val="top"/>
+          </w:tcPr>
+          <w:p>
+            <w:pPr>
+              <w:spacing w:line="360" w:lineRule="auto" w:after="0"/>
+              <w:jc w:val="left"/>
+            </w:pPr>
+            <w:r>
+              <w:rPr>
+                <w:b w:val="0"/>
+                <w:i w:val="0"/>
+                <w:color w:val="334155"/>
+                <w:sz w:val="22"/>
+              </w:rPr>
+              <w:t>Built an automated newsletter builder platform using document transformation engines.</w:t>
+            </w:r>
+          </w:p>
+        </w:tc>
+      </w:tr>
+      <w:tr>
+        <w:trPr>
+          <w:trHeight w:val="420" w:hRule="atLeast"/>
+        </w:trPr>
+        <w:tc>
+          <w:tcPr>
+            <w:tcW w:type="dxa" w:w="9024"/>
+            <w:gridSpan w:val="12"/>
+            <w:vMerge/>
+          </w:tcPr>
+          <w:p/>
+        </w:tc>
+      </w:tr>
+      <w:tr>
+        <w:trPr>
+          <w:trHeight w:val="420" w:hRule="atLeast"/>
+        </w:trPr>
+        <w:tc>
+          <w:tcPr>
+            <w:tcW w:type="dxa" w:w="9024"/>
+            <w:gridSpan w:val="12"/>
+            <w:vMerge/>
+          </w:tcPr>
+          <w:p/>
+        </w:tc>
+      </w:tr>
+      <w:tr>
+        <w:trPr>
+          <w:trHeight w:val="420" w:hRule="atLeast"/>
+        </w:trPr>
+        <w:tc>
+          <w:tcPr>
+            <w:tcW w:type="dxa" w:w="9024"/>
+            <w:gridSpan w:val="12"/>
+            <w:vMerge/>
+          </w:tcPr>
+          <w:p/>
+        </w:tc>
+      </w:tr>
+      <w:tr>
+        <w:trPr>
+          <w:trHeight w:val="420" w:hRule="atLeast"/>
+        </w:trPr>
+        <w:tc>
+          <w:tcPr>
+            <w:tcW w:type="dxa" w:w="9024"/>
+            <w:gridSpan w:val="12"/>
+            <w:vMerge/>
+          </w:tcPr>
+          <w:p/>
+        </w:tc>
+      </w:tr>
+      <w:tr>
+        <w:trPr>
+          <w:trHeight w:val="420" w:hRule="atLeast"/>
+        </w:trPr>
+        <w:tc>
+          <w:tcPr>
+            <w:tcW w:type="dxa" w:w="9024"/>
+            <w:gridSpan w:val="12"/>
+            <w:vMerge/>
+          </w:tcPr>
+          <w:p/>
+        </w:tc>
+      </w:tr>
+    </w:tbl>
     <w:p>
       <w:pPr>
         <w:pageBreakBefore/>
+        <w:pBdr>
+          <w:top w:val="single" w:sz="36" w:space="6" w:color="1F4E78"/>
+          <w:bottom w:val="single" w:sz="12" w:space="4" w:color="1F4E78"/>
+        </w:pBdr>
         <w:tabs>
           <w:tab w:pos="9029" w:val="right"/>
         </w:tabs>
         <w:spacing w:after="320"/>
-        <w:pBdr>
-          <w:top w:val="single" w:sz="36" w:space="6" w:color="1F4E78"/>
-          <w:bottom w:val="single" w:sz="12" w:space="4" w:color="1F4E78"/>
-        </w:pBdr>
       </w:pPr>
       <w:r>
         <w:rPr>
           <w:b/>
           <w:color w:val="1F4E78"/>
+          <w:spacing w:val="30"/>
           <w:sz w:val="17"/>
-          <w:spacing w:val="30"/>
         </w:rPr>
         <w:t>IT CHRONICLES · INDUSTRY, ALUMNI &amp; OUTREACH</w:t>
       </w:r>
@@ -1459,205 +6088,760 @@
         <w:t>VOL. 1 · ISSUE 1</w:t>
       </w:r>
     </w:p>
+    <w:tbl>
+      <w:tblPr>
+        <w:tblW w:type="auto" w:w="0"/>
+        <w:jc w:val="left"/>
+        <w:tblLayout w:type="fixed"/>
+        <w:tblLook w:firstColumn="1" w:firstRow="1" w:lastColumn="0" w:lastRow="0" w:noHBand="0" w:noVBand="1" w:val="04A0"/>
+      </w:tblPr>
+      <w:tblGrid>
+        <w:gridCol w:w="752"/>
+        <w:gridCol w:w="752"/>
+        <w:gridCol w:w="752"/>
+        <w:gridCol w:w="752"/>
+        <w:gridCol w:w="752"/>
+        <w:gridCol w:w="752"/>
+        <w:gridCol w:w="752"/>
+        <w:gridCol w:w="752"/>
+        <w:gridCol w:w="752"/>
+        <w:gridCol w:w="752"/>
+        <w:gridCol w:w="752"/>
+        <w:gridCol w:w="752"/>
+      </w:tblGrid>
+      <w:tr>
+        <w:trPr>
+          <w:trHeight w:val="420" w:hRule="atLeast"/>
+        </w:trPr>
+        <w:tc>
+          <w:tcPr>
+            <w:tcW w:type="dxa" w:w="9024"/>
+            <w:gridSpan w:val="12"/>
+            <w:tcMar>
+              <w:top w:w="20" w:type="dxa"/>
+              <w:left w:w="60" w:type="dxa"/>
+              <w:bottom w:w="20" w:type="dxa"/>
+              <w:right w:w="60" w:type="dxa"/>
+            </w:tcMar>
+            <w:vAlign w:val="top"/>
+          </w:tcPr>
+          <w:p>
+            <w:pPr>
+              <w:spacing w:after="0"/>
+              <w:jc w:val="left"/>
+            </w:pPr>
+            <w:r>
+              <w:rPr>
+                <w:b/>
+                <w:i w:val="0"/>
+                <w:color w:val="FFFFFF"/>
+                <w:sz w:val="16"/>
+                <w:shd w:val="clear" w:color="auto" w:fill="1F4E78"/>
+              </w:rPr>
+              <w:t xml:space="preserve">  MOU SIGNED (COE SETUP)  </w:t>
+            </w:r>
+          </w:p>
+        </w:tc>
+      </w:tr>
+      <w:tr>
+        <w:trPr>
+          <w:trHeight w:val="420" w:hRule="atLeast"/>
+        </w:trPr>
+        <w:tc>
+          <w:tcPr>
+            <w:tcW w:type="dxa" w:w="9024"/>
+            <w:gridSpan w:val="12"/>
+            <w:vMerge w:val="restart"/>
+            <w:tcMar>
+              <w:top w:w="20" w:type="dxa"/>
+              <w:left w:w="60" w:type="dxa"/>
+              <w:bottom w:w="20" w:type="dxa"/>
+              <w:right w:w="60" w:type="dxa"/>
+            </w:tcMar>
+            <w:vAlign w:val="top"/>
+          </w:tcPr>
+          <w:p>
+            <w:pPr>
+              <w:spacing w:line="288" w:lineRule="auto" w:after="0"/>
+              <w:jc w:val="left"/>
+            </w:pPr>
+            <w:r>
+              <w:rPr>
+                <w:b/>
+                <w:i w:val="0"/>
+                <w:color w:val="1F4E78"/>
+                <w:sz w:val="34"/>
+              </w:rPr>
+              <w:t>Strategic Academic MoU with CloudTech Systems India</w:t>
+            </w:r>
+          </w:p>
+        </w:tc>
+      </w:tr>
+      <w:tr>
+        <w:trPr>
+          <w:trHeight w:val="420" w:hRule="atLeast"/>
+        </w:trPr>
+        <w:tc>
+          <w:tcPr>
+            <w:tcW w:type="dxa" w:w="9024"/>
+            <w:gridSpan w:val="12"/>
+            <w:vMerge/>
+          </w:tcPr>
+          <w:p/>
+        </w:tc>
+      </w:tr>
+      <w:tr>
+        <w:trPr>
+          <w:trHeight w:val="420" w:hRule="atLeast"/>
+        </w:trPr>
+        <w:tc>
+          <w:tcPr>
+            <w:tcW w:type="dxa" w:w="9024"/>
+            <w:gridSpan w:val="12"/>
+            <w:vMerge/>
+          </w:tcPr>
+          <w:p/>
+        </w:tc>
+      </w:tr>
+      <w:tr>
+        <w:trPr>
+          <w:trHeight w:val="420" w:hRule="atLeast"/>
+        </w:trPr>
+        <w:tc>
+          <w:tcPr>
+            <w:tcW w:type="dxa" w:w="9024"/>
+            <w:gridSpan w:val="12"/>
+            <w:tcMar>
+              <w:top w:w="20" w:type="dxa"/>
+              <w:left w:w="60" w:type="dxa"/>
+              <w:bottom w:w="20" w:type="dxa"/>
+              <w:right w:w="60" w:type="dxa"/>
+            </w:tcMar>
+            <w:vAlign w:val="top"/>
+          </w:tcPr>
+          <w:p>
+            <w:pPr>
+              <w:spacing w:after="0"/>
+              <w:jc w:val="left"/>
+            </w:pPr>
+            <w:r>
+              <w:rPr>
+                <w:b/>
+                <w:i w:val="0"/>
+                <w:color w:val="475569"/>
+                <w:sz w:val="21"/>
+              </w:rPr>
+              <w:t>By Dr. S. Kulkarni</w:t>
+            </w:r>
+          </w:p>
+        </w:tc>
+      </w:tr>
+      <w:tr>
+        <w:trPr>
+          <w:trHeight w:val="420" w:hRule="atLeast"/>
+        </w:trPr>
+        <w:tc>
+          <w:tcPr>
+            <w:tcW w:type="dxa" w:w="9024"/>
+            <w:gridSpan w:val="12"/>
+            <w:vMerge w:val="restart"/>
+            <w:tcMar>
+              <w:top w:w="20" w:type="dxa"/>
+              <w:left w:w="60" w:type="dxa"/>
+              <w:bottom w:w="20" w:type="dxa"/>
+              <w:right w:w="60" w:type="dxa"/>
+            </w:tcMar>
+            <w:vAlign w:val="top"/>
+          </w:tcPr>
+          <w:p>
+            <w:pPr>
+              <w:spacing w:after="0"/>
+              <w:jc w:val="left"/>
+            </w:pPr>
+            <w:r>
+              <w:drawing>
+                <wp:inline xmlns:a="http://schemas.openxmlformats.org/drawingml/2006/main" xmlns:pic="http://schemas.openxmlformats.org/drawingml/2006/picture">
+                  <wp:extent cx="5660136" cy="2971571"/>
+                  <wp:docPr id="4" name="Picture 4"/>
+                  <wp:cNvGraphicFramePr>
+                    <a:graphicFrameLocks noChangeAspect="1"/>
+                  </wp:cNvGraphicFramePr>
+                  <a:graphic>
+                    <a:graphicData uri="http://schemas.openxmlformats.org/drawingml/2006/picture">
+                      <pic:pic>
+                        <pic:nvPicPr>
+                          <pic:cNvPr id="0" name="crop_b38e40c29f21a77fae96d5ef759a0d55.jpg"/>
+                          <pic:cNvPicPr/>
+                        </pic:nvPicPr>
+                        <pic:blipFill>
+                          <a:blip r:embed="rId19"/>
+                          <a:stretch>
+                            <a:fillRect/>
+                          </a:stretch>
+                        </pic:blipFill>
+                        <pic:spPr>
+                          <a:xfrm>
+                            <a:off x="0" y="0"/>
+                            <a:ext cx="5660136" cy="2971571"/>
+                          </a:xfrm>
+                          <a:prstGeom prst="rect"/>
+                        </pic:spPr>
+                      </pic:pic>
+                    </a:graphicData>
+                  </a:graphic>
+                </wp:inline>
+              </w:drawing>
+            </w:r>
+          </w:p>
+          <w:p>
+            <w:pPr>
+              <w:shd w:val="clear" w:color="auto" w:fill="F8FAFC"/>
+              <w:spacing w:after="0"/>
+            </w:pPr>
+            <w:r>
+              <w:rPr>
+                <w:b w:val="0"/>
+                <w:i/>
+                <w:color w:val="64748B"/>
+                <w:sz w:val="18"/>
+              </w:rPr>
+              <w:t xml:space="preserve"> MoU Signing Ceremony between Dept of IT Leadership and CloudTech Directors</w:t>
+            </w:r>
+          </w:p>
+        </w:tc>
+      </w:tr>
+      <w:tr>
+        <w:trPr>
+          <w:trHeight w:val="420" w:hRule="atLeast"/>
+        </w:trPr>
+        <w:tc>
+          <w:tcPr>
+            <w:tcW w:type="dxa" w:w="9024"/>
+            <w:gridSpan w:val="12"/>
+            <w:vMerge/>
+          </w:tcPr>
+          <w:p/>
+        </w:tc>
+      </w:tr>
+      <w:tr>
+        <w:trPr>
+          <w:trHeight w:val="420" w:hRule="atLeast"/>
+        </w:trPr>
+        <w:tc>
+          <w:tcPr>
+            <w:tcW w:type="dxa" w:w="9024"/>
+            <w:gridSpan w:val="12"/>
+            <w:vMerge/>
+          </w:tcPr>
+          <w:p/>
+        </w:tc>
+      </w:tr>
+      <w:tr>
+        <w:trPr>
+          <w:trHeight w:val="420" w:hRule="atLeast"/>
+        </w:trPr>
+        <w:tc>
+          <w:tcPr>
+            <w:tcW w:type="dxa" w:w="9024"/>
+            <w:gridSpan w:val="12"/>
+            <w:vMerge/>
+          </w:tcPr>
+          <w:p/>
+        </w:tc>
+      </w:tr>
+      <w:tr>
+        <w:trPr>
+          <w:trHeight w:val="420" w:hRule="atLeast"/>
+        </w:trPr>
+        <w:tc>
+          <w:tcPr>
+            <w:tcW w:type="dxa" w:w="9024"/>
+            <w:gridSpan w:val="12"/>
+            <w:vMerge/>
+          </w:tcPr>
+          <w:p/>
+        </w:tc>
+      </w:tr>
+      <w:tr>
+        <w:trPr>
+          <w:trHeight w:val="420" w:hRule="atLeast"/>
+        </w:trPr>
+        <w:tc>
+          <w:tcPr>
+            <w:tcW w:type="dxa" w:w="9024"/>
+            <w:gridSpan w:val="12"/>
+            <w:vMerge/>
+          </w:tcPr>
+          <w:p/>
+        </w:tc>
+      </w:tr>
+      <w:tr>
+        <w:trPr>
+          <w:trHeight w:val="420" w:hRule="atLeast"/>
+        </w:trPr>
+        <w:tc>
+          <w:tcPr>
+            <w:tcW w:type="dxa" w:w="9024"/>
+            <w:gridSpan w:val="12"/>
+            <w:vMerge/>
+          </w:tcPr>
+          <w:p/>
+        </w:tc>
+      </w:tr>
+      <w:tr>
+        <w:trPr>
+          <w:trHeight w:val="420" w:hRule="atLeast"/>
+        </w:trPr>
+        <w:tc>
+          <w:tcPr>
+            <w:tcW w:type="dxa" w:w="9024"/>
+            <w:gridSpan w:val="12"/>
+            <w:vMerge/>
+          </w:tcPr>
+          <w:p/>
+        </w:tc>
+      </w:tr>
+      <w:tr>
+        <w:trPr>
+          <w:trHeight w:val="420" w:hRule="atLeast"/>
+        </w:trPr>
+        <w:tc>
+          <w:tcPr>
+            <w:tcW w:type="dxa" w:w="9024"/>
+            <w:gridSpan w:val="12"/>
+            <w:vMerge/>
+          </w:tcPr>
+          <w:p/>
+        </w:tc>
+      </w:tr>
+      <w:tr>
+        <w:trPr>
+          <w:trHeight w:val="420" w:hRule="atLeast"/>
+        </w:trPr>
+        <w:tc>
+          <w:tcPr>
+            <w:tcW w:type="dxa" w:w="9024"/>
+            <w:gridSpan w:val="12"/>
+            <w:vMerge/>
+          </w:tcPr>
+          <w:p/>
+        </w:tc>
+      </w:tr>
+      <w:tr>
+        <w:trPr>
+          <w:trHeight w:val="420" w:hRule="atLeast"/>
+        </w:trPr>
+        <w:tc>
+          <w:tcPr>
+            <w:tcW w:type="dxa" w:w="9024"/>
+            <w:gridSpan w:val="12"/>
+            <w:vMerge/>
+          </w:tcPr>
+          <w:p/>
+        </w:tc>
+      </w:tr>
+      <w:tr>
+        <w:trPr>
+          <w:trHeight w:val="420" w:hRule="atLeast"/>
+        </w:trPr>
+        <w:tc>
+          <w:tcPr>
+            <w:tcW w:type="dxa" w:w="9024"/>
+            <w:gridSpan w:val="12"/>
+            <w:vMerge/>
+          </w:tcPr>
+          <w:p/>
+        </w:tc>
+      </w:tr>
+      <w:tr>
+        <w:trPr>
+          <w:trHeight w:val="420" w:hRule="atLeast"/>
+        </w:trPr>
+        <w:tc>
+          <w:tcPr>
+            <w:tcW w:type="dxa" w:w="9024"/>
+            <w:gridSpan w:val="12"/>
+            <w:vMerge w:val="restart"/>
+            <w:tcMar>
+              <w:top w:w="20" w:type="dxa"/>
+              <w:left w:w="60" w:type="dxa"/>
+              <w:bottom w:w="20" w:type="dxa"/>
+              <w:right w:w="60" w:type="dxa"/>
+            </w:tcMar>
+            <w:vAlign w:val="top"/>
+          </w:tcPr>
+          <w:p>
+            <w:pPr>
+              <w:spacing w:line="360" w:lineRule="auto" w:after="0"/>
+              <w:jc w:val="left"/>
+            </w:pPr>
+            <w:r>
+              <w:rPr>
+                <w:b w:val="0"/>
+                <w:i w:val="0"/>
+                <w:color w:val="334155"/>
+                <w:sz w:val="21"/>
+              </w:rPr>
+              <w:t>Executed a 3-year comprehensive MoU establishing a dedicated Cloud Computing Center of Excellence in the department, including hardware sponsorship and internship tracks for students.</w:t>
+            </w:r>
+          </w:p>
+        </w:tc>
+      </w:tr>
+      <w:tr>
+        <w:trPr>
+          <w:trHeight w:val="420" w:hRule="atLeast"/>
+        </w:trPr>
+        <w:tc>
+          <w:tcPr>
+            <w:tcW w:type="dxa" w:w="9024"/>
+            <w:gridSpan w:val="12"/>
+            <w:vMerge/>
+          </w:tcPr>
+          <w:p/>
+        </w:tc>
+      </w:tr>
+      <w:tr>
+        <w:trPr>
+          <w:trHeight w:val="420" w:hRule="atLeast"/>
+        </w:trPr>
+        <w:tc>
+          <w:tcPr>
+            <w:tcW w:type="dxa" w:w="9024"/>
+            <w:gridSpan w:val="12"/>
+            <w:vMerge/>
+          </w:tcPr>
+          <w:p/>
+        </w:tc>
+      </w:tr>
+      <w:tr>
+        <w:trPr>
+          <w:trHeight w:val="420" w:hRule="atLeast"/>
+        </w:trPr>
+        <w:tc>
+          <w:tcPr>
+            <w:tcW w:type="dxa" w:w="9024"/>
+            <w:gridSpan w:val="12"/>
+            <w:vMerge/>
+          </w:tcPr>
+          <w:p/>
+        </w:tc>
+      </w:tr>
+      <w:tr>
+        <w:trPr>
+          <w:trHeight w:val="420" w:hRule="atLeast"/>
+        </w:trPr>
+        <w:tc>
+          <w:tcPr>
+            <w:tcW w:type="dxa" w:w="9024"/>
+            <w:gridSpan w:val="12"/>
+            <w:vMerge/>
+          </w:tcPr>
+          <w:p/>
+        </w:tc>
+      </w:tr>
+      <w:tr>
+        <w:trPr>
+          <w:trHeight w:val="420" w:hRule="atLeast"/>
+        </w:trPr>
+        <w:tc>
+          <w:tcPr>
+            <w:tcW w:type="dxa" w:w="9024"/>
+            <w:gridSpan w:val="12"/>
+            <w:vMerge/>
+          </w:tcPr>
+          <w:p/>
+        </w:tc>
+      </w:tr>
+      <w:tr>
+        <w:trPr>
+          <w:trHeight w:val="420" w:hRule="atLeast"/>
+        </w:trPr>
+        <w:tc>
+          <w:tcPr>
+            <w:tcW w:type="dxa" w:w="9024"/>
+            <w:gridSpan w:val="12"/>
+            <w:vMerge w:val="restart"/>
+            <w:tcMar>
+              <w:top w:w="20" w:type="dxa"/>
+              <w:left w:w="60" w:type="dxa"/>
+              <w:bottom w:w="20" w:type="dxa"/>
+              <w:right w:w="60" w:type="dxa"/>
+            </w:tcMar>
+            <w:vAlign w:val="top"/>
+          </w:tcPr>
+          <w:p>
+            <w:pPr>
+              <w:spacing w:after="0"/>
+              <w:jc w:val="left"/>
+            </w:pPr>
+            <w:hyperlink r:id="rId20">
+              <w:r>
+                <w:rPr>
+                  <w:b/>
+                  <w:color w:val="FFFFFF"/>
+                  <w:sz w:val="19"/>
+                  <w:shd w:val="clear" w:color="auto" w:fill="1F4E78"/>
+                </w:rPr>
+                <w:t xml:space="preserve">   View details   </w:t>
+              </w:r>
+            </w:hyperlink>
+          </w:p>
+        </w:tc>
+      </w:tr>
+      <w:tr>
+        <w:trPr>
+          <w:trHeight w:val="420" w:hRule="atLeast"/>
+        </w:trPr>
+        <w:tc>
+          <w:tcPr>
+            <w:tcW w:type="dxa" w:w="9024"/>
+            <w:gridSpan w:val="12"/>
+            <w:vMerge/>
+          </w:tcPr>
+          <w:p/>
+        </w:tc>
+      </w:tr>
+    </w:tbl>
     <w:p>
       <w:pPr>
-        <w:spacing w:after="120"/>
-      </w:pPr>
-      <w:r>
-        <w:rPr>
-          <w:b/>
-          <w:i w:val="0"/>
-          <w:color w:val="FFFFFF"/>
-          <w:sz w:val="16"/>
-          <w:shd w:val="clear" w:color="auto" w:fill="1F4E78"/>
-        </w:rPr>
-        <w:t xml:space="preserve">  MOU SIGNED (COE SETUP)  </w:t>
-      </w:r>
-    </w:p>
-    <w:p>
-      <w:pPr>
-        <w:spacing w:after="100" w:line="288" w:lineRule="auto"/>
-        <w:jc w:val="left"/>
-      </w:pPr>
-      <w:r>
-        <w:rPr>
-          <w:b/>
-          <w:i w:val="0"/>
-          <w:color w:val="1F4E78"/>
-          <w:sz w:val="34"/>
-        </w:rPr>
-        <w:t>Strategic Academic MoU with CloudTech Systems India</w:t>
-      </w:r>
-    </w:p>
-    <w:p>
-      <w:pPr>
-        <w:spacing w:after="100"/>
-      </w:pPr>
-      <w:r>
-        <w:rPr>
-          <w:b/>
-          <w:i w:val="0"/>
-          <w:color w:val="475569"/>
-          <w:sz w:val="21"/>
-        </w:rPr>
-        <w:t>By Dr. S. Kulkarni</w:t>
-      </w:r>
-    </w:p>
-    <w:p>
-      <w:pPr>
-        <w:spacing w:after="0"/>
-      </w:pPr>
-      <w:r>
-        <w:drawing>
-          <wp:inline xmlns:a="http://schemas.openxmlformats.org/drawingml/2006/main" xmlns:pic="http://schemas.openxmlformats.org/drawingml/2006/picture">
-            <wp:extent cx="5733288" cy="3220197"/>
-            <wp:docPr id="4" name="Picture 4"/>
-            <wp:cNvGraphicFramePr>
-              <a:graphicFrameLocks noChangeAspect="1"/>
-            </wp:cNvGraphicFramePr>
-            <a:graphic>
-              <a:graphicData uri="http://schemas.openxmlformats.org/drawingml/2006/picture">
-                <pic:pic>
-                  <pic:nvPicPr>
-                    <pic:cNvPr id="0" name="crop_71825bd8b960a174dbee9db2922dc4f8.jpg"/>
-                    <pic:cNvPicPr/>
-                  </pic:nvPicPr>
-                  <pic:blipFill>
-                    <a:blip r:embed="rId19"/>
-                    <a:stretch>
-                      <a:fillRect/>
-                    </a:stretch>
-                  </pic:blipFill>
-                  <pic:spPr>
-                    <a:xfrm>
-                      <a:off x="0" y="0"/>
-                      <a:ext cx="5733288" cy="3220197"/>
-                    </a:xfrm>
-                    <a:prstGeom prst="rect"/>
-                  </pic:spPr>
-                </pic:pic>
-              </a:graphicData>
-            </a:graphic>
-          </wp:inline>
-        </w:drawing>
-      </w:r>
-    </w:p>
-    <w:p>
-      <w:pPr>
-        <w:spacing w:after="160"/>
-        <w:shd w:val="clear" w:color="auto" w:fill="F8FAFC"/>
-      </w:pPr>
-      <w:r>
-        <w:rPr>
-          <w:b w:val="0"/>
-          <w:i/>
-          <w:color w:val="64748B"/>
-          <w:sz w:val="18"/>
-        </w:rPr>
-        <w:t xml:space="preserve"> MoU Signing Ceremony between Dept of IT Leadership and CloudTech Directors</w:t>
-      </w:r>
-    </w:p>
-    <w:p>
-      <w:pPr>
-        <w:spacing w:after="160" w:line="384" w:lineRule="auto"/>
-        <w:jc w:val="left"/>
-      </w:pPr>
-      <w:r>
-        <w:rPr>
-          <w:b w:val="0"/>
-          <w:i w:val="0"/>
-          <w:color w:val="334155"/>
-          <w:sz w:val="21"/>
-        </w:rPr>
-        <w:t>Executed a 3-year comprehensive MoU establishing a dedicated Cloud Computing Center of Excellence in the department, including hardware sponsorship and internship tracks for students.</w:t>
-      </w:r>
-    </w:p>
-    <w:p>
-      <w:pPr>
-        <w:spacing w:after="160"/>
-      </w:pPr>
-      <w:hyperlink r:id="rId20">
-        <w:r>
-          <w:rPr>
-            <w:b/>
-            <w:color w:val="FFFFFF"/>
-            <w:sz w:val="19"/>
-            <w:shd w:val="clear" w:color="auto" w:fill="1F4E78"/>
-          </w:rPr>
-          <w:t xml:space="preserve">   View details   </w:t>
-        </w:r>
-      </w:hyperlink>
-    </w:p>
-    <w:p>
-      <w:pPr>
-        <w:spacing w:before="200" w:after="200"/>
         <w:pBdr>
           <w:bottom w:val="single" w:sz="6" w:space="1" w:color="D9DEE4"/>
         </w:pBdr>
+        <w:spacing w:before="200" w:after="200"/>
       </w:pPr>
     </w:p>
-    <w:p>
-      <w:pPr>
-        <w:spacing w:after="100" w:line="288" w:lineRule="auto"/>
+    <w:tbl>
+      <w:tblPr>
+        <w:tblW w:type="auto" w:w="0"/>
         <w:jc w:val="left"/>
-      </w:pPr>
-      <w:r>
-        <w:rPr>
-          <w:b/>
-          <w:i w:val="0"/>
-          <w:color w:val="1F4E78"/>
-          <w:sz w:val="34"/>
-        </w:rPr>
-        <w:t>Strategic Academic MoU with CloudTech Systems</w:t>
-      </w:r>
-    </w:p>
-    <w:p>
-      <w:pPr>
-        <w:spacing w:after="100"/>
-      </w:pPr>
-      <w:r>
-        <w:rPr>
-          <w:b/>
-          <w:i w:val="0"/>
-          <w:color w:val="475569"/>
-          <w:sz w:val="21"/>
-        </w:rPr>
-        <w:t>By Dr. S. Kulkarni</w:t>
-      </w:r>
-    </w:p>
-    <w:p>
-      <w:pPr>
-        <w:spacing w:after="160" w:line="384" w:lineRule="auto"/>
-        <w:jc w:val="left"/>
-      </w:pPr>
-      <w:r>
-        <w:rPr>
-          <w:b w:val="0"/>
-          <w:i w:val="0"/>
-          <w:color w:val="334155"/>
-          <w:sz w:val="21"/>
-        </w:rPr>
-        <w:t>Signed an MoU establishing a specialized Cloud Computing Center of Excellence in the department with $20,000 industry hardware sponsorship.</w:t>
-      </w:r>
-    </w:p>
+        <w:tblLayout w:type="fixed"/>
+        <w:tblLook w:firstColumn="1" w:firstRow="1" w:lastColumn="0" w:lastRow="0" w:noHBand="0" w:noVBand="1" w:val="04A0"/>
+      </w:tblPr>
+      <w:tblGrid>
+        <w:gridCol w:w="752"/>
+        <w:gridCol w:w="752"/>
+        <w:gridCol w:w="752"/>
+        <w:gridCol w:w="752"/>
+        <w:gridCol w:w="752"/>
+        <w:gridCol w:w="752"/>
+        <w:gridCol w:w="752"/>
+        <w:gridCol w:w="752"/>
+        <w:gridCol w:w="752"/>
+        <w:gridCol w:w="752"/>
+        <w:gridCol w:w="752"/>
+        <w:gridCol w:w="752"/>
+      </w:tblGrid>
+      <w:tr>
+        <w:trPr>
+          <w:trHeight w:val="420" w:hRule="atLeast"/>
+        </w:trPr>
+        <w:tc>
+          <w:tcPr>
+            <w:tcW w:type="dxa" w:w="9024"/>
+            <w:gridSpan w:val="12"/>
+            <w:vMerge w:val="restart"/>
+            <w:tcMar>
+              <w:top w:w="20" w:type="dxa"/>
+              <w:left w:w="60" w:type="dxa"/>
+              <w:bottom w:w="20" w:type="dxa"/>
+              <w:right w:w="60" w:type="dxa"/>
+            </w:tcMar>
+            <w:vAlign w:val="top"/>
+          </w:tcPr>
+          <w:p>
+            <w:pPr>
+              <w:spacing w:line="288" w:lineRule="auto" w:after="0"/>
+              <w:jc w:val="left"/>
+            </w:pPr>
+            <w:r>
+              <w:rPr>
+                <w:b/>
+                <w:i w:val="0"/>
+                <w:color w:val="1F4E78"/>
+                <w:sz w:val="34"/>
+              </w:rPr>
+              <w:t>Strategic Academic MoU with CloudTech Systems</w:t>
+            </w:r>
+          </w:p>
+        </w:tc>
+      </w:tr>
+      <w:tr>
+        <w:trPr>
+          <w:trHeight w:val="420" w:hRule="atLeast"/>
+        </w:trPr>
+        <w:tc>
+          <w:tcPr>
+            <w:tcW w:type="dxa" w:w="9024"/>
+            <w:gridSpan w:val="12"/>
+            <w:vMerge/>
+          </w:tcPr>
+          <w:p/>
+        </w:tc>
+      </w:tr>
+      <w:tr>
+        <w:trPr>
+          <w:trHeight w:val="420" w:hRule="atLeast"/>
+        </w:trPr>
+        <w:tc>
+          <w:tcPr>
+            <w:tcW w:type="dxa" w:w="9024"/>
+            <w:gridSpan w:val="12"/>
+            <w:vMerge/>
+          </w:tcPr>
+          <w:p/>
+        </w:tc>
+      </w:tr>
+      <w:tr>
+        <w:trPr>
+          <w:trHeight w:val="420" w:hRule="atLeast"/>
+        </w:trPr>
+        <w:tc>
+          <w:tcPr>
+            <w:tcW w:type="dxa" w:w="9024"/>
+            <w:gridSpan w:val="12"/>
+            <w:tcMar>
+              <w:top w:w="20" w:type="dxa"/>
+              <w:left w:w="60" w:type="dxa"/>
+              <w:bottom w:w="20" w:type="dxa"/>
+              <w:right w:w="60" w:type="dxa"/>
+            </w:tcMar>
+            <w:vAlign w:val="top"/>
+          </w:tcPr>
+          <w:p>
+            <w:pPr>
+              <w:spacing w:after="0"/>
+              <w:jc w:val="left"/>
+            </w:pPr>
+            <w:r>
+              <w:rPr>
+                <w:b/>
+                <w:i w:val="0"/>
+                <w:color w:val="475569"/>
+                <w:sz w:val="21"/>
+              </w:rPr>
+              <w:t>By Dr. S. Kulkarni</w:t>
+            </w:r>
+          </w:p>
+        </w:tc>
+      </w:tr>
+      <w:tr>
+        <w:trPr>
+          <w:trHeight w:val="420" w:hRule="atLeast"/>
+        </w:trPr>
+        <w:tc>
+          <w:tcPr>
+            <w:tcW w:type="dxa" w:w="9024"/>
+            <w:gridSpan w:val="12"/>
+            <w:vMerge w:val="restart"/>
+            <w:tcMar>
+              <w:top w:w="20" w:type="dxa"/>
+              <w:left w:w="60" w:type="dxa"/>
+              <w:bottom w:w="20" w:type="dxa"/>
+              <w:right w:w="60" w:type="dxa"/>
+            </w:tcMar>
+            <w:vAlign w:val="top"/>
+          </w:tcPr>
+          <w:p>
+            <w:pPr>
+              <w:spacing w:line="360" w:lineRule="auto" w:after="0"/>
+              <w:jc w:val="left"/>
+            </w:pPr>
+            <w:r>
+              <w:rPr>
+                <w:b w:val="0"/>
+                <w:i w:val="0"/>
+                <w:color w:val="334155"/>
+                <w:sz w:val="21"/>
+              </w:rPr>
+              <w:t>Signed an MoU establishing a specialized Cloud Computing Center of Excellence in the department with $20,000 industry hardware sponsorship.</w:t>
+            </w:r>
+          </w:p>
+        </w:tc>
+      </w:tr>
+      <w:tr>
+        <w:trPr>
+          <w:trHeight w:val="420" w:hRule="atLeast"/>
+        </w:trPr>
+        <w:tc>
+          <w:tcPr>
+            <w:tcW w:type="dxa" w:w="9024"/>
+            <w:gridSpan w:val="12"/>
+            <w:vMerge/>
+          </w:tcPr>
+          <w:p/>
+        </w:tc>
+      </w:tr>
+      <w:tr>
+        <w:trPr>
+          <w:trHeight w:val="420" w:hRule="atLeast"/>
+        </w:trPr>
+        <w:tc>
+          <w:tcPr>
+            <w:tcW w:type="dxa" w:w="9024"/>
+            <w:gridSpan w:val="12"/>
+            <w:vMerge/>
+          </w:tcPr>
+          <w:p/>
+        </w:tc>
+      </w:tr>
+      <w:tr>
+        <w:trPr>
+          <w:trHeight w:val="420" w:hRule="atLeast"/>
+        </w:trPr>
+        <w:tc>
+          <w:tcPr>
+            <w:tcW w:type="dxa" w:w="9024"/>
+            <w:gridSpan w:val="12"/>
+            <w:vMerge/>
+          </w:tcPr>
+          <w:p/>
+        </w:tc>
+      </w:tr>
+      <w:tr>
+        <w:trPr>
+          <w:trHeight w:val="420" w:hRule="atLeast"/>
+        </w:trPr>
+        <w:tc>
+          <w:tcPr>
+            <w:tcW w:type="dxa" w:w="9024"/>
+            <w:gridSpan w:val="12"/>
+            <w:vMerge/>
+          </w:tcPr>
+          <w:p/>
+        </w:tc>
+      </w:tr>
+      <w:tr>
+        <w:trPr>
+          <w:trHeight w:val="420" w:hRule="atLeast"/>
+        </w:trPr>
+        <w:tc>
+          <w:tcPr>
+            <w:tcW w:type="dxa" w:w="9024"/>
+            <w:gridSpan w:val="12"/>
+            <w:vMerge/>
+          </w:tcPr>
+          <w:p/>
+        </w:tc>
+      </w:tr>
+    </w:tbl>
     <w:p>
       <w:pPr>
         <w:pageBreakBefore/>
+        <w:pBdr>
+          <w:top w:val="single" w:sz="36" w:space="6" w:color="1F4E78"/>
+          <w:bottom w:val="single" w:sz="12" w:space="4" w:color="1F4E78"/>
+        </w:pBdr>
         <w:tabs>
           <w:tab w:pos="9029" w:val="right"/>
         </w:tabs>
         <w:spacing w:after="320"/>
-        <w:pBdr>
-          <w:top w:val="single" w:sz="36" w:space="6" w:color="1F4E78"/>
-          <w:bottom w:val="single" w:sz="12" w:space="4" w:color="1F4E78"/>
-        </w:pBdr>
       </w:pPr>
       <w:r>
         <w:rPr>
           <w:b/>
           <w:color w:val="1F4E78"/>
+          <w:spacing w:val="30"/>
           <w:sz w:val="17"/>
-          <w:spacing w:val="30"/>
         </w:rPr>
         <w:t>IT CHRONICLES · DEPARTMENTAL HIGHLIGHTS</w:t>
       </w:r>
@@ -1671,58 +6855,246 @@
         <w:t>VOL. 1 · ISSUE 1</w:t>
       </w:r>
     </w:p>
-    <w:p>
-      <w:pPr>
-        <w:spacing w:after="100" w:line="288" w:lineRule="auto"/>
+    <w:tbl>
+      <w:tblPr>
+        <w:tblW w:type="auto" w:w="0"/>
         <w:jc w:val="left"/>
-      </w:pPr>
-      <w:r>
-        <w:rPr>
-          <w:b/>
-          <w:i w:val="0"/>
-          <w:color w:val="1F4E78"/>
-          <w:sz w:val="34"/>
-        </w:rPr>
-        <w:t>Inauguration of Advanced High-Performance AI Computing Lab</w:t>
-      </w:r>
-    </w:p>
-    <w:p>
-      <w:pPr>
-        <w:spacing w:after="100"/>
-      </w:pPr>
-      <w:r>
-        <w:rPr>
-          <w:b/>
-          <w:i w:val="0"/>
-          <w:color w:val="5A6B7C"/>
-          <w:sz w:val="22"/>
-        </w:rPr>
-        <w:t>By Dr. A. Sharma, Prof. R. Varma</w:t>
-      </w:r>
-    </w:p>
-    <w:p>
-      <w:pPr>
-        <w:spacing w:after="160" w:line="384" w:lineRule="auto"/>
-        <w:jc w:val="left"/>
-      </w:pPr>
-      <w:r>
-        <w:rPr>
-          <w:b w:val="0"/>
-          <w:i w:val="0"/>
-          <w:color w:val="222222"/>
-          <w:sz w:val="22"/>
-        </w:rPr>
-        <w:t>Upgraded departmental computing facility with 40 high-end GPU workstations dedicated to Deep Learning, Computer Vision, and Data Analytics labs.</w:t>
-      </w:r>
-    </w:p>
-    <w:p>
-      <w:pPr>
-        <w:spacing w:before="120" w:after="120"/>
-        <w:pBdr>
-          <w:bottom w:val="single" w:sz="6" w:space="1" w:color="E2E8F0"/>
-        </w:pBdr>
-      </w:pPr>
-    </w:p>
+        <w:tblLayout w:type="fixed"/>
+        <w:tblLook w:firstColumn="1" w:firstRow="1" w:lastColumn="0" w:lastRow="0" w:noHBand="0" w:noVBand="1" w:val="04A0"/>
+      </w:tblPr>
+      <w:tblGrid>
+        <w:gridCol w:w="752"/>
+        <w:gridCol w:w="752"/>
+        <w:gridCol w:w="752"/>
+        <w:gridCol w:w="752"/>
+        <w:gridCol w:w="752"/>
+        <w:gridCol w:w="752"/>
+        <w:gridCol w:w="752"/>
+        <w:gridCol w:w="752"/>
+        <w:gridCol w:w="752"/>
+        <w:gridCol w:w="752"/>
+        <w:gridCol w:w="752"/>
+        <w:gridCol w:w="752"/>
+      </w:tblGrid>
+      <w:tr>
+        <w:trPr>
+          <w:trHeight w:val="420" w:hRule="atLeast"/>
+        </w:trPr>
+        <w:tc>
+          <w:tcPr>
+            <w:tcW w:type="dxa" w:w="9024"/>
+            <w:gridSpan w:val="12"/>
+            <w:vMerge w:val="restart"/>
+            <w:tcMar>
+              <w:top w:w="20" w:type="dxa"/>
+              <w:left w:w="60" w:type="dxa"/>
+              <w:bottom w:w="20" w:type="dxa"/>
+              <w:right w:w="60" w:type="dxa"/>
+            </w:tcMar>
+            <w:vAlign w:val="top"/>
+          </w:tcPr>
+          <w:p>
+            <w:pPr>
+              <w:spacing w:line="288" w:lineRule="auto" w:after="0"/>
+              <w:jc w:val="left"/>
+            </w:pPr>
+            <w:r>
+              <w:rPr>
+                <w:b/>
+                <w:i w:val="0"/>
+                <w:color w:val="1F4E78"/>
+                <w:sz w:val="34"/>
+              </w:rPr>
+              <w:t>Inauguration of Advanced High-Performance AI Computing Lab</w:t>
+            </w:r>
+          </w:p>
+        </w:tc>
+      </w:tr>
+      <w:tr>
+        <w:trPr>
+          <w:trHeight w:val="420" w:hRule="atLeast"/>
+        </w:trPr>
+        <w:tc>
+          <w:tcPr>
+            <w:tcW w:type="dxa" w:w="9024"/>
+            <w:gridSpan w:val="12"/>
+            <w:vMerge/>
+          </w:tcPr>
+          <w:p/>
+        </w:tc>
+      </w:tr>
+      <w:tr>
+        <w:trPr>
+          <w:trHeight w:val="420" w:hRule="atLeast"/>
+        </w:trPr>
+        <w:tc>
+          <w:tcPr>
+            <w:tcW w:type="dxa" w:w="9024"/>
+            <w:gridSpan w:val="12"/>
+            <w:vMerge/>
+          </w:tcPr>
+          <w:p/>
+        </w:tc>
+      </w:tr>
+      <w:tr>
+        <w:trPr>
+          <w:trHeight w:val="420" w:hRule="atLeast"/>
+        </w:trPr>
+        <w:tc>
+          <w:tcPr>
+            <w:tcW w:type="dxa" w:w="9024"/>
+            <w:gridSpan w:val="12"/>
+            <w:tcMar>
+              <w:top w:w="20" w:type="dxa"/>
+              <w:left w:w="60" w:type="dxa"/>
+              <w:bottom w:w="20" w:type="dxa"/>
+              <w:right w:w="60" w:type="dxa"/>
+            </w:tcMar>
+            <w:vAlign w:val="top"/>
+          </w:tcPr>
+          <w:p>
+            <w:pPr>
+              <w:spacing w:after="0"/>
+              <w:jc w:val="left"/>
+            </w:pPr>
+            <w:r>
+              <w:rPr>
+                <w:b/>
+                <w:i w:val="0"/>
+                <w:color w:val="5A6B7C"/>
+                <w:sz w:val="22"/>
+              </w:rPr>
+              <w:t>By Dr. A. Sharma, Prof. R. Varma</w:t>
+            </w:r>
+          </w:p>
+        </w:tc>
+      </w:tr>
+      <w:tr>
+        <w:trPr>
+          <w:trHeight w:val="420" w:hRule="atLeast"/>
+        </w:trPr>
+        <w:tc>
+          <w:tcPr>
+            <w:tcW w:type="dxa" w:w="9024"/>
+            <w:gridSpan w:val="12"/>
+            <w:vMerge w:val="restart"/>
+            <w:tcMar>
+              <w:top w:w="20" w:type="dxa"/>
+              <w:left w:w="60" w:type="dxa"/>
+              <w:bottom w:w="20" w:type="dxa"/>
+              <w:right w:w="60" w:type="dxa"/>
+            </w:tcMar>
+            <w:vAlign w:val="top"/>
+          </w:tcPr>
+          <w:p>
+            <w:pPr>
+              <w:spacing w:line="384" w:lineRule="auto" w:after="0"/>
+              <w:jc w:val="left"/>
+            </w:pPr>
+            <w:r>
+              <w:rPr>
+                <w:b w:val="0"/>
+                <w:i w:val="0"/>
+                <w:color w:val="222222"/>
+                <w:sz w:val="22"/>
+              </w:rPr>
+              <w:t>Upgraded departmental computing facility with 40 high-end GPU workstations dedicated to Deep Learning, Computer Vision, and Data Analytics labs.</w:t>
+            </w:r>
+          </w:p>
+        </w:tc>
+      </w:tr>
+      <w:tr>
+        <w:trPr>
+          <w:trHeight w:val="420" w:hRule="atLeast"/>
+        </w:trPr>
+        <w:tc>
+          <w:tcPr>
+            <w:tcW w:type="dxa" w:w="9024"/>
+            <w:gridSpan w:val="12"/>
+            <w:vMerge/>
+          </w:tcPr>
+          <w:p/>
+        </w:tc>
+      </w:tr>
+      <w:tr>
+        <w:trPr>
+          <w:trHeight w:val="420" w:hRule="atLeast"/>
+        </w:trPr>
+        <w:tc>
+          <w:tcPr>
+            <w:tcW w:type="dxa" w:w="9024"/>
+            <w:gridSpan w:val="12"/>
+            <w:vMerge/>
+          </w:tcPr>
+          <w:p/>
+        </w:tc>
+      </w:tr>
+      <w:tr>
+        <w:trPr>
+          <w:trHeight w:val="420" w:hRule="atLeast"/>
+        </w:trPr>
+        <w:tc>
+          <w:tcPr>
+            <w:tcW w:type="dxa" w:w="9024"/>
+            <w:gridSpan w:val="12"/>
+            <w:vMerge/>
+          </w:tcPr>
+          <w:p/>
+        </w:tc>
+      </w:tr>
+      <w:tr>
+        <w:trPr>
+          <w:trHeight w:val="420" w:hRule="atLeast"/>
+        </w:trPr>
+        <w:tc>
+          <w:tcPr>
+            <w:tcW w:type="dxa" w:w="9024"/>
+            <w:gridSpan w:val="12"/>
+            <w:vMerge/>
+          </w:tcPr>
+          <w:p/>
+        </w:tc>
+      </w:tr>
+      <w:tr>
+        <w:trPr>
+          <w:trHeight w:val="420" w:hRule="atLeast"/>
+        </w:trPr>
+        <w:tc>
+          <w:tcPr>
+            <w:tcW w:type="dxa" w:w="9024"/>
+            <w:gridSpan w:val="12"/>
+            <w:vMerge/>
+          </w:tcPr>
+          <w:p/>
+        </w:tc>
+      </w:tr>
+      <w:tr>
+        <w:trPr>
+          <w:trHeight w:val="420" w:hRule="atLeast"/>
+        </w:trPr>
+        <w:tc>
+          <w:tcPr>
+            <w:tcW w:type="dxa" w:w="9024"/>
+            <w:gridSpan w:val="12"/>
+            <w:tcMar>
+              <w:top w:w="20" w:type="dxa"/>
+              <w:left w:w="60" w:type="dxa"/>
+              <w:bottom w:w="20" w:type="dxa"/>
+              <w:right w:w="60" w:type="dxa"/>
+            </w:tcMar>
+            <w:vAlign w:val="top"/>
+          </w:tcPr>
+          <w:p>
+            <w:pPr>
+              <w:pBdr>
+                <w:bottom w:val="single" w:sz="6" w:space="1" w:color="E2E8F0"/>
+              </w:pBdr>
+              <w:spacing w:before="0" w:after="0"/>
+            </w:pPr>
+          </w:p>
+        </w:tc>
+      </w:tr>
+    </w:tbl>
     <w:sectPr>
       <w:pgSz w:w="11909" w:h="16834"/>
       <w:pgMar w:top="1152" w:right="1440" w:bottom="1152" w:left="1440" w:header="720" w:footer="720" w:gutter="0"/>
